--- a/backend/templates/executacao_alimentos_penhora.docx
+++ b/backend/templates/executacao_alimentos_penhora.docx
@@ -206,14 +206,6 @@
         </w:rPr>
         <w:t xml:space="preserve"> {</w:t>
       </w:r>
-      <w:r>
-        <w:rPr>
-          <w:rFonts w:ascii="Arial" w:hAnsi="Arial" w:cs="Arial"/>
-          <w:sz w:val="24"/>
-          <w:szCs w:val="24"/>
-        </w:rPr>
-        <w:t xml:space="preserve"> </w:t>
-      </w:r>
       <w:proofErr w:type="spellStart"/>
       <w:r>
         <w:rPr>
@@ -224,14 +216,6 @@
         <w:t>nascimento</w:t>
       </w:r>
       <w:proofErr w:type="spellEnd"/>
-      <w:r>
-        <w:rPr>
-          <w:rFonts w:ascii="Arial" w:hAnsi="Arial" w:cs="Arial"/>
-          <w:sz w:val="24"/>
-          <w:szCs w:val="24"/>
-        </w:rPr>
-        <w:t xml:space="preserve"> </w:t>
-      </w:r>
       <w:r>
         <w:rPr>
           <w:rFonts w:ascii="Arial" w:hAnsi="Arial" w:cs="Arial"/>
@@ -462,7 +446,25 @@
           <w:sz w:val="24"/>
           <w:szCs w:val="24"/>
         </w:rPr>
-        <w:t xml:space="preserve">, inscrita no RG sob o n. </w:t>
+        <w:t xml:space="preserve">, </w:t>
+      </w:r>
+      <w:proofErr w:type="spellStart"/>
+      <w:r>
+        <w:rPr>
+          <w:rFonts w:ascii="Arial" w:hAnsi="Arial" w:cs="Arial"/>
+          <w:sz w:val="24"/>
+          <w:szCs w:val="24"/>
+        </w:rPr>
+        <w:t>inscrita</w:t>
+      </w:r>
+      <w:proofErr w:type="spellEnd"/>
+      <w:r>
+        <w:rPr>
+          <w:rFonts w:ascii="Arial" w:hAnsi="Arial" w:cs="Arial"/>
+          <w:sz w:val="24"/>
+          <w:szCs w:val="24"/>
+        </w:rPr>
+        <w:t xml:space="preserve"> no RG sob o n. </w:t>
       </w:r>
       <w:r>
         <w:rPr>
@@ -861,7 +863,25 @@
           <w:sz w:val="24"/>
           <w:szCs w:val="24"/>
         </w:rPr>
-        <w:t xml:space="preserve">} e {nome_pai_executado}, RG: </w:t>
+        <w:t>} e {</w:t>
+      </w:r>
+      <w:proofErr w:type="spellStart"/>
+      <w:r>
+        <w:rPr>
+          <w:rFonts w:ascii="Arial" w:hAnsi="Arial" w:cs="Arial"/>
+          <w:sz w:val="24"/>
+          <w:szCs w:val="24"/>
+        </w:rPr>
+        <w:t>nome_pai_executado</w:t>
+      </w:r>
+      <w:proofErr w:type="spellEnd"/>
+      <w:r>
+        <w:rPr>
+          <w:rFonts w:ascii="Arial" w:hAnsi="Arial" w:cs="Arial"/>
+          <w:sz w:val="24"/>
+          <w:szCs w:val="24"/>
+        </w:rPr>
+        <w:t xml:space="preserve">}, RG: </w:t>
       </w:r>
       <w:r>
         <w:rPr>
@@ -895,7 +915,43 @@
           <w:sz w:val="24"/>
           <w:szCs w:val="24"/>
         </w:rPr>
-        <w:t xml:space="preserve">, {emissor_rg_executado}, CPF: {cpf_executado} || </w:t>
+        <w:t>, {</w:t>
+      </w:r>
+      <w:proofErr w:type="spellStart"/>
+      <w:r>
+        <w:rPr>
+          <w:rFonts w:ascii="Arial" w:hAnsi="Arial" w:cs="Arial"/>
+          <w:sz w:val="24"/>
+          <w:szCs w:val="24"/>
+        </w:rPr>
+        <w:t>emissor_rg_executado</w:t>
+      </w:r>
+      <w:proofErr w:type="spellEnd"/>
+      <w:r>
+        <w:rPr>
+          <w:rFonts w:ascii="Arial" w:hAnsi="Arial" w:cs="Arial"/>
+          <w:sz w:val="24"/>
+          <w:szCs w:val="24"/>
+        </w:rPr>
+        <w:t>}, CPF: {</w:t>
+      </w:r>
+      <w:proofErr w:type="spellStart"/>
+      <w:r>
+        <w:rPr>
+          <w:rFonts w:ascii="Arial" w:hAnsi="Arial" w:cs="Arial"/>
+          <w:sz w:val="24"/>
+          <w:szCs w:val="24"/>
+        </w:rPr>
+        <w:t>cpf_executado</w:t>
+      </w:r>
+      <w:proofErr w:type="spellEnd"/>
+      <w:r>
+        <w:rPr>
+          <w:rFonts w:ascii="Arial" w:hAnsi="Arial" w:cs="Arial"/>
+          <w:sz w:val="24"/>
+          <w:szCs w:val="24"/>
+        </w:rPr>
+        <w:t xml:space="preserve">} || </w:t>
       </w:r>
       <w:r>
         <w:rPr>
@@ -1161,9 +1217,9 @@
           <w:sz w:val="24"/>
           <w:szCs w:val="24"/>
         </w:rPr>
-        <w:t>percentual_salario_</w:t>
-      </w:r>
-      <w:proofErr w:type="gramStart"/>
+        <w:t>percentual_salario_minimo</w:t>
+      </w:r>
+      <w:proofErr w:type="spellEnd"/>
       <w:r>
         <w:rPr>
           <w:rFonts w:ascii="Arial" w:hAnsi="Arial" w:cs="Arial"/>
@@ -1173,9 +1229,9 @@
           <w:sz w:val="24"/>
           <w:szCs w:val="24"/>
         </w:rPr>
-        <w:t>minimo</w:t>
-      </w:r>
-      <w:proofErr w:type="spellEnd"/>
+        <w:t xml:space="preserve">}% do </w:t>
+      </w:r>
+      <w:proofErr w:type="spellStart"/>
       <w:r>
         <w:rPr>
           <w:rFonts w:ascii="Arial" w:hAnsi="Arial" w:cs="Arial"/>
@@ -1185,9 +1241,9 @@
           <w:sz w:val="24"/>
           <w:szCs w:val="24"/>
         </w:rPr>
-        <w:t>}%</w:t>
-      </w:r>
-      <w:proofErr w:type="gramEnd"/>
+        <w:t>salário</w:t>
+      </w:r>
+      <w:proofErr w:type="spellEnd"/>
       <w:r>
         <w:rPr>
           <w:rFonts w:ascii="Arial" w:hAnsi="Arial" w:cs="Arial"/>
@@ -1197,7 +1253,7 @@
           <w:sz w:val="24"/>
           <w:szCs w:val="24"/>
         </w:rPr>
-        <w:t xml:space="preserve"> do </w:t>
+        <w:t xml:space="preserve"> </w:t>
       </w:r>
       <w:proofErr w:type="spellStart"/>
       <w:r>
@@ -1209,7 +1265,7 @@
           <w:sz w:val="24"/>
           <w:szCs w:val="24"/>
         </w:rPr>
-        <w:t>salário</w:t>
+        <w:t>mínimo</w:t>
       </w:r>
       <w:proofErr w:type="spellEnd"/>
       <w:r>
@@ -1233,7 +1289,7 @@
           <w:sz w:val="24"/>
           <w:szCs w:val="24"/>
         </w:rPr>
-        <w:t>mínimo</w:t>
+        <w:t>vigente</w:t>
       </w:r>
       <w:proofErr w:type="spellEnd"/>
       <w:r>
@@ -1245,7 +1301,7 @@
           <w:sz w:val="24"/>
           <w:szCs w:val="24"/>
         </w:rPr>
-        <w:t xml:space="preserve"> vigente,</w:t>
+        <w:t>,</w:t>
       </w:r>
       <w:r>
         <w:rPr>

--- a/backend/templates/executacao_alimentos_penhora.docx
+++ b/backend/templates/executacao_alimentos_penhora.docx
@@ -20,7 +20,37 @@
           <w:sz w:val="24"/>
           <w:szCs w:val="24"/>
         </w:rPr>
-        <w:t>AO JUÍZO DA {VARA} DE FAMÍLIA DA COMARCA DE {CIDADE}</w:t>
+        <w:t xml:space="preserve">AO JUÍZO DA {VARA} DE FAMÍLIA DA COMARCA DE </w:t>
+      </w:r>
+      <w:r>
+        <w:rPr>
+          <w:rFonts w:ascii="Arial" w:hAnsi="Arial" w:cs="Arial"/>
+          <w:b/>
+          <w:bCs/>
+          <w:sz w:val="24"/>
+          <w:szCs w:val="24"/>
+        </w:rPr>
+        <w:t>{</w:t>
+      </w:r>
+      <w:r>
+        <w:rPr>
+          <w:rFonts w:ascii="Arial" w:hAnsi="Arial" w:cs="Arial"/>
+          <w:b/>
+          <w:bCs/>
+          <w:sz w:val="24"/>
+          <w:szCs w:val="24"/>
+        </w:rPr>
+        <w:t>CIDADEASSINATURA</w:t>
+      </w:r>
+      <w:r>
+        <w:rPr>
+          <w:rFonts w:ascii="Arial" w:hAnsi="Arial" w:cs="Arial"/>
+          <w:b/>
+          <w:bCs/>
+          <w:sz w:val="24"/>
+          <w:szCs w:val="24"/>
+        </w:rPr>
+        <w:t>}</w:t>
       </w:r>
     </w:p>
     <w:p>
@@ -138,7 +168,7 @@
           <w:rFonts w:ascii="Arial" w:hAnsi="Arial" w:cs="Arial"/>
           <w:b/>
           <w:bCs/>
-          <w:color w:val="0000FF"/>
+          <w:color w:val="000000" w:themeColor="text1"/>
           <w:sz w:val="24"/>
           <w:szCs w:val="24"/>
         </w:rPr>
@@ -701,13 +731,16 @@
           <w:rFonts w:ascii="Arial" w:hAnsi="Arial" w:cs="Arial"/>
           <w:b/>
           <w:bCs/>
-          <w:color w:val="EE0000"/>
+          <w:color w:val="000000" w:themeColor="text1"/>
           <w:sz w:val="24"/>
           <w:szCs w:val="24"/>
         </w:rPr>
         <w:t>EXECUTADO(A):</w:t>
       </w:r>
       <w:r>
+        <w:rPr>
+          <w:color w:val="000000" w:themeColor="text1"/>
+        </w:rPr>
         <w:t xml:space="preserve"> </w:t>
       </w:r>
       <w:r>
@@ -1056,6 +1089,7 @@
       <w:pPr>
         <w:rPr>
           <w:rFonts w:ascii="Arial" w:hAnsi="Arial" w:cs="Arial"/>
+          <w:color w:val="000000" w:themeColor="text1"/>
           <w:sz w:val="24"/>
           <w:szCs w:val="24"/>
         </w:rPr>
@@ -1128,14 +1162,23 @@
           <w:sz w:val="24"/>
           <w:szCs w:val="24"/>
         </w:rPr>
-        <w:t xml:space="preserve"> no proc. </w:t>
+        <w:t xml:space="preserve"> no proc</w:t>
+      </w:r>
+      <w:r>
+        <w:rPr>
+          <w:rFonts w:ascii="Arial" w:hAnsi="Arial" w:cs="Arial"/>
+          <w:color w:val="000000" w:themeColor="text1"/>
+          <w:sz w:val="24"/>
+          <w:szCs w:val="24"/>
+        </w:rPr>
+        <w:t xml:space="preserve">. </w:t>
       </w:r>
       <w:r>
         <w:rPr>
           <w:rFonts w:ascii="Arial" w:hAnsi="Arial" w:cs="Arial"/>
           <w:b/>
           <w:bCs/>
-          <w:color w:val="0000FF"/>
+          <w:color w:val="000000" w:themeColor="text1"/>
           <w:sz w:val="24"/>
           <w:szCs w:val="24"/>
         </w:rPr>
@@ -1147,7 +1190,7 @@
           <w:rFonts w:ascii="Arial" w:hAnsi="Arial" w:cs="Arial"/>
           <w:b/>
           <w:bCs/>
-          <w:color w:val="0000FF"/>
+          <w:color w:val="000000" w:themeColor="text1"/>
           <w:sz w:val="24"/>
           <w:szCs w:val="24"/>
         </w:rPr>
@@ -1159,7 +1202,7 @@
           <w:rFonts w:ascii="Arial" w:hAnsi="Arial" w:cs="Arial"/>
           <w:b/>
           <w:bCs/>
-          <w:color w:val="0000FF"/>
+          <w:color w:val="000000" w:themeColor="text1"/>
           <w:sz w:val="24"/>
           <w:szCs w:val="24"/>
         </w:rPr>
@@ -1168,11 +1211,51 @@
       <w:r>
         <w:rPr>
           <w:rFonts w:ascii="Arial" w:hAnsi="Arial" w:cs="Arial"/>
-          <w:color w:val="0000FF"/>
-          <w:sz w:val="24"/>
-          <w:szCs w:val="24"/>
-        </w:rPr>
-        <w:t xml:space="preserve"> {VARA} Vara de Família de {CIDADE}.</w:t>
+          <w:color w:val="000000" w:themeColor="text1"/>
+          <w:sz w:val="24"/>
+          <w:szCs w:val="24"/>
+        </w:rPr>
+        <w:t xml:space="preserve"> {</w:t>
+      </w:r>
+      <w:proofErr w:type="spellStart"/>
+      <w:r>
+        <w:rPr>
+          <w:rFonts w:ascii="Arial" w:hAnsi="Arial" w:cs="Arial"/>
+          <w:color w:val="000000" w:themeColor="text1"/>
+          <w:sz w:val="24"/>
+          <w:szCs w:val="24"/>
+        </w:rPr>
+        <w:t>varaOriginaria</w:t>
+      </w:r>
+      <w:proofErr w:type="spellEnd"/>
+      <w:r>
+        <w:rPr>
+          <w:rFonts w:ascii="Arial" w:hAnsi="Arial" w:cs="Arial"/>
+          <w:color w:val="000000" w:themeColor="text1"/>
+          <w:sz w:val="24"/>
+          <w:szCs w:val="24"/>
+        </w:rPr>
+        <w:t>} Vara de Família de {</w:t>
+      </w:r>
+      <w:proofErr w:type="spellStart"/>
+      <w:r>
+        <w:rPr>
+          <w:rFonts w:ascii="Arial" w:hAnsi="Arial" w:cs="Arial"/>
+          <w:color w:val="000000" w:themeColor="text1"/>
+          <w:sz w:val="24"/>
+          <w:szCs w:val="24"/>
+        </w:rPr>
+        <w:t>cidadeOriginaria</w:t>
+      </w:r>
+      <w:proofErr w:type="spellEnd"/>
+      <w:r>
+        <w:rPr>
+          <w:rFonts w:ascii="Arial" w:hAnsi="Arial" w:cs="Arial"/>
+          <w:color w:val="000000" w:themeColor="text1"/>
+          <w:sz w:val="24"/>
+          <w:szCs w:val="24"/>
+        </w:rPr>
+        <w:t>}.</w:t>
       </w:r>
     </w:p>
     <w:p>
@@ -1181,7 +1264,7 @@
           <w:rFonts w:ascii="Arial" w:hAnsi="Arial" w:cs="Arial"/>
           <w:b/>
           <w:bCs/>
-          <w:color w:val="0000FF"/>
+          <w:color w:val="000000" w:themeColor="text1"/>
           <w:sz w:val="24"/>
           <w:szCs w:val="24"/>
         </w:rPr>
@@ -1201,7 +1284,7 @@
           <w:rFonts w:ascii="Arial" w:hAnsi="Arial" w:cs="Arial"/>
           <w:b/>
           <w:bCs/>
-          <w:color w:val="0000FF"/>
+          <w:color w:val="000000" w:themeColor="text1"/>
           <w:sz w:val="24"/>
           <w:szCs w:val="24"/>
         </w:rPr>
@@ -1213,47 +1296,47 @@
           <w:rFonts w:ascii="Arial" w:hAnsi="Arial" w:cs="Arial"/>
           <w:b/>
           <w:bCs/>
-          <w:color w:val="0000FF"/>
-          <w:sz w:val="24"/>
-          <w:szCs w:val="24"/>
-        </w:rPr>
-        <w:t>percentual_salario_minimo</w:t>
-      </w:r>
-      <w:proofErr w:type="spellEnd"/>
+          <w:color w:val="000000" w:themeColor="text1"/>
+          <w:sz w:val="24"/>
+          <w:szCs w:val="24"/>
+        </w:rPr>
+        <w:t>percentual_salario_</w:t>
+      </w:r>
+      <w:proofErr w:type="gramStart"/>
       <w:r>
         <w:rPr>
           <w:rFonts w:ascii="Arial" w:hAnsi="Arial" w:cs="Arial"/>
           <w:b/>
           <w:bCs/>
-          <w:color w:val="0000FF"/>
-          <w:sz w:val="24"/>
-          <w:szCs w:val="24"/>
-        </w:rPr>
-        <w:t xml:space="preserve">}% do </w:t>
-      </w:r>
-      <w:proofErr w:type="spellStart"/>
+          <w:color w:val="000000" w:themeColor="text1"/>
+          <w:sz w:val="24"/>
+          <w:szCs w:val="24"/>
+        </w:rPr>
+        <w:t>minimo</w:t>
+      </w:r>
+      <w:proofErr w:type="spellEnd"/>
       <w:r>
         <w:rPr>
           <w:rFonts w:ascii="Arial" w:hAnsi="Arial" w:cs="Arial"/>
           <w:b/>
           <w:bCs/>
-          <w:color w:val="0000FF"/>
-          <w:sz w:val="24"/>
-          <w:szCs w:val="24"/>
-        </w:rPr>
-        <w:t>salário</w:t>
-      </w:r>
-      <w:proofErr w:type="spellEnd"/>
+          <w:color w:val="000000" w:themeColor="text1"/>
+          <w:sz w:val="24"/>
+          <w:szCs w:val="24"/>
+        </w:rPr>
+        <w:t>}%</w:t>
+      </w:r>
+      <w:proofErr w:type="gramEnd"/>
       <w:r>
         <w:rPr>
           <w:rFonts w:ascii="Arial" w:hAnsi="Arial" w:cs="Arial"/>
           <w:b/>
           <w:bCs/>
-          <w:color w:val="0000FF"/>
-          <w:sz w:val="24"/>
-          <w:szCs w:val="24"/>
-        </w:rPr>
-        <w:t xml:space="preserve"> </w:t>
+          <w:color w:val="000000" w:themeColor="text1"/>
+          <w:sz w:val="24"/>
+          <w:szCs w:val="24"/>
+        </w:rPr>
+        <w:t xml:space="preserve"> do </w:t>
       </w:r>
       <w:proofErr w:type="spellStart"/>
       <w:r>
@@ -1261,11 +1344,11 @@
           <w:rFonts w:ascii="Arial" w:hAnsi="Arial" w:cs="Arial"/>
           <w:b/>
           <w:bCs/>
-          <w:color w:val="0000FF"/>
-          <w:sz w:val="24"/>
-          <w:szCs w:val="24"/>
-        </w:rPr>
-        <w:t>mínimo</w:t>
+          <w:color w:val="000000" w:themeColor="text1"/>
+          <w:sz w:val="24"/>
+          <w:szCs w:val="24"/>
+        </w:rPr>
+        <w:t>salário</w:t>
       </w:r>
       <w:proofErr w:type="spellEnd"/>
       <w:r>
@@ -1273,7 +1356,7 @@
           <w:rFonts w:ascii="Arial" w:hAnsi="Arial" w:cs="Arial"/>
           <w:b/>
           <w:bCs/>
-          <w:color w:val="0000FF"/>
+          <w:color w:val="000000" w:themeColor="text1"/>
           <w:sz w:val="24"/>
           <w:szCs w:val="24"/>
         </w:rPr>
@@ -1285,11 +1368,11 @@
           <w:rFonts w:ascii="Arial" w:hAnsi="Arial" w:cs="Arial"/>
           <w:b/>
           <w:bCs/>
-          <w:color w:val="0000FF"/>
-          <w:sz w:val="24"/>
-          <w:szCs w:val="24"/>
-        </w:rPr>
-        <w:t>vigente</w:t>
+          <w:color w:val="000000" w:themeColor="text1"/>
+          <w:sz w:val="24"/>
+          <w:szCs w:val="24"/>
+        </w:rPr>
+        <w:t>mínimo</w:t>
       </w:r>
       <w:proofErr w:type="spellEnd"/>
       <w:r>
@@ -1297,113 +1380,118 @@
           <w:rFonts w:ascii="Arial" w:hAnsi="Arial" w:cs="Arial"/>
           <w:b/>
           <w:bCs/>
-          <w:color w:val="0000FF"/>
-          <w:sz w:val="24"/>
-          <w:szCs w:val="24"/>
-        </w:rPr>
-        <w:t>,</w:t>
-      </w:r>
-      <w:r>
-        <w:rPr>
-          <w:rFonts w:ascii="Arial" w:hAnsi="Arial" w:cs="Arial"/>
+          <w:color w:val="000000" w:themeColor="text1"/>
           <w:sz w:val="24"/>
           <w:szCs w:val="24"/>
         </w:rPr>
         <w:t xml:space="preserve"> </w:t>
       </w:r>
       <w:proofErr w:type="spellStart"/>
-      <w:r>
-        <w:rPr>
-          <w:rFonts w:ascii="Arial" w:hAnsi="Arial" w:cs="Arial"/>
-          <w:sz w:val="24"/>
-          <w:szCs w:val="24"/>
-        </w:rPr>
-        <w:t>até</w:t>
-      </w:r>
-      <w:proofErr w:type="spellEnd"/>
-      <w:r>
-        <w:rPr>
-          <w:rFonts w:ascii="Arial" w:hAnsi="Arial" w:cs="Arial"/>
-          <w:sz w:val="24"/>
-          <w:szCs w:val="24"/>
-        </w:rPr>
-        <w:t xml:space="preserve"> </w:t>
-      </w:r>
-      <w:proofErr w:type="spellStart"/>
-      <w:r>
-        <w:rPr>
-          <w:rFonts w:ascii="Arial" w:hAnsi="Arial" w:cs="Arial"/>
-          <w:sz w:val="24"/>
-          <w:szCs w:val="24"/>
-        </w:rPr>
-        <w:t>dia</w:t>
-      </w:r>
-      <w:proofErr w:type="spellEnd"/>
-      <w:r>
-        <w:rPr>
-          <w:rFonts w:ascii="Arial" w:hAnsi="Arial" w:cs="Arial"/>
-          <w:sz w:val="24"/>
-          <w:szCs w:val="24"/>
-        </w:rPr>
-        <w:t xml:space="preserve"> </w:t>
-      </w:r>
       <w:r>
         <w:rPr>
           <w:rFonts w:ascii="Arial" w:hAnsi="Arial" w:cs="Arial"/>
           <w:b/>
           <w:bCs/>
-          <w:color w:val="0000FF"/>
-          <w:sz w:val="24"/>
-          <w:szCs w:val="24"/>
-        </w:rPr>
-        <w:t>{</w:t>
-      </w:r>
-      <w:proofErr w:type="spellStart"/>
+          <w:color w:val="000000" w:themeColor="text1"/>
+          <w:sz w:val="24"/>
+          <w:szCs w:val="24"/>
+        </w:rPr>
+        <w:t>vigente</w:t>
+      </w:r>
+      <w:proofErr w:type="spellEnd"/>
       <w:r>
         <w:rPr>
           <w:rFonts w:ascii="Arial" w:hAnsi="Arial" w:cs="Arial"/>
           <w:b/>
           <w:bCs/>
-          <w:color w:val="0000FF"/>
+          <w:color w:val="000000" w:themeColor="text1"/>
+          <w:sz w:val="24"/>
+          <w:szCs w:val="24"/>
+        </w:rPr>
+        <w:t>,</w:t>
+      </w:r>
+      <w:r>
+        <w:rPr>
+          <w:rFonts w:ascii="Arial" w:hAnsi="Arial" w:cs="Arial"/>
+          <w:color w:val="000000" w:themeColor="text1"/>
+          <w:sz w:val="24"/>
+          <w:szCs w:val="24"/>
+        </w:rPr>
+        <w:t xml:space="preserve"> </w:t>
+      </w:r>
+      <w:proofErr w:type="spellStart"/>
+      <w:r>
+        <w:rPr>
+          <w:rFonts w:ascii="Arial" w:hAnsi="Arial" w:cs="Arial"/>
+          <w:color w:val="000000" w:themeColor="text1"/>
+          <w:sz w:val="24"/>
+          <w:szCs w:val="24"/>
+        </w:rPr>
+        <w:t>até</w:t>
+      </w:r>
+      <w:proofErr w:type="spellEnd"/>
+      <w:r>
+        <w:rPr>
+          <w:rFonts w:ascii="Arial" w:hAnsi="Arial" w:cs="Arial"/>
+          <w:color w:val="000000" w:themeColor="text1"/>
+          <w:sz w:val="24"/>
+          <w:szCs w:val="24"/>
+        </w:rPr>
+        <w:t xml:space="preserve"> </w:t>
+      </w:r>
+      <w:proofErr w:type="spellStart"/>
+      <w:r>
+        <w:rPr>
+          <w:rFonts w:ascii="Arial" w:hAnsi="Arial" w:cs="Arial"/>
+          <w:color w:val="000000" w:themeColor="text1"/>
           <w:sz w:val="24"/>
           <w:szCs w:val="24"/>
         </w:rPr>
         <w:t>dia</w:t>
+      </w:r>
+      <w:proofErr w:type="spellEnd"/>
+      <w:r>
+        <w:rPr>
+          <w:rFonts w:ascii="Arial" w:hAnsi="Arial" w:cs="Arial"/>
+          <w:color w:val="000000" w:themeColor="text1"/>
+          <w:sz w:val="24"/>
+          <w:szCs w:val="24"/>
+        </w:rPr>
+        <w:t xml:space="preserve"> </w:t>
       </w:r>
       <w:r>
         <w:rPr>
           <w:rFonts w:ascii="Arial" w:hAnsi="Arial" w:cs="Arial"/>
           <w:b/>
           <w:bCs/>
-          <w:color w:val="0000FF"/>
-          <w:sz w:val="24"/>
-          <w:szCs w:val="24"/>
-        </w:rPr>
-        <w:t>_pagamento</w:t>
-      </w:r>
-      <w:proofErr w:type="spellEnd"/>
+          <w:color w:val="000000" w:themeColor="text1"/>
+          <w:sz w:val="24"/>
+          <w:szCs w:val="24"/>
+        </w:rPr>
+        <w:t>{</w:t>
+      </w:r>
+      <w:proofErr w:type="spellStart"/>
       <w:r>
         <w:rPr>
           <w:rFonts w:ascii="Arial" w:hAnsi="Arial" w:cs="Arial"/>
           <w:b/>
           <w:bCs/>
-          <w:color w:val="0000FF"/>
-          <w:sz w:val="24"/>
-          <w:szCs w:val="24"/>
-        </w:rPr>
-        <w:t xml:space="preserve">} de </w:t>
-      </w:r>
-      <w:proofErr w:type="spellStart"/>
+          <w:color w:val="000000" w:themeColor="text1"/>
+          <w:sz w:val="24"/>
+          <w:szCs w:val="24"/>
+        </w:rPr>
+        <w:t>dia</w:t>
+      </w:r>
       <w:r>
         <w:rPr>
           <w:rFonts w:ascii="Arial" w:hAnsi="Arial" w:cs="Arial"/>
           <w:b/>
           <w:bCs/>
-          <w:color w:val="0000FF"/>
-          <w:sz w:val="24"/>
-          <w:szCs w:val="24"/>
-        </w:rPr>
-        <w:t>cada</w:t>
+          <w:color w:val="000000" w:themeColor="text1"/>
+          <w:sz w:val="24"/>
+          <w:szCs w:val="24"/>
+        </w:rPr>
+        <w:t>_pagamento</w:t>
       </w:r>
       <w:proofErr w:type="spellEnd"/>
       <w:r>
@@ -1411,11 +1499,11 @@
           <w:rFonts w:ascii="Arial" w:hAnsi="Arial" w:cs="Arial"/>
           <w:b/>
           <w:bCs/>
-          <w:color w:val="0000FF"/>
-          <w:sz w:val="24"/>
-          <w:szCs w:val="24"/>
-        </w:rPr>
-        <w:t xml:space="preserve"> </w:t>
+          <w:color w:val="000000" w:themeColor="text1"/>
+          <w:sz w:val="24"/>
+          <w:szCs w:val="24"/>
+        </w:rPr>
+        <w:t xml:space="preserve">} de </w:t>
       </w:r>
       <w:proofErr w:type="spellStart"/>
       <w:r>
@@ -1423,11 +1511,11 @@
           <w:rFonts w:ascii="Arial" w:hAnsi="Arial" w:cs="Arial"/>
           <w:b/>
           <w:bCs/>
-          <w:color w:val="0000FF"/>
-          <w:sz w:val="24"/>
-          <w:szCs w:val="24"/>
-        </w:rPr>
-        <w:t>mês</w:t>
+          <w:color w:val="000000" w:themeColor="text1"/>
+          <w:sz w:val="24"/>
+          <w:szCs w:val="24"/>
+        </w:rPr>
+        <w:t>cada</w:t>
       </w:r>
       <w:proofErr w:type="spellEnd"/>
       <w:r>
@@ -1435,7 +1523,31 @@
           <w:rFonts w:ascii="Arial" w:hAnsi="Arial" w:cs="Arial"/>
           <w:b/>
           <w:bCs/>
-          <w:color w:val="0000FF"/>
+          <w:color w:val="000000" w:themeColor="text1"/>
+          <w:sz w:val="24"/>
+          <w:szCs w:val="24"/>
+        </w:rPr>
+        <w:t xml:space="preserve"> </w:t>
+      </w:r>
+      <w:proofErr w:type="spellStart"/>
+      <w:r>
+        <w:rPr>
+          <w:rFonts w:ascii="Arial" w:hAnsi="Arial" w:cs="Arial"/>
+          <w:b/>
+          <w:bCs/>
+          <w:color w:val="000000" w:themeColor="text1"/>
+          <w:sz w:val="24"/>
+          <w:szCs w:val="24"/>
+        </w:rPr>
+        <w:t>mês</w:t>
+      </w:r>
+      <w:proofErr w:type="spellEnd"/>
+      <w:r>
+        <w:rPr>
+          <w:rFonts w:ascii="Arial" w:hAnsi="Arial" w:cs="Arial"/>
+          <w:b/>
+          <w:bCs/>
+          <w:color w:val="000000" w:themeColor="text1"/>
           <w:sz w:val="24"/>
           <w:szCs w:val="24"/>
         </w:rPr>
@@ -1467,7 +1579,7 @@
           <w:rFonts w:ascii="Arial" w:hAnsi="Arial" w:cs="Arial"/>
           <w:b/>
           <w:bCs/>
-          <w:color w:val="008000"/>
+          <w:color w:val="000000" w:themeColor="text1"/>
           <w:sz w:val="24"/>
           <w:szCs w:val="24"/>
         </w:rPr>
@@ -1479,7 +1591,7 @@
           <w:rFonts w:ascii="Arial" w:hAnsi="Arial" w:cs="Arial"/>
           <w:b/>
           <w:bCs/>
-          <w:color w:val="008000"/>
+          <w:color w:val="000000" w:themeColor="text1"/>
           <w:sz w:val="24"/>
           <w:szCs w:val="24"/>
         </w:rPr>
@@ -1490,7 +1602,7 @@
           <w:rFonts w:ascii="Arial" w:hAnsi="Arial" w:cs="Arial"/>
           <w:b/>
           <w:bCs/>
-          <w:color w:val="008000"/>
+          <w:color w:val="000000" w:themeColor="text1"/>
           <w:sz w:val="24"/>
           <w:szCs w:val="24"/>
         </w:rPr>
@@ -1502,7 +1614,7 @@
           <w:rFonts w:ascii="Arial" w:hAnsi="Arial" w:cs="Arial"/>
           <w:b/>
           <w:bCs/>
-          <w:color w:val="008000"/>
+          <w:color w:val="000000" w:themeColor="text1"/>
           <w:sz w:val="24"/>
           <w:szCs w:val="24"/>
         </w:rPr>
@@ -1514,7 +1626,7 @@
           <w:rFonts w:ascii="Arial" w:hAnsi="Arial" w:cs="Arial"/>
           <w:b/>
           <w:bCs/>
-          <w:color w:val="008000"/>
+          <w:color w:val="000000" w:themeColor="text1"/>
           <w:sz w:val="24"/>
           <w:szCs w:val="24"/>
         </w:rPr>
@@ -1526,7 +1638,7 @@
           <w:rFonts w:ascii="Arial" w:hAnsi="Arial" w:cs="Arial"/>
           <w:b/>
           <w:bCs/>
-          <w:color w:val="008000"/>
+          <w:color w:val="000000" w:themeColor="text1"/>
           <w:sz w:val="24"/>
           <w:szCs w:val="24"/>
         </w:rPr>
@@ -1539,7 +1651,7 @@
           <w:rFonts w:ascii="Arial" w:hAnsi="Arial" w:cs="Arial"/>
           <w:b/>
           <w:bCs/>
-          <w:color w:val="EE0000"/>
+          <w:color w:val="000000" w:themeColor="text1"/>
           <w:sz w:val="24"/>
           <w:szCs w:val="24"/>
         </w:rPr>
@@ -1559,7 +1671,7 @@
           <w:rFonts w:ascii="Arial" w:hAnsi="Arial" w:cs="Arial"/>
           <w:b/>
           <w:bCs/>
-          <w:color w:val="EE0000"/>
+          <w:color w:val="000000" w:themeColor="text1"/>
           <w:sz w:val="24"/>
           <w:szCs w:val="24"/>
         </w:rPr>
@@ -1571,7 +1683,7 @@
           <w:rFonts w:ascii="Arial" w:hAnsi="Arial" w:cs="Arial"/>
           <w:b/>
           <w:bCs/>
-          <w:color w:val="EE0000"/>
+          <w:color w:val="000000" w:themeColor="text1"/>
           <w:sz w:val="24"/>
           <w:szCs w:val="24"/>
         </w:rPr>
@@ -1583,7 +1695,7 @@
           <w:rFonts w:ascii="Arial" w:hAnsi="Arial" w:cs="Arial"/>
           <w:b/>
           <w:bCs/>
-          <w:color w:val="EE0000"/>
+          <w:color w:val="000000" w:themeColor="text1"/>
           <w:sz w:val="24"/>
           <w:szCs w:val="24"/>
         </w:rPr>
@@ -1633,7 +1745,7 @@
           <w:rFonts w:ascii="Arial" w:hAnsi="Arial" w:cs="Arial"/>
           <w:b/>
           <w:bCs/>
-          <w:color w:val="EE0000"/>
+          <w:color w:val="000000" w:themeColor="text1"/>
           <w:sz w:val="24"/>
           <w:szCs w:val="24"/>
         </w:rPr>
@@ -1645,7 +1757,7 @@
           <w:rFonts w:ascii="Arial" w:hAnsi="Arial" w:cs="Arial"/>
           <w:b/>
           <w:bCs/>
-          <w:color w:val="EE0000"/>
+          <w:color w:val="000000" w:themeColor="text1"/>
           <w:sz w:val="24"/>
           <w:szCs w:val="24"/>
         </w:rPr>
@@ -1656,7 +1768,7 @@
           <w:rFonts w:ascii="Arial" w:hAnsi="Arial" w:cs="Arial"/>
           <w:b/>
           <w:bCs/>
-          <w:color w:val="EE0000"/>
+          <w:color w:val="000000" w:themeColor="text1"/>
           <w:sz w:val="24"/>
           <w:szCs w:val="24"/>
         </w:rPr>
@@ -1668,7 +1780,7 @@
           <w:rFonts w:ascii="Arial" w:hAnsi="Arial" w:cs="Arial"/>
           <w:b/>
           <w:bCs/>
-          <w:color w:val="EE0000"/>
+          <w:color w:val="000000" w:themeColor="text1"/>
           <w:sz w:val="24"/>
           <w:szCs w:val="24"/>
         </w:rPr>
@@ -1680,7 +1792,7 @@
           <w:rFonts w:ascii="Arial" w:hAnsi="Arial" w:cs="Arial"/>
           <w:b/>
           <w:bCs/>
-          <w:color w:val="EE0000"/>
+          <w:color w:val="000000" w:themeColor="text1"/>
           <w:sz w:val="24"/>
           <w:szCs w:val="24"/>
         </w:rPr>
@@ -1691,7 +1803,7 @@
           <w:rFonts w:ascii="Arial" w:hAnsi="Arial" w:cs="Arial"/>
           <w:b/>
           <w:bCs/>
-          <w:color w:val="EE0000"/>
+          <w:color w:val="000000" w:themeColor="text1"/>
           <w:sz w:val="24"/>
           <w:szCs w:val="24"/>
         </w:rPr>
@@ -1702,7 +1814,7 @@
           <w:rFonts w:ascii="Arial" w:hAnsi="Arial" w:cs="Arial"/>
           <w:b/>
           <w:bCs/>
-          <w:color w:val="EE0000"/>
+          <w:color w:val="000000" w:themeColor="text1"/>
           <w:sz w:val="24"/>
           <w:szCs w:val="24"/>
         </w:rPr>
@@ -1714,7 +1826,7 @@
           <w:rFonts w:ascii="Arial" w:hAnsi="Arial" w:cs="Arial"/>
           <w:b/>
           <w:bCs/>
-          <w:color w:val="EE0000"/>
+          <w:color w:val="000000" w:themeColor="text1"/>
           <w:sz w:val="24"/>
           <w:szCs w:val="24"/>
         </w:rPr>
@@ -1723,10 +1835,19 @@
       <w:r>
         <w:rPr>
           <w:rFonts w:ascii="Arial" w:hAnsi="Arial" w:cs="Arial"/>
-          <w:sz w:val="24"/>
-          <w:szCs w:val="24"/>
-        </w:rPr>
-        <w:t xml:space="preserve"> Cálculo anexo com base no salário mínimo, até que sejam apurados os rendimentos do executado no período exequendo.</w:t>
+          <w:color w:val="000000" w:themeColor="text1"/>
+          <w:sz w:val="24"/>
+          <w:szCs w:val="24"/>
+        </w:rPr>
+        <w:t xml:space="preserve"> </w:t>
+      </w:r>
+      <w:r>
+        <w:rPr>
+          <w:rFonts w:ascii="Arial" w:hAnsi="Arial" w:cs="Arial"/>
+          <w:sz w:val="24"/>
+          <w:szCs w:val="24"/>
+        </w:rPr>
+        <w:t>Cálculo anexo com base no salário mínimo, até que sejam apurados os rendimentos do executado no período exequendo.</w:t>
       </w:r>
     </w:p>
     <w:p>
@@ -1827,6 +1948,7 @@
           <w:sz w:val="24"/>
           <w:szCs w:val="24"/>
         </w:rPr>
+        <w:lastRenderedPageBreak/>
         <w:t xml:space="preserve">a. </w:t>
       </w:r>
       <w:r>
@@ -1852,6 +1974,7 @@
       <w:pPr>
         <w:rPr>
           <w:rFonts w:ascii="Arial" w:hAnsi="Arial" w:cs="Arial"/>
+          <w:color w:val="000000" w:themeColor="text1"/>
           <w:sz w:val="24"/>
           <w:szCs w:val="24"/>
         </w:rPr>
@@ -1862,34 +1985,63 @@
           <w:sz w:val="24"/>
           <w:szCs w:val="24"/>
         </w:rPr>
-        <w:lastRenderedPageBreak/>
-        <w:t xml:space="preserve">b. Intimação do executado para </w:t>
+        <w:t xml:space="preserve">b. Intimação do executado </w:t>
+      </w:r>
+      <w:proofErr w:type="gramStart"/>
+      <w:r>
+        <w:rPr>
+          <w:rFonts w:ascii="Arial" w:hAnsi="Arial" w:cs="Arial"/>
+          <w:sz w:val="24"/>
+          <w:szCs w:val="24"/>
+        </w:rPr>
+        <w:t xml:space="preserve">para </w:t>
       </w:r>
       <w:r>
         <w:rPr>
           <w:rFonts w:ascii="Arial" w:hAnsi="Arial" w:cs="Arial"/>
           <w:b/>
           <w:bCs/>
-          <w:color w:val="EE0000"/>
-          <w:sz w:val="24"/>
-          <w:szCs w:val="24"/>
-        </w:rPr>
-        <w:t>PAGAR O DÉBITO</w:t>
-      </w:r>
-      <w:r>
-        <w:rPr>
-          <w:rFonts w:ascii="Arial" w:hAnsi="Arial" w:cs="Arial"/>
-          <w:sz w:val="24"/>
-          <w:szCs w:val="24"/>
-        </w:rPr>
-        <w:t xml:space="preserve">, sob pena de </w:t>
-      </w:r>
+          <w:color w:val="000000" w:themeColor="text1"/>
+          <w:sz w:val="24"/>
+          <w:szCs w:val="24"/>
+        </w:rPr>
+        <w:t>PAGAR</w:t>
+      </w:r>
+      <w:proofErr w:type="gramEnd"/>
       <w:r>
         <w:rPr>
           <w:rFonts w:ascii="Arial" w:hAnsi="Arial" w:cs="Arial"/>
           <w:b/>
           <w:bCs/>
-          <w:color w:val="008000"/>
+          <w:color w:val="000000" w:themeColor="text1"/>
+          <w:sz w:val="24"/>
+          <w:szCs w:val="24"/>
+        </w:rPr>
+        <w:t xml:space="preserve"> O DÉBITO</w:t>
+      </w:r>
+      <w:r>
+        <w:rPr>
+          <w:rFonts w:ascii="Arial" w:hAnsi="Arial" w:cs="Arial"/>
+          <w:sz w:val="24"/>
+          <w:szCs w:val="24"/>
+        </w:rPr>
+        <w:t xml:space="preserve">, sob pena </w:t>
+      </w:r>
+      <w:r>
+        <w:rPr>
+          <w:rFonts w:ascii="Arial" w:hAnsi="Arial" w:cs="Arial"/>
+          <w:color w:val="000000" w:themeColor="text1"/>
+          <w:sz w:val="24"/>
+          <w:szCs w:val="24"/>
+        </w:rPr>
+        <w:t xml:space="preserve">de </w:t>
+      </w:r>
+      <w:r>
+        <w:rPr>
+          <w:rFonts w:ascii="Arial" w:hAnsi="Arial" w:cs="Arial"/>
+          <w:b/>
+          <w:bCs/>
+          <w:color w:val="000000" w:themeColor="text1"/>
           <w:sz w:val="24"/>
           <w:szCs w:val="24"/>
         </w:rPr>
@@ -1898,6 +2050,7 @@
       <w:r>
         <w:rPr>
           <w:rFonts w:ascii="Arial" w:hAnsi="Arial" w:cs="Arial"/>
+          <w:color w:val="000000" w:themeColor="text1"/>
           <w:sz w:val="24"/>
           <w:szCs w:val="24"/>
         </w:rPr>
@@ -1943,6 +2096,7 @@
       <w:pPr>
         <w:rPr>
           <w:rFonts w:ascii="Arial" w:hAnsi="Arial" w:cs="Arial"/>
+          <w:color w:val="000000" w:themeColor="text1"/>
           <w:sz w:val="24"/>
           <w:szCs w:val="24"/>
         </w:rPr>
@@ -1953,14 +2107,23 @@
           <w:sz w:val="24"/>
           <w:szCs w:val="24"/>
         </w:rPr>
-        <w:t xml:space="preserve">d. </w:t>
+        <w:t>d</w:t>
+      </w:r>
+      <w:r>
+        <w:rPr>
+          <w:rFonts w:ascii="Arial" w:hAnsi="Arial" w:cs="Arial"/>
+          <w:color w:val="000000" w:themeColor="text1"/>
+          <w:sz w:val="24"/>
+          <w:szCs w:val="24"/>
+        </w:rPr>
+        <w:t xml:space="preserve">. </w:t>
       </w:r>
       <w:r>
         <w:rPr>
           <w:rFonts w:ascii="Arial" w:hAnsi="Arial" w:cs="Arial"/>
           <w:b/>
           <w:bCs/>
-          <w:color w:val="0000FF"/>
+          <w:color w:val="000000" w:themeColor="text1"/>
           <w:sz w:val="24"/>
           <w:szCs w:val="24"/>
           <w:highlight w:val="yellow"/>
@@ -1970,34 +2133,17 @@
       <w:r>
         <w:rPr>
           <w:rFonts w:ascii="Arial" w:hAnsi="Arial" w:cs="Arial"/>
-          <w:sz w:val="24"/>
-          <w:szCs w:val="24"/>
-        </w:rPr>
-        <w:t xml:space="preserve"> </w:t>
-      </w:r>
-      <w:r>
-        <w:rPr>
-          <w:rFonts w:ascii="Arial" w:hAnsi="Arial" w:cs="Arial"/>
           <w:color w:val="000000" w:themeColor="text1"/>
           <w:sz w:val="24"/>
           <w:szCs w:val="24"/>
         </w:rPr>
-        <w:t>(</w:t>
-      </w:r>
-      <w:r>
-        <w:rPr>
-          <w:rFonts w:ascii="Arial" w:hAnsi="Arial" w:cs="Arial"/>
-          <w:color w:val="0000FF"/>
-          <w:sz w:val="24"/>
-          <w:szCs w:val="24"/>
-        </w:rPr>
-        <w:t>{</w:t>
+        <w:t xml:space="preserve"> ({</w:t>
       </w:r>
       <w:proofErr w:type="spellStart"/>
       <w:r>
         <w:rPr>
           <w:rFonts w:ascii="Arial" w:hAnsi="Arial" w:cs="Arial"/>
-          <w:color w:val="0000FF"/>
+          <w:color w:val="000000" w:themeColor="text1"/>
           <w:sz w:val="24"/>
           <w:szCs w:val="24"/>
         </w:rPr>
@@ -2006,7 +2152,7 @@
       <w:r>
         <w:rPr>
           <w:rFonts w:ascii="Arial" w:hAnsi="Arial" w:cs="Arial"/>
-          <w:color w:val="0000FF"/>
+          <w:color w:val="000000" w:themeColor="text1"/>
           <w:sz w:val="24"/>
           <w:szCs w:val="24"/>
         </w:rPr>
@@ -2016,20 +2162,11 @@
       <w:r>
         <w:rPr>
           <w:rFonts w:ascii="Arial" w:hAnsi="Arial" w:cs="Arial"/>
-          <w:color w:val="0000FF"/>
-          <w:sz w:val="24"/>
-          <w:szCs w:val="24"/>
-        </w:rPr>
-        <w:t>}</w:t>
-      </w:r>
-      <w:r>
-        <w:rPr>
-          <w:rFonts w:ascii="Arial" w:hAnsi="Arial" w:cs="Arial"/>
           <w:color w:val="000000" w:themeColor="text1"/>
           <w:sz w:val="24"/>
           <w:szCs w:val="24"/>
         </w:rPr>
-        <w:t xml:space="preserve">); </w:t>
+        <w:t xml:space="preserve">}); </w:t>
       </w:r>
     </w:p>
     <w:p>

--- a/backend/templates/executacao_alimentos_penhora.docx
+++ b/backend/templates/executacao_alimentos_penhora.docx
@@ -86,6 +86,15 @@
           <w:szCs w:val="24"/>
         </w:rPr>
       </w:r>
+      <w:r>
+        <w:rPr>
+          <w:rFonts w:ascii="Arial" w:hAnsi="Arial" w:cs="Arial"/>
+          <w:b/>
+          <w:bCs/>
+          <w:sz w:val="24"/>
+          <w:szCs w:val="24"/>
+        </w:rPr>
+      </w:r>
     </w:p>
     <w:p>
       <w:pPr>
@@ -98,6 +107,13 @@
           <w:szCs w:val="24"/>
         </w:rPr>
       </w:pPr>
+      <w:r>
+        <w:rPr>
+          <w:rFonts w:ascii="Arial" w:hAnsi="Arial" w:cs="Arial"/>
+          <w:sz w:val="24"/>
+          <w:szCs w:val="24"/>
+        </w:rPr>
+      </w:r>
       <w:r>
         <w:rPr>
           <w:rFonts w:ascii="Arial" w:hAnsi="Arial" w:cs="Arial"/>
@@ -115,7 +131,7 @@
     </w:p>
     <w:tbl>
       <w:tblPr>
-        <w:tblStyle w:val="753"/>
+        <w:tblStyle w:val="948"/>
         <w:tblW w:w="0" w:type="auto"/>
         <w:tblBorders/>
         <w:tblLook w:val="04A0" w:firstRow="1" w:lastRow="0" w:firstColumn="1" w:lastColumn="0" w:noHBand="0" w:noVBand="1"/>
@@ -179,6 +195,15 @@
                 <w:szCs w:val="24"/>
               </w:rPr>
             </w:r>
+            <w:r>
+              <w:rPr>
+                <w:rFonts w:ascii="Arial" w:hAnsi="Arial" w:cs="Arial"/>
+                <w:b/>
+                <w:bCs/>
+                <w:sz w:val="24"/>
+                <w:szCs w:val="24"/>
+              </w:rPr>
+            </w:r>
           </w:p>
         </w:tc>
         <w:tc>
@@ -225,6 +250,16 @@
                 <w:szCs w:val="24"/>
               </w:rPr>
             </w:r>
+            <w:r>
+              <w:rPr>
+                <w:rFonts w:ascii="Arial" w:hAnsi="Arial" w:cs="Arial"/>
+                <w:b/>
+                <w:bCs/>
+                <w:color w:val="339933"/>
+                <w:sz w:val="24"/>
+                <w:szCs w:val="24"/>
+              </w:rPr>
+            </w:r>
           </w:p>
         </w:tc>
       </w:tr>
@@ -240,6 +275,13 @@
           <w:szCs w:val="24"/>
         </w:rPr>
       </w:pPr>
+      <w:r>
+        <w:rPr>
+          <w:rFonts w:ascii="Arial" w:hAnsi="Arial" w:cs="Arial"/>
+          <w:sz w:val="24"/>
+          <w:szCs w:val="24"/>
+        </w:rPr>
+      </w:r>
       <w:r>
         <w:rPr>
           <w:rFonts w:ascii="Arial" w:hAnsi="Arial" w:cs="Arial"/>
@@ -777,18 +819,32 @@
           <w:szCs w:val="24"/>
         </w:rPr>
       </w:r>
-    </w:p>
-    <w:p>
-      <w:pPr>
-        <w:pBdr/>
-        <w:spacing/>
-        <w:ind/>
+      <w:r>
         <w:rPr>
           <w:rFonts w:ascii="Arial" w:hAnsi="Arial" w:cs="Arial"/>
           <w:sz w:val="24"/>
           <w:szCs w:val="24"/>
         </w:rPr>
-      </w:pPr>
+      </w:r>
+    </w:p>
+    <w:p>
+      <w:pPr>
+        <w:pBdr/>
+        <w:spacing/>
+        <w:ind/>
+        <w:rPr>
+          <w:rFonts w:ascii="Arial" w:hAnsi="Arial" w:cs="Arial"/>
+          <w:sz w:val="24"/>
+          <w:szCs w:val="24"/>
+        </w:rPr>
+      </w:pPr>
+      <w:r>
+        <w:rPr>
+          <w:rFonts w:ascii="Arial" w:hAnsi="Arial" w:cs="Arial"/>
+          <w:sz w:val="24"/>
+          <w:szCs w:val="24"/>
+        </w:rPr>
+      </w:r>
       <w:r>
         <w:rPr>
           <w:rFonts w:ascii="Arial" w:hAnsi="Arial" w:cs="Arial"/>
@@ -1057,7 +1113,40 @@
           <w:sz w:val="24"/>
           <w:szCs w:val="24"/>
         </w:rPr>
-        <w:t xml:space="preserve">cpf_executado</w:t>
+        <w:t xml:space="preserve">executado</w:t>
+      </w:r>
+      <w:r>
+        <w:rPr>
+          <w:rFonts w:ascii="Arial" w:hAnsi="Arial" w:cs="Arial"/>
+          <w:sz w:val="24"/>
+          <w:szCs w:val="24"/>
+          <w:lang w:val="pt-BR"/>
+        </w:rPr>
+        <w:t xml:space="preserve">_</w:t>
+      </w:r>
+      <w:r>
+        <w:rPr>
+          <w:rFonts w:ascii="Arial" w:hAnsi="Arial" w:cs="Arial"/>
+          <w:sz w:val="24"/>
+          <w:szCs w:val="24"/>
+        </w:rPr>
+      </w:r>
+      <w:r>
+        <w:rPr>
+          <w:rFonts w:ascii="Arial" w:hAnsi="Arial" w:cs="Arial"/>
+          <w:sz w:val="24"/>
+          <w:szCs w:val="24"/>
+        </w:rPr>
+        <w:t xml:space="preserve">cpf</w:t>
+      </w:r>
+      <w:r/>
+      <w:r>
+        <w:rPr>
+          <w:rFonts w:ascii="Arial" w:hAnsi="Arial" w:cs="Arial"/>
+          <w:sz w:val="24"/>
+          <w:szCs w:val="24"/>
+          <w:lang w:val="pt-BR"/>
+        </w:rPr>
       </w:r>
       <w:r>
         <w:rPr>
@@ -1164,6 +1253,13 @@
           <w:szCs w:val="24"/>
         </w:rPr>
       </w:r>
+      <w:r>
+        <w:rPr>
+          <w:rFonts w:ascii="Arial" w:hAnsi="Arial" w:cs="Arial"/>
+          <w:sz w:val="24"/>
+          <w:szCs w:val="24"/>
+        </w:rPr>
+      </w:r>
     </w:p>
     <w:p>
       <w:pPr>
@@ -1195,13 +1291,6 @@
           <w:szCs w:val="24"/>
         </w:rPr>
         <w:t xml:space="preserve"> </w:t>
-      </w:r>
-      <w:r>
-        <w:rPr>
-          <w:rFonts w:ascii="Arial" w:hAnsi="Arial" w:cs="Arial"/>
-          <w:sz w:val="24"/>
-          <w:szCs w:val="24"/>
-        </w:rPr>
       </w:r>
       <w:r>
         <w:rPr>
@@ -1339,6 +1428,14 @@
           <w:szCs w:val="24"/>
         </w:rPr>
       </w:r>
+      <w:r>
+        <w:rPr>
+          <w:rFonts w:ascii="Arial" w:hAnsi="Arial" w:cs="Arial"/>
+          <w:color w:val="000000" w:themeColor="text1"/>
+          <w:sz w:val="24"/>
+          <w:szCs w:val="24"/>
+        </w:rPr>
+      </w:r>
     </w:p>
     <w:p>
       <w:pPr>
@@ -1418,13 +1515,24 @@
           <w:sz w:val="24"/>
           <w:szCs w:val="24"/>
         </w:rPr>
-        <w:t xml:space="preserve"> do </w:t>
+        <w:t xml:space="preserve"> </w:t>
       </w:r>
       <w:r>
         <w:rPr>
           <w:rFonts w:ascii="Arial" w:hAnsi="Arial" w:cs="Arial"/>
-          <w:b/>
-          <w:bCs/>
+          <w:b w:val="0"/>
+          <w:bCs w:val="0"/>
+          <w:color w:val="000000" w:themeColor="text1"/>
+          <w:sz w:val="24"/>
+          <w:szCs w:val="24"/>
+        </w:rPr>
+        <w:t xml:space="preserve">do </w:t>
+      </w:r>
+      <w:r>
+        <w:rPr>
+          <w:rFonts w:ascii="Arial" w:hAnsi="Arial" w:cs="Arial"/>
+          <w:b w:val="0"/>
+          <w:bCs w:val="0"/>
           <w:color w:val="000000" w:themeColor="text1"/>
           <w:sz w:val="24"/>
           <w:szCs w:val="24"/>
@@ -1434,8 +1542,8 @@
       <w:r>
         <w:rPr>
           <w:rFonts w:ascii="Arial" w:hAnsi="Arial" w:cs="Arial"/>
-          <w:b/>
-          <w:bCs/>
+          <w:b w:val="0"/>
+          <w:bCs w:val="0"/>
           <w:color w:val="000000" w:themeColor="text1"/>
           <w:sz w:val="24"/>
           <w:szCs w:val="24"/>
@@ -1445,8 +1553,8 @@
       <w:r>
         <w:rPr>
           <w:rFonts w:ascii="Arial" w:hAnsi="Arial" w:cs="Arial"/>
-          <w:b/>
-          <w:bCs/>
+          <w:b w:val="0"/>
+          <w:bCs w:val="0"/>
           <w:color w:val="000000" w:themeColor="text1"/>
           <w:sz w:val="24"/>
           <w:szCs w:val="24"/>
@@ -1456,8 +1564,8 @@
       <w:r>
         <w:rPr>
           <w:rFonts w:ascii="Arial" w:hAnsi="Arial" w:cs="Arial"/>
-          <w:b/>
-          <w:bCs/>
+          <w:b w:val="0"/>
+          <w:bCs w:val="0"/>
           <w:color w:val="000000" w:themeColor="text1"/>
           <w:sz w:val="24"/>
           <w:szCs w:val="24"/>
@@ -1467,8 +1575,8 @@
       <w:r>
         <w:rPr>
           <w:rFonts w:ascii="Arial" w:hAnsi="Arial" w:cs="Arial"/>
-          <w:b/>
-          <w:bCs/>
+          <w:b w:val="0"/>
+          <w:bCs w:val="0"/>
           <w:color w:val="000000" w:themeColor="text1"/>
           <w:sz w:val="24"/>
           <w:szCs w:val="24"/>
@@ -1478,8 +1586,8 @@
       <w:r>
         <w:rPr>
           <w:rFonts w:ascii="Arial" w:hAnsi="Arial" w:cs="Arial"/>
-          <w:b/>
-          <w:bCs/>
+          <w:b w:val="0"/>
+          <w:bCs w:val="0"/>
           <w:color w:val="000000" w:themeColor="text1"/>
           <w:sz w:val="24"/>
           <w:szCs w:val="24"/>
@@ -1573,13 +1681,24 @@
           <w:sz w:val="24"/>
           <w:szCs w:val="24"/>
         </w:rPr>
-        <w:t xml:space="preserve">} de </w:t>
+        <w:t xml:space="preserve">} </w:t>
       </w:r>
       <w:r>
         <w:rPr>
           <w:rFonts w:ascii="Arial" w:hAnsi="Arial" w:cs="Arial"/>
-          <w:b/>
-          <w:bCs/>
+          <w:b w:val="0"/>
+          <w:bCs w:val="0"/>
+          <w:color w:val="000000" w:themeColor="text1"/>
+          <w:sz w:val="24"/>
+          <w:szCs w:val="24"/>
+        </w:rPr>
+        <w:t xml:space="preserve">de </w:t>
+      </w:r>
+      <w:r>
+        <w:rPr>
+          <w:rFonts w:ascii="Arial" w:hAnsi="Arial" w:cs="Arial"/>
+          <w:b w:val="0"/>
+          <w:bCs w:val="0"/>
           <w:color w:val="000000" w:themeColor="text1"/>
           <w:sz w:val="24"/>
           <w:szCs w:val="24"/>
@@ -1589,8 +1708,8 @@
       <w:r>
         <w:rPr>
           <w:rFonts w:ascii="Arial" w:hAnsi="Arial" w:cs="Arial"/>
-          <w:b/>
-          <w:bCs/>
+          <w:b w:val="0"/>
+          <w:bCs w:val="0"/>
           <w:color w:val="000000" w:themeColor="text1"/>
           <w:sz w:val="24"/>
           <w:szCs w:val="24"/>
@@ -1600,8 +1719,8 @@
       <w:r>
         <w:rPr>
           <w:rFonts w:ascii="Arial" w:hAnsi="Arial" w:cs="Arial"/>
-          <w:b/>
-          <w:bCs/>
+          <w:b w:val="0"/>
+          <w:bCs w:val="0"/>
           <w:color w:val="000000" w:themeColor="text1"/>
           <w:sz w:val="24"/>
           <w:szCs w:val="24"/>
@@ -1611,13 +1730,23 @@
       <w:r>
         <w:rPr>
           <w:rFonts w:ascii="Arial" w:hAnsi="Arial" w:cs="Arial"/>
-          <w:b/>
-          <w:bCs/>
+          <w:b w:val="0"/>
+          <w:bCs w:val="0"/>
           <w:color w:val="000000" w:themeColor="text1"/>
           <w:sz w:val="24"/>
           <w:szCs w:val="24"/>
         </w:rPr>
         <w:t xml:space="preserve">.</w:t>
+      </w:r>
+      <w:r>
+        <w:rPr>
+          <w:rFonts w:ascii="Arial" w:hAnsi="Arial" w:cs="Arial"/>
+          <w:b w:val="0"/>
+          <w:bCs w:val="0"/>
+          <w:color w:val="000000" w:themeColor="text1"/>
+          <w:sz w:val="24"/>
+          <w:szCs w:val="24"/>
+        </w:rPr>
       </w:r>
       <w:r>
         <w:rPr>
@@ -1678,13 +1807,46 @@
       <w:r>
         <w:rPr>
           <w:rFonts w:ascii="Arial" w:hAnsi="Arial" w:cs="Arial"/>
-          <w:b/>
-          <w:bCs/>
+          <w:b w:val="0"/>
+          <w:bCs w:val="0"/>
           <w:color w:val="000000" w:themeColor="text1"/>
           <w:sz w:val="24"/>
           <w:szCs w:val="24"/>
         </w:rPr>
         <w:t xml:space="preserve">{</w:t>
+      </w:r>
+      <w:r>
+        <w:rPr>
+          <w:rFonts w:ascii="Arial" w:hAnsi="Arial" w:cs="Arial"/>
+          <w:b w:val="0"/>
+          <w:bCs w:val="0"/>
+          <w:color w:val="000000" w:themeColor="text1"/>
+          <w:sz w:val="24"/>
+          <w:szCs w:val="24"/>
+        </w:rPr>
+        <w:t xml:space="preserve">dados_</w:t>
+      </w:r>
+      <w:r>
+        <w:rPr>
+          <w:rFonts w:ascii="Arial" w:hAnsi="Arial" w:cs="Arial"/>
+          <w:b w:val="0"/>
+          <w:bCs w:val="0"/>
+          <w:color w:val="000000" w:themeColor="text1"/>
+          <w:sz w:val="24"/>
+          <w:szCs w:val="24"/>
+        </w:rPr>
+        <w:t xml:space="preserve">bancarios_exequente</w:t>
+      </w:r>
+      <w:r>
+        <w:rPr>
+          <w:rFonts w:ascii="Arial" w:hAnsi="Arial" w:cs="Arial"/>
+          <w:b w:val="0"/>
+          <w:bCs w:val="0"/>
+          <w:color w:val="000000" w:themeColor="text1"/>
+          <w:sz w:val="24"/>
+          <w:szCs w:val="24"/>
+        </w:rPr>
+        <w:t xml:space="preserve">};</w:t>
       </w:r>
       <w:r>
         <w:rPr>
@@ -1695,29 +1857,7 @@
           <w:sz w:val="24"/>
           <w:szCs w:val="24"/>
         </w:rPr>
-        <w:t xml:space="preserve">dados_</w:t>
-      </w:r>
-      <w:r>
-        <w:rPr>
-          <w:rFonts w:ascii="Arial" w:hAnsi="Arial" w:cs="Arial"/>
-          <w:b/>
-          <w:bCs/>
-          <w:color w:val="000000" w:themeColor="text1"/>
-          <w:sz w:val="24"/>
-          <w:szCs w:val="24"/>
-        </w:rPr>
-        <w:t xml:space="preserve">bancarios_exequente</w:t>
-      </w:r>
-      <w:r>
-        <w:rPr>
-          <w:rFonts w:ascii="Arial" w:hAnsi="Arial" w:cs="Arial"/>
-          <w:b/>
-          <w:bCs/>
-          <w:color w:val="000000" w:themeColor="text1"/>
-          <w:sz w:val="24"/>
-          <w:szCs w:val="24"/>
-        </w:rPr>
-        <w:t xml:space="preserve">}; </w:t>
+        <w:t xml:space="preserve"> </w:t>
       </w:r>
       <w:r>
         <w:rPr>
@@ -1761,22 +1901,6 @@
           <w:szCs w:val="24"/>
         </w:rPr>
       </w:r>
-    </w:p>
-    <w:p>
-      <w:pPr>
-        <w:pBdr/>
-        <w:spacing/>
-        <w:ind/>
-        <w:jc w:val="both"/>
-        <w:rPr>
-          <w:rFonts w:ascii="Arial" w:hAnsi="Arial" w:cs="Arial"/>
-          <w:b/>
-          <w:bCs/>
-          <w:color w:val="000000" w:themeColor="text1"/>
-          <w:sz w:val="24"/>
-          <w:szCs w:val="24"/>
-        </w:rPr>
-      </w:pPr>
       <w:r>
         <w:rPr>
           <w:rFonts w:ascii="Arial" w:hAnsi="Arial" w:cs="Arial"/>
@@ -1785,13 +1909,48 @@
           <w:sz w:val="24"/>
           <w:szCs w:val="24"/>
         </w:rPr>
-        <w:t xml:space="preserve">4. INADIMPLÊNCIA: </w:t>
       </w:r>
+    </w:p>
+    <w:p>
+      <w:pPr>
+        <w:pBdr/>
+        <w:spacing/>
+        <w:ind/>
+        <w:jc w:val="both"/>
+        <w:rPr>
+          <w:rFonts w:ascii="Arial" w:hAnsi="Arial" w:cs="Arial"/>
+          <w:b w:val="0"/>
+          <w:bCs w:val="0"/>
+          <w:color w:val="000000" w:themeColor="text1"/>
+          <w:sz w:val="24"/>
+          <w:szCs w:val="24"/>
+        </w:rPr>
+      </w:pPr>
       <w:r>
         <w:rPr>
           <w:rFonts w:ascii="Arial" w:hAnsi="Arial" w:cs="Arial"/>
           <w:b/>
           <w:bCs/>
+          <w:sz w:val="24"/>
+          <w:szCs w:val="24"/>
+        </w:rPr>
+        <w:t xml:space="preserve">4. INADIMPLÊNCIA:</w:t>
+      </w:r>
+      <w:r>
+        <w:rPr>
+          <w:rFonts w:ascii="Arial" w:hAnsi="Arial" w:cs="Arial"/>
+          <w:b w:val="0"/>
+          <w:bCs w:val="0"/>
+          <w:sz w:val="24"/>
+          <w:szCs w:val="24"/>
+        </w:rPr>
+        <w:t xml:space="preserve"> </w:t>
+      </w:r>
+      <w:r>
+        <w:rPr>
+          <w:rFonts w:ascii="Arial" w:hAnsi="Arial" w:cs="Arial"/>
+          <w:b w:val="0"/>
+          <w:bCs w:val="0"/>
           <w:color w:val="000000" w:themeColor="text1"/>
           <w:sz w:val="24"/>
           <w:szCs w:val="24"/>
@@ -1801,8 +1960,8 @@
       <w:r>
         <w:rPr>
           <w:rFonts w:ascii="Arial" w:hAnsi="Arial" w:cs="Arial"/>
-          <w:b/>
-          <w:bCs/>
+          <w:b w:val="0"/>
+          <w:bCs w:val="0"/>
           <w:color w:val="000000" w:themeColor="text1"/>
           <w:sz w:val="24"/>
           <w:szCs w:val="24"/>
@@ -1812,8 +1971,8 @@
       <w:r>
         <w:rPr>
           <w:rFonts w:ascii="Arial" w:hAnsi="Arial" w:cs="Arial"/>
-          <w:b/>
-          <w:bCs/>
+          <w:b w:val="0"/>
+          <w:bCs w:val="0"/>
           <w:color w:val="000000" w:themeColor="text1"/>
           <w:sz w:val="24"/>
           <w:szCs w:val="24"/>
@@ -1823,8 +1982,18 @@
       <w:r>
         <w:rPr>
           <w:rFonts w:ascii="Arial" w:hAnsi="Arial" w:cs="Arial"/>
-          <w:b/>
-          <w:bCs/>
+          <w:b w:val="0"/>
+          <w:bCs w:val="0"/>
+          <w:color w:val="000000" w:themeColor="text1"/>
+          <w:sz w:val="24"/>
+          <w:szCs w:val="24"/>
+        </w:rPr>
+      </w:r>
+      <w:r>
+        <w:rPr>
+          <w:rFonts w:ascii="Arial" w:hAnsi="Arial" w:cs="Arial"/>
+          <w:b w:val="0"/>
+          <w:bCs w:val="0"/>
           <w:color w:val="000000" w:themeColor="text1"/>
           <w:sz w:val="24"/>
           <w:szCs w:val="24"/>
@@ -1988,6 +2157,13 @@
           <w:szCs w:val="24"/>
         </w:rPr>
       </w:r>
+      <w:r>
+        <w:rPr>
+          <w:rFonts w:ascii="Arial" w:hAnsi="Arial" w:cs="Arial"/>
+          <w:sz w:val="24"/>
+          <w:szCs w:val="24"/>
+        </w:rPr>
+      </w:r>
     </w:p>
     <w:p>
       <w:pPr>
@@ -2044,18 +2220,32 @@
           <w:szCs w:val="24"/>
         </w:rPr>
       </w:r>
-    </w:p>
-    <w:p>
-      <w:pPr>
-        <w:pBdr/>
-        <w:spacing/>
-        <w:ind/>
+      <w:r>
         <w:rPr>
           <w:rFonts w:ascii="Arial" w:hAnsi="Arial" w:cs="Arial"/>
           <w:sz w:val="24"/>
           <w:szCs w:val="24"/>
         </w:rPr>
-      </w:pPr>
+      </w:r>
+    </w:p>
+    <w:p>
+      <w:pPr>
+        <w:pBdr/>
+        <w:spacing/>
+        <w:ind/>
+        <w:rPr>
+          <w:rFonts w:ascii="Arial" w:hAnsi="Arial" w:cs="Arial"/>
+          <w:sz w:val="24"/>
+          <w:szCs w:val="24"/>
+        </w:rPr>
+      </w:pPr>
+      <w:r>
+        <w:rPr>
+          <w:rFonts w:ascii="Arial" w:hAnsi="Arial" w:cs="Arial"/>
+          <w:sz w:val="24"/>
+          <w:szCs w:val="24"/>
+        </w:rPr>
+      </w:r>
       <w:r>
         <w:rPr>
           <w:rFonts w:ascii="Arial" w:hAnsi="Arial" w:cs="Arial"/>
@@ -2104,6 +2294,15 @@
           <w:szCs w:val="24"/>
         </w:rPr>
       </w:r>
+      <w:r>
+        <w:rPr>
+          <w:rFonts w:ascii="Arial" w:hAnsi="Arial" w:cs="Arial"/>
+          <w:b/>
+          <w:bCs/>
+          <w:sz w:val="24"/>
+          <w:szCs w:val="24"/>
+        </w:rPr>
+      </w:r>
     </w:p>
     <w:p>
       <w:pPr>
@@ -2117,6 +2316,13 @@
           <w:szCs w:val="24"/>
         </w:rPr>
       </w:pPr>
+      <w:r>
+        <w:rPr>
+          <w:rFonts w:ascii="Arial" w:hAnsi="Arial" w:cs="Arial"/>
+          <w:sz w:val="24"/>
+          <w:szCs w:val="24"/>
+        </w:rPr>
+      </w:r>
       <w:r>
         <w:rPr>
           <w:rFonts w:ascii="Arial" w:hAnsi="Arial" w:cs="Arial"/>
@@ -2169,6 +2375,13 @@
           <w:szCs w:val="24"/>
         </w:rPr>
         <w:t xml:space="preserve"> da Justiça (art. 98 e seguintes do CPC);</w:t>
+      </w:r>
+      <w:r>
+        <w:rPr>
+          <w:rFonts w:ascii="Arial" w:hAnsi="Arial" w:cs="Arial"/>
+          <w:sz w:val="24"/>
+          <w:szCs w:val="24"/>
+        </w:rPr>
       </w:r>
       <w:r>
         <w:rPr>
@@ -2274,6 +2487,14 @@
           <w:szCs w:val="24"/>
         </w:rPr>
       </w:r>
+      <w:r>
+        <w:rPr>
+          <w:rFonts w:ascii="Arial" w:hAnsi="Arial" w:cs="Arial"/>
+          <w:color w:val="000000" w:themeColor="text1"/>
+          <w:sz w:val="24"/>
+          <w:szCs w:val="24"/>
+        </w:rPr>
+      </w:r>
     </w:p>
     <w:p>
       <w:pPr>
@@ -2312,6 +2533,13 @@
           <w:szCs w:val="24"/>
         </w:rPr>
         <w:t xml:space="preserve"> para averiguar vínculos empregatícios e/ou benefício previdenciário; </w:t>
+      </w:r>
+      <w:r>
+        <w:rPr>
+          <w:rFonts w:ascii="Arial" w:hAnsi="Arial" w:cs="Arial"/>
+          <w:sz w:val="24"/>
+          <w:szCs w:val="24"/>
+        </w:rPr>
       </w:r>
       <w:r>
         <w:rPr>
@@ -2419,6 +2647,14 @@
           <w:szCs w:val="24"/>
         </w:rPr>
       </w:r>
+      <w:r>
+        <w:rPr>
+          <w:rFonts w:ascii="Arial" w:hAnsi="Arial" w:cs="Arial"/>
+          <w:color w:val="000000" w:themeColor="text1"/>
+          <w:sz w:val="24"/>
+          <w:szCs w:val="24"/>
+        </w:rPr>
+      </w:r>
     </w:p>
     <w:p>
       <w:pPr>
@@ -2457,6 +2693,13 @@
           <w:szCs w:val="24"/>
         </w:rPr>
         <w:t xml:space="preserve"> (art. 528, §1º, do CPC, e art. 782, §3º, CPC);</w:t>
+      </w:r>
+      <w:r>
+        <w:rPr>
+          <w:rFonts w:ascii="Arial" w:hAnsi="Arial" w:cs="Arial"/>
+          <w:sz w:val="24"/>
+          <w:szCs w:val="24"/>
+        </w:rPr>
       </w:r>
       <w:r>
         <w:rPr>
@@ -2583,6 +2826,13 @@
           <w:szCs w:val="24"/>
         </w:rPr>
       </w:r>
+      <w:r>
+        <w:rPr>
+          <w:rFonts w:ascii="Arial" w:hAnsi="Arial" w:cs="Arial"/>
+          <w:sz w:val="24"/>
+          <w:szCs w:val="24"/>
+        </w:rPr>
+      </w:r>
     </w:p>
     <w:p>
       <w:pPr>
@@ -2603,6 +2853,13 @@
           <w:szCs w:val="24"/>
         </w:rPr>
         <w:t xml:space="preserve">g. O bloqueio de verbas via SISBAJUD e PIX na modalidade teimosinha;</w:t>
+      </w:r>
+      <w:r>
+        <w:rPr>
+          <w:rFonts w:ascii="Arial" w:hAnsi="Arial" w:cs="Arial"/>
+          <w:sz w:val="24"/>
+          <w:szCs w:val="24"/>
+        </w:rPr>
       </w:r>
       <w:r>
         <w:rPr>
@@ -2653,7 +2910,7 @@
       <w:hyperlink r:id="rId10" w:tooltip="mailto:central.honorarios@defensoria.ba.def.br" w:history="1">
         <w:r>
           <w:rPr>
-            <w:rStyle w:val="852"/>
+            <w:rStyle w:val="1047"/>
             <w:rFonts w:ascii="Arial" w:hAnsi="Arial" w:cs="Arial"/>
             <w:sz w:val="24"/>
             <w:szCs w:val="24"/>
@@ -2668,6 +2925,13 @@
           <w:szCs w:val="24"/>
         </w:rPr>
         <w:t xml:space="preserve">);</w:t>
+      </w:r>
+      <w:r>
+        <w:rPr>
+          <w:rFonts w:ascii="Arial" w:hAnsi="Arial" w:cs="Arial"/>
+          <w:sz w:val="24"/>
+          <w:szCs w:val="24"/>
+        </w:rPr>
       </w:r>
       <w:r>
         <w:rPr>
@@ -2740,6 +3004,13 @@
           <w:szCs w:val="24"/>
         </w:rPr>
       </w:r>
+      <w:r>
+        <w:rPr>
+          <w:rFonts w:ascii="Arial" w:hAnsi="Arial" w:cs="Arial"/>
+          <w:sz w:val="24"/>
+          <w:szCs w:val="24"/>
+        </w:rPr>
+      </w:r>
     </w:p>
     <w:p>
       <w:pPr>
@@ -2753,6 +3024,13 @@
           <w:szCs w:val="24"/>
         </w:rPr>
       </w:pPr>
+      <w:r>
+        <w:rPr>
+          <w:rFonts w:ascii="Arial" w:hAnsi="Arial" w:cs="Arial"/>
+          <w:sz w:val="24"/>
+          <w:szCs w:val="24"/>
+        </w:rPr>
+      </w:r>
       <w:r>
         <w:rPr>
           <w:rFonts w:ascii="Arial" w:hAnsi="Arial" w:cs="Arial"/>
@@ -2877,6 +3155,13 @@
           <w:szCs w:val="24"/>
         </w:rPr>
       </w:r>
+      <w:r>
+        <w:rPr>
+          <w:rFonts w:ascii="Arial" w:hAnsi="Arial" w:cs="Arial"/>
+          <w:sz w:val="24"/>
+          <w:szCs w:val="24"/>
+        </w:rPr>
+      </w:r>
     </w:p>
     <w:p>
       <w:pPr>
@@ -2890,6 +3175,13 @@
           <w:szCs w:val="24"/>
         </w:rPr>
       </w:pPr>
+      <w:r>
+        <w:rPr>
+          <w:rFonts w:ascii="Arial" w:hAnsi="Arial" w:cs="Arial"/>
+          <w:sz w:val="24"/>
+          <w:szCs w:val="24"/>
+        </w:rPr>
+      </w:r>
       <w:r>
         <w:rPr>
           <w:rFonts w:ascii="Arial" w:hAnsi="Arial" w:cs="Arial"/>
@@ -2948,6 +3240,13 @@
           <w:szCs w:val="24"/>
         </w:rPr>
       </w:r>
+      <w:r>
+        <w:rPr>
+          <w:rFonts w:ascii="Arial" w:hAnsi="Arial" w:cs="Arial"/>
+          <w:sz w:val="24"/>
+          <w:szCs w:val="24"/>
+        </w:rPr>
+      </w:r>
     </w:p>
     <w:p>
       <w:pPr>
@@ -2961,6 +3260,13 @@
           <w:szCs w:val="24"/>
         </w:rPr>
       </w:pPr>
+      <w:r>
+        <w:rPr>
+          <w:rFonts w:ascii="Arial" w:hAnsi="Arial" w:cs="Arial"/>
+          <w:sz w:val="24"/>
+          <w:szCs w:val="24"/>
+        </w:rPr>
+      </w:r>
       <w:r>
         <w:rPr>
           <w:rFonts w:ascii="Arial" w:hAnsi="Arial" w:cs="Arial"/>
@@ -3003,6 +3309,13 @@
           <w:szCs w:val="24"/>
         </w:rPr>
       </w:r>
+      <w:r>
+        <w:rPr>
+          <w:rFonts w:ascii="Arial" w:hAnsi="Arial" w:cs="Arial"/>
+          <w:sz w:val="24"/>
+          <w:szCs w:val="24"/>
+        </w:rPr>
+      </w:r>
     </w:p>
     <w:p>
       <w:pPr>
@@ -3016,6 +3329,13 @@
           <w:szCs w:val="24"/>
         </w:rPr>
       </w:pPr>
+      <w:r>
+        <w:rPr>
+          <w:rFonts w:ascii="Arial" w:hAnsi="Arial" w:cs="Arial"/>
+          <w:sz w:val="24"/>
+          <w:szCs w:val="24"/>
+        </w:rPr>
+      </w:r>
       <w:r>
         <w:rPr>
           <w:rFonts w:ascii="Arial" w:hAnsi="Arial" w:cs="Arial"/>
@@ -3039,6 +3359,8 @@
         <w:jc w:val="center"/>
         <w:rPr>
           <w:rFonts w:ascii="Arial" w:hAnsi="Arial" w:cs="Arial"/>
+          <w:b/>
+          <w:bCs/>
           <w:sz w:val="24"/>
           <w:szCs w:val="24"/>
         </w:rPr>
@@ -3051,16 +3373,59 @@
           <w:sz w:val="24"/>
           <w:szCs w:val="24"/>
         </w:rPr>
-        <w:t xml:space="preserve">ASSINATURA DEFENSOR</w:t>
+        <w:t xml:space="preserve">{</w:t>
       </w:r>
       <w:r>
+        <w:rPr>
+          <w:rFonts w:ascii="Arial" w:hAnsi="Arial" w:cs="Arial"/>
+          <w:b/>
+          <w:bCs/>
+          <w:sz w:val="24"/>
+          <w:szCs w:val="24"/>
+        </w:rPr>
+        <w:t xml:space="preserve">defensoraNome</w:t>
+      </w:r>
+      <w:r>
+        <w:rPr>
+          <w:rFonts w:ascii="Arial" w:hAnsi="Arial" w:cs="Arial"/>
+          <w:b/>
+          <w:bCs/>
+          <w:sz w:val="24"/>
+          <w:szCs w:val="24"/>
+        </w:rPr>
+        <w:t xml:space="preserve">}</w:t>
+      </w:r>
+      <w:r>
+        <w:rPr>
+          <w:rFonts w:ascii="Arial" w:hAnsi="Arial" w:cs="Arial"/>
+          <w:b/>
+          <w:bCs/>
+          <w:sz w:val="24"/>
+          <w:szCs w:val="24"/>
+        </w:rPr>
+      </w:r>
+      <w:r>
+        <w:rPr>
+          <w:rFonts w:ascii="Arial" w:hAnsi="Arial" w:cs="Arial"/>
+          <w:b/>
+          <w:bCs/>
+          <w:sz w:val="24"/>
+          <w:szCs w:val="24"/>
+        </w:rPr>
+      </w:r>
+    </w:p>
+    <w:p>
+      <w:pPr>
+        <w:pBdr/>
+        <w:spacing/>
+        <w:ind/>
+        <w:jc w:val="center"/>
         <w:rPr>
           <w:rFonts w:ascii="Arial" w:hAnsi="Arial" w:cs="Arial"/>
           <w:sz w:val="24"/>
           <w:szCs w:val="24"/>
         </w:rPr>
-        <w:t xml:space="preserve"> </w:t>
-      </w:r>
+      </w:pPr>
       <w:r>
         <w:rPr>
           <w:rFonts w:ascii="Arial" w:hAnsi="Arial" w:cs="Arial"/>
@@ -3068,19 +3433,6 @@
           <w:szCs w:val="24"/>
         </w:rPr>
       </w:r>
-    </w:p>
-    <w:p>
-      <w:pPr>
-        <w:pBdr/>
-        <w:spacing/>
-        <w:ind/>
-        <w:jc w:val="center"/>
-        <w:rPr>
-          <w:rFonts w:ascii="Arial" w:hAnsi="Arial" w:cs="Arial"/>
-          <w:sz w:val="24"/>
-          <w:szCs w:val="24"/>
-        </w:rPr>
-      </w:pPr>
       <w:r>
         <w:rPr>
           <w:rFonts w:ascii="Arial" w:hAnsi="Arial" w:cs="Arial"/>
@@ -3115,6 +3467,13 @@
           <w:szCs w:val="24"/>
         </w:rPr>
         <w:t xml:space="preserve">Defensor Público</w:t>
+      </w:r>
+      <w:r>
+        <w:rPr>
+          <w:rFonts w:ascii="Arial" w:hAnsi="Arial" w:cs="Arial"/>
+          <w:sz w:val="24"/>
+          <w:szCs w:val="24"/>
+        </w:rPr>
       </w:r>
       <w:r>
         <w:rPr>
@@ -3146,7 +3505,6 @@
         <w:ind/>
         <w:rPr/>
       </w:pPr>
-      <w:r/>
       <w:r>
         <w:separator/>
       </w:r>
@@ -3161,7 +3519,6 @@
         <w:ind/>
         <w:rPr/>
       </w:pPr>
-      <w:r/>
       <w:r>
         <w:continuationSeparator/>
       </w:r>
@@ -3181,7 +3538,6 @@
         <w:ind/>
         <w:rPr/>
       </w:pPr>
-      <w:r/>
       <w:r>
         <w:separator/>
       </w:r>
@@ -3196,7 +3552,6 @@
         <w:ind/>
         <w:rPr/>
       </w:pPr>
-      <w:r/>
       <w:r>
         <w:continuationSeparator/>
       </w:r>
@@ -3487,7 +3842,7 @@
         <w:spacing/>
         <w:ind w:hanging="360" w:left="1080"/>
       </w:pPr>
-      <w:pStyle w:val="728"/>
+      <w:pStyle w:val="923"/>
       <w:rPr/>
       <w:start w:val="1"/>
       <w:suff w:val="tab"/>
@@ -3620,7 +3975,7 @@
         <w:spacing/>
         <w:ind w:hanging="360" w:left="720"/>
       </w:pPr>
-      <w:pStyle w:val="727"/>
+      <w:pStyle w:val="922"/>
       <w:rPr/>
       <w:start w:val="1"/>
       <w:suff w:val="tab"/>
@@ -3887,7 +4242,7 @@
         <w:spacing/>
         <w:ind w:hanging="360" w:left="1080"/>
       </w:pPr>
-      <w:pStyle w:val="725"/>
+      <w:pStyle w:val="920"/>
       <w:rPr>
         <w:rFonts w:hint="default" w:ascii="Symbol" w:hAnsi="Symbol"/>
       </w:rPr>
@@ -4022,7 +4377,7 @@
         <w:spacing/>
         <w:ind w:hanging="360" w:left="720"/>
       </w:pPr>
-      <w:pStyle w:val="724"/>
+      <w:pStyle w:val="919"/>
       <w:rPr>
         <w:rFonts w:hint="default" w:ascii="Symbol" w:hAnsi="Symbol"/>
       </w:rPr>
@@ -4157,7 +4512,7 @@
         <w:spacing/>
         <w:ind w:hanging="360" w:left="360"/>
       </w:pPr>
-      <w:pStyle w:val="726"/>
+      <w:pStyle w:val="921"/>
       <w:rPr/>
       <w:start w:val="1"/>
       <w:suff w:val="tab"/>
@@ -4290,7 +4645,7 @@
         <w:spacing/>
         <w:ind w:hanging="360" w:left="360"/>
       </w:pPr>
-      <w:pStyle w:val="723"/>
+      <w:pStyle w:val="918"/>
       <w:rPr>
         <w:rFonts w:hint="default" w:ascii="Symbol" w:hAnsi="Symbol"/>
       </w:rPr>
@@ -4598,9 +4953,9 @@
     <w:lsdException w:name="Bibliography" w:uiPriority="37"/>
     <w:lsdException w:name="TOC Heading" w:uiPriority="39" w:qFormat="1"/>
   </w:latentStyles>
-  <w:style w:type="table" w:styleId="13">
+  <w:style w:type="table" w:styleId="725">
     <w:name w:val="Table Grid Light"/>
-    <w:basedOn w:val="699"/>
+    <w:basedOn w:val="894"/>
     <w:uiPriority w:val="59"/>
     <w:pPr>
       <w:pBdr/>
@@ -4797,9 +5152,9 @@
       </w:tcPr>
     </w:tblStylePr>
   </w:style>
-  <w:style w:type="table" w:styleId="14">
+  <w:style w:type="table" w:styleId="726">
     <w:name w:val="Plain Table 1"/>
-    <w:basedOn w:val="699"/>
+    <w:basedOn w:val="894"/>
     <w:uiPriority w:val="59"/>
     <w:pPr>
       <w:pBdr/>
@@ -5022,9 +5377,9 @@
       </w:tcPr>
     </w:tblStylePr>
   </w:style>
-  <w:style w:type="table" w:styleId="15">
+  <w:style w:type="table" w:styleId="727">
     <w:name w:val="Plain Table 2"/>
-    <w:basedOn w:val="699"/>
+    <w:basedOn w:val="894"/>
     <w:uiPriority w:val="59"/>
     <w:pPr>
       <w:pBdr/>
@@ -5255,9 +5610,9 @@
       </w:tcPr>
     </w:tblStylePr>
   </w:style>
-  <w:style w:type="table" w:styleId="16">
+  <w:style w:type="table" w:styleId="728">
     <w:name w:val="Plain Table 3"/>
-    <w:basedOn w:val="699"/>
+    <w:basedOn w:val="894"/>
     <w:uiPriority w:val="99"/>
     <w:pPr>
       <w:pBdr/>
@@ -5485,9 +5840,9 @@
       </w:tcPr>
     </w:tblStylePr>
   </w:style>
-  <w:style w:type="table" w:styleId="17">
+  <w:style w:type="table" w:styleId="729">
     <w:name w:val="Plain Table 4"/>
-    <w:basedOn w:val="699"/>
+    <w:basedOn w:val="894"/>
     <w:uiPriority w:val="99"/>
     <w:pPr>
       <w:pBdr/>
@@ -5701,9 +6056,9 @@
       </w:tcPr>
     </w:tblStylePr>
   </w:style>
-  <w:style w:type="table" w:styleId="18">
+  <w:style w:type="table" w:styleId="730">
     <w:name w:val="Plain Table 5"/>
-    <w:basedOn w:val="699"/>
+    <w:basedOn w:val="894"/>
     <w:uiPriority w:val="99"/>
     <w:pPr>
       <w:pBdr/>
@@ -5934,9 +6289,9 @@
       </w:tcPr>
     </w:tblStylePr>
   </w:style>
-  <w:style w:type="table" w:styleId="19">
+  <w:style w:type="table" w:styleId="731">
     <w:name w:val="Grid Table 1 Light"/>
-    <w:basedOn w:val="699"/>
+    <w:basedOn w:val="894"/>
     <w:uiPriority w:val="99"/>
     <w:pPr>
       <w:pBdr/>
@@ -6157,9 +6512,9 @@
       </w:tcPr>
     </w:tblStylePr>
   </w:style>
-  <w:style w:type="table" w:styleId="20">
+  <w:style w:type="table" w:styleId="732">
     <w:name w:val="Grid Table 1 Light - Accent 1"/>
-    <w:basedOn w:val="699"/>
+    <w:basedOn w:val="894"/>
     <w:uiPriority w:val="99"/>
     <w:pPr>
       <w:pBdr/>
@@ -6380,9 +6735,9 @@
       </w:tcPr>
     </w:tblStylePr>
   </w:style>
-  <w:style w:type="table" w:styleId="21">
+  <w:style w:type="table" w:styleId="733">
     <w:name w:val="Grid Table 1 Light - Accent 2"/>
-    <w:basedOn w:val="699"/>
+    <w:basedOn w:val="894"/>
     <w:uiPriority w:val="99"/>
     <w:pPr>
       <w:pBdr/>
@@ -6603,9 +6958,9 @@
       </w:tcPr>
     </w:tblStylePr>
   </w:style>
-  <w:style w:type="table" w:styleId="22">
+  <w:style w:type="table" w:styleId="734">
     <w:name w:val="Grid Table 1 Light - Accent 3"/>
-    <w:basedOn w:val="699"/>
+    <w:basedOn w:val="894"/>
     <w:uiPriority w:val="99"/>
     <w:pPr>
       <w:pBdr/>
@@ -6826,9 +7181,9 @@
       </w:tcPr>
     </w:tblStylePr>
   </w:style>
-  <w:style w:type="table" w:styleId="23">
+  <w:style w:type="table" w:styleId="735">
     <w:name w:val="Grid Table 1 Light - Accent 4"/>
-    <w:basedOn w:val="699"/>
+    <w:basedOn w:val="894"/>
     <w:uiPriority w:val="99"/>
     <w:pPr>
       <w:pBdr/>
@@ -7049,9 +7404,9 @@
       </w:tcPr>
     </w:tblStylePr>
   </w:style>
-  <w:style w:type="table" w:styleId="24">
+  <w:style w:type="table" w:styleId="736">
     <w:name w:val="Grid Table 1 Light - Accent 5"/>
-    <w:basedOn w:val="699"/>
+    <w:basedOn w:val="894"/>
     <w:uiPriority w:val="99"/>
     <w:pPr>
       <w:pBdr/>
@@ -7272,9 +7627,9 @@
       </w:tcPr>
     </w:tblStylePr>
   </w:style>
-  <w:style w:type="table" w:styleId="25">
+  <w:style w:type="table" w:styleId="737">
     <w:name w:val="Grid Table 1 Light - Accent 6"/>
-    <w:basedOn w:val="699"/>
+    <w:basedOn w:val="894"/>
     <w:uiPriority w:val="99"/>
     <w:pPr>
       <w:pBdr/>
@@ -7495,9 +7850,9 @@
       </w:tcPr>
     </w:tblStylePr>
   </w:style>
-  <w:style w:type="table" w:styleId="26">
+  <w:style w:type="table" w:styleId="738">
     <w:name w:val="Grid Table 2"/>
-    <w:basedOn w:val="699"/>
+    <w:basedOn w:val="894"/>
     <w:uiPriority w:val="99"/>
     <w:pPr>
       <w:pBdr/>
@@ -7727,9 +8082,9 @@
       </w:tcPr>
     </w:tblStylePr>
   </w:style>
-  <w:style w:type="table" w:styleId="27">
+  <w:style w:type="table" w:styleId="739">
     <w:name w:val="Grid Table 2 - Accent 1"/>
-    <w:basedOn w:val="699"/>
+    <w:basedOn w:val="894"/>
     <w:uiPriority w:val="99"/>
     <w:pPr>
       <w:pBdr/>
@@ -7959,9 +8314,9 @@
       </w:tcPr>
     </w:tblStylePr>
   </w:style>
-  <w:style w:type="table" w:styleId="28">
+  <w:style w:type="table" w:styleId="740">
     <w:name w:val="Grid Table 2 - Accent 2"/>
-    <w:basedOn w:val="699"/>
+    <w:basedOn w:val="894"/>
     <w:uiPriority w:val="99"/>
     <w:pPr>
       <w:pBdr/>
@@ -8191,9 +8546,9 @@
       </w:tcPr>
     </w:tblStylePr>
   </w:style>
-  <w:style w:type="table" w:styleId="29">
+  <w:style w:type="table" w:styleId="741">
     <w:name w:val="Grid Table 2 - Accent 3"/>
-    <w:basedOn w:val="699"/>
+    <w:basedOn w:val="894"/>
     <w:uiPriority w:val="99"/>
     <w:pPr>
       <w:pBdr/>
@@ -8423,9 +8778,9 @@
       </w:tcPr>
     </w:tblStylePr>
   </w:style>
-  <w:style w:type="table" w:styleId="30">
+  <w:style w:type="table" w:styleId="742">
     <w:name w:val="Grid Table 2 - Accent 4"/>
-    <w:basedOn w:val="699"/>
+    <w:basedOn w:val="894"/>
     <w:uiPriority w:val="99"/>
     <w:pPr>
       <w:pBdr/>
@@ -8655,9 +9010,9 @@
       </w:tcPr>
     </w:tblStylePr>
   </w:style>
-  <w:style w:type="table" w:styleId="31">
+  <w:style w:type="table" w:styleId="743">
     <w:name w:val="Grid Table 2 - Accent 5"/>
-    <w:basedOn w:val="699"/>
+    <w:basedOn w:val="894"/>
     <w:uiPriority w:val="99"/>
     <w:pPr>
       <w:pBdr/>
@@ -8887,9 +9242,9 @@
       </w:tcPr>
     </w:tblStylePr>
   </w:style>
-  <w:style w:type="table" w:styleId="32">
+  <w:style w:type="table" w:styleId="744">
     <w:name w:val="Grid Table 2 - Accent 6"/>
-    <w:basedOn w:val="699"/>
+    <w:basedOn w:val="894"/>
     <w:uiPriority w:val="99"/>
     <w:pPr>
       <w:pBdr/>
@@ -9119,9 +9474,9 @@
       </w:tcPr>
     </w:tblStylePr>
   </w:style>
-  <w:style w:type="table" w:styleId="33">
+  <w:style w:type="table" w:styleId="745">
     <w:name w:val="Grid Table 3"/>
-    <w:basedOn w:val="699"/>
+    <w:basedOn w:val="894"/>
     <w:uiPriority w:val="99"/>
     <w:pPr>
       <w:pBdr/>
@@ -9220,7 +9575,7 @@
         <w:tblBorders/>
       </w:tblPr>
       <w:tcPr>
-        <w:shd w:color="ffffff"/>
+        <w:shd w:val="clear" w:color="ffffff"/>
         <w:tcBorders>
           <w:top w:val="none" w:color="000000" w:sz="4" w:space="0"/>
           <w:left w:val="none" w:color="000000" w:sz="4" w:space="0"/>
@@ -9266,7 +9621,7 @@
         <w:tblBorders/>
       </w:tblPr>
       <w:tcPr>
-        <w:shd w:color="ffffff"/>
+        <w:shd w:val="clear" w:color="ffffff"/>
         <w:tcBorders>
           <w:top w:val="none" w:color="000000" w:sz="4" w:space="0"/>
           <w:left w:val="none" w:color="000000" w:sz="4" w:space="0"/>
@@ -9364,9 +9719,9 @@
       </w:tcPr>
     </w:tblStylePr>
   </w:style>
-  <w:style w:type="table" w:styleId="34">
+  <w:style w:type="table" w:styleId="746">
     <w:name w:val="Grid Table 3 - Accent 1"/>
-    <w:basedOn w:val="699"/>
+    <w:basedOn w:val="894"/>
     <w:uiPriority w:val="99"/>
     <w:pPr>
       <w:pBdr/>
@@ -9465,7 +9820,7 @@
         <w:tblBorders/>
       </w:tblPr>
       <w:tcPr>
-        <w:shd w:color="ffffff"/>
+        <w:shd w:val="clear" w:color="ffffff"/>
         <w:tcBorders>
           <w:top w:val="none" w:color="000000" w:sz="4" w:space="0"/>
           <w:left w:val="none" w:color="000000" w:sz="4" w:space="0"/>
@@ -9511,7 +9866,7 @@
         <w:tblBorders/>
       </w:tblPr>
       <w:tcPr>
-        <w:shd w:color="ffffff"/>
+        <w:shd w:val="clear" w:color="ffffff"/>
         <w:tcBorders>
           <w:top w:val="none" w:color="000000" w:sz="4" w:space="0"/>
           <w:left w:val="none" w:color="000000" w:sz="4" w:space="0"/>
@@ -9609,9 +9964,9 @@
       </w:tcPr>
     </w:tblStylePr>
   </w:style>
-  <w:style w:type="table" w:styleId="35">
+  <w:style w:type="table" w:styleId="747">
     <w:name w:val="Grid Table 3 - Accent 2"/>
-    <w:basedOn w:val="699"/>
+    <w:basedOn w:val="894"/>
     <w:uiPriority w:val="99"/>
     <w:pPr>
       <w:pBdr/>
@@ -9710,7 +10065,7 @@
         <w:tblBorders/>
       </w:tblPr>
       <w:tcPr>
-        <w:shd w:color="ffffff"/>
+        <w:shd w:val="clear" w:color="ffffff"/>
         <w:tcBorders>
           <w:top w:val="none" w:color="000000" w:sz="4" w:space="0"/>
           <w:left w:val="none" w:color="000000" w:sz="4" w:space="0"/>
@@ -9756,7 +10111,7 @@
         <w:tblBorders/>
       </w:tblPr>
       <w:tcPr>
-        <w:shd w:color="ffffff"/>
+        <w:shd w:val="clear" w:color="ffffff"/>
         <w:tcBorders>
           <w:top w:val="none" w:color="000000" w:sz="4" w:space="0"/>
           <w:left w:val="none" w:color="000000" w:sz="4" w:space="0"/>
@@ -9854,9 +10209,9 @@
       </w:tcPr>
     </w:tblStylePr>
   </w:style>
-  <w:style w:type="table" w:styleId="36">
+  <w:style w:type="table" w:styleId="748">
     <w:name w:val="Grid Table 3 - Accent 3"/>
-    <w:basedOn w:val="699"/>
+    <w:basedOn w:val="894"/>
     <w:uiPriority w:val="99"/>
     <w:pPr>
       <w:pBdr/>
@@ -9955,7 +10310,7 @@
         <w:tblBorders/>
       </w:tblPr>
       <w:tcPr>
-        <w:shd w:color="ffffff"/>
+        <w:shd w:val="clear" w:color="ffffff"/>
         <w:tcBorders>
           <w:top w:val="none" w:color="000000" w:sz="4" w:space="0"/>
           <w:left w:val="none" w:color="000000" w:sz="4" w:space="0"/>
@@ -10001,7 +10356,7 @@
         <w:tblBorders/>
       </w:tblPr>
       <w:tcPr>
-        <w:shd w:color="ffffff"/>
+        <w:shd w:val="clear" w:color="ffffff"/>
         <w:tcBorders>
           <w:top w:val="none" w:color="000000" w:sz="4" w:space="0"/>
           <w:left w:val="none" w:color="000000" w:sz="4" w:space="0"/>
@@ -10099,9 +10454,9 @@
       </w:tcPr>
     </w:tblStylePr>
   </w:style>
-  <w:style w:type="table" w:styleId="37">
+  <w:style w:type="table" w:styleId="749">
     <w:name w:val="Grid Table 3 - Accent 4"/>
-    <w:basedOn w:val="699"/>
+    <w:basedOn w:val="894"/>
     <w:uiPriority w:val="99"/>
     <w:pPr>
       <w:pBdr/>
@@ -10200,7 +10555,7 @@
         <w:tblBorders/>
       </w:tblPr>
       <w:tcPr>
-        <w:shd w:color="ffffff"/>
+        <w:shd w:val="clear" w:color="ffffff"/>
         <w:tcBorders>
           <w:top w:val="none" w:color="000000" w:sz="4" w:space="0"/>
           <w:left w:val="none" w:color="000000" w:sz="4" w:space="0"/>
@@ -10246,7 +10601,7 @@
         <w:tblBorders/>
       </w:tblPr>
       <w:tcPr>
-        <w:shd w:color="ffffff"/>
+        <w:shd w:val="clear" w:color="ffffff"/>
         <w:tcBorders>
           <w:top w:val="none" w:color="000000" w:sz="4" w:space="0"/>
           <w:left w:val="none" w:color="000000" w:sz="4" w:space="0"/>
@@ -10344,9 +10699,9 @@
       </w:tcPr>
     </w:tblStylePr>
   </w:style>
-  <w:style w:type="table" w:styleId="38">
+  <w:style w:type="table" w:styleId="750">
     <w:name w:val="Grid Table 3 - Accent 5"/>
-    <w:basedOn w:val="699"/>
+    <w:basedOn w:val="894"/>
     <w:uiPriority w:val="99"/>
     <w:pPr>
       <w:pBdr/>
@@ -10445,7 +10800,7 @@
         <w:tblBorders/>
       </w:tblPr>
       <w:tcPr>
-        <w:shd w:color="ffffff"/>
+        <w:shd w:val="clear" w:color="ffffff"/>
         <w:tcBorders>
           <w:top w:val="none" w:color="000000" w:sz="4" w:space="0"/>
           <w:left w:val="none" w:color="000000" w:sz="4" w:space="0"/>
@@ -10491,7 +10846,7 @@
         <w:tblBorders/>
       </w:tblPr>
       <w:tcPr>
-        <w:shd w:color="ffffff"/>
+        <w:shd w:val="clear" w:color="ffffff"/>
         <w:tcBorders>
           <w:top w:val="none" w:color="000000" w:sz="4" w:space="0"/>
           <w:left w:val="none" w:color="000000" w:sz="4" w:space="0"/>
@@ -10589,9 +10944,9 @@
       </w:tcPr>
     </w:tblStylePr>
   </w:style>
-  <w:style w:type="table" w:styleId="39">
+  <w:style w:type="table" w:styleId="751">
     <w:name w:val="Grid Table 3 - Accent 6"/>
-    <w:basedOn w:val="699"/>
+    <w:basedOn w:val="894"/>
     <w:uiPriority w:val="99"/>
     <w:pPr>
       <w:pBdr/>
@@ -10690,7 +11045,7 @@
         <w:tblBorders/>
       </w:tblPr>
       <w:tcPr>
-        <w:shd w:color="ffffff"/>
+        <w:shd w:val="clear" w:color="ffffff"/>
         <w:tcBorders>
           <w:top w:val="none" w:color="000000" w:sz="4" w:space="0"/>
           <w:left w:val="none" w:color="000000" w:sz="4" w:space="0"/>
@@ -10736,7 +11091,7 @@
         <w:tblBorders/>
       </w:tblPr>
       <w:tcPr>
-        <w:shd w:color="ffffff"/>
+        <w:shd w:val="clear" w:color="ffffff"/>
         <w:tcBorders>
           <w:top w:val="none" w:color="000000" w:sz="4" w:space="0"/>
           <w:left w:val="none" w:color="000000" w:sz="4" w:space="0"/>
@@ -10834,9 +11189,9 @@
       </w:tcPr>
     </w:tblStylePr>
   </w:style>
-  <w:style w:type="table" w:styleId="40">
+  <w:style w:type="table" w:styleId="752">
     <w:name w:val="Grid Table 4"/>
-    <w:basedOn w:val="699"/>
+    <w:basedOn w:val="894"/>
     <w:uiPriority w:val="59"/>
     <w:pPr>
       <w:pBdr/>
@@ -11067,9 +11422,9 @@
       </w:tcPr>
     </w:tblStylePr>
   </w:style>
-  <w:style w:type="table" w:styleId="41">
+  <w:style w:type="table" w:styleId="753">
     <w:name w:val="Grid Table 4 - Accent 1"/>
-    <w:basedOn w:val="699"/>
+    <w:basedOn w:val="894"/>
     <w:uiPriority w:val="59"/>
     <w:pPr>
       <w:pBdr/>
@@ -11300,9 +11655,9 @@
       </w:tcPr>
     </w:tblStylePr>
   </w:style>
-  <w:style w:type="table" w:styleId="42">
+  <w:style w:type="table" w:styleId="754">
     <w:name w:val="Grid Table 4 - Accent 2"/>
-    <w:basedOn w:val="699"/>
+    <w:basedOn w:val="894"/>
     <w:uiPriority w:val="59"/>
     <w:pPr>
       <w:pBdr/>
@@ -11533,9 +11888,9 @@
       </w:tcPr>
     </w:tblStylePr>
   </w:style>
-  <w:style w:type="table" w:styleId="43">
+  <w:style w:type="table" w:styleId="755">
     <w:name w:val="Grid Table 4 - Accent 3"/>
-    <w:basedOn w:val="699"/>
+    <w:basedOn w:val="894"/>
     <w:uiPriority w:val="59"/>
     <w:pPr>
       <w:pBdr/>
@@ -11766,9 +12121,9 @@
       </w:tcPr>
     </w:tblStylePr>
   </w:style>
-  <w:style w:type="table" w:styleId="44">
+  <w:style w:type="table" w:styleId="756">
     <w:name w:val="Grid Table 4 - Accent 4"/>
-    <w:basedOn w:val="699"/>
+    <w:basedOn w:val="894"/>
     <w:uiPriority w:val="59"/>
     <w:pPr>
       <w:pBdr/>
@@ -11999,9 +12354,9 @@
       </w:tcPr>
     </w:tblStylePr>
   </w:style>
-  <w:style w:type="table" w:styleId="45">
+  <w:style w:type="table" w:styleId="757">
     <w:name w:val="Grid Table 4 - Accent 5"/>
-    <w:basedOn w:val="699"/>
+    <w:basedOn w:val="894"/>
     <w:uiPriority w:val="59"/>
     <w:pPr>
       <w:pBdr/>
@@ -12232,9 +12587,9 @@
       </w:tcPr>
     </w:tblStylePr>
   </w:style>
-  <w:style w:type="table" w:styleId="46">
+  <w:style w:type="table" w:styleId="758">
     <w:name w:val="Grid Table 4 - Accent 6"/>
-    <w:basedOn w:val="699"/>
+    <w:basedOn w:val="894"/>
     <w:uiPriority w:val="59"/>
     <w:pPr>
       <w:pBdr/>
@@ -12465,9 +12820,9 @@
       </w:tcPr>
     </w:tblStylePr>
   </w:style>
-  <w:style w:type="table" w:styleId="47">
+  <w:style w:type="table" w:styleId="759">
     <w:name w:val="Grid Table 5 Dark"/>
-    <w:basedOn w:val="699"/>
+    <w:basedOn w:val="894"/>
     <w:uiPriority w:val="99"/>
     <w:pPr>
       <w:pBdr/>
@@ -12693,9 +13048,9 @@
       </w:tcPr>
     </w:tblStylePr>
   </w:style>
-  <w:style w:type="table" w:styleId="48">
+  <w:style w:type="table" w:styleId="760">
     <w:name w:val="Grid Table 5 Dark- Accent 1"/>
-    <w:basedOn w:val="699"/>
+    <w:basedOn w:val="894"/>
     <w:uiPriority w:val="99"/>
     <w:pPr>
       <w:pBdr/>
@@ -12921,9 +13276,9 @@
       </w:tcPr>
     </w:tblStylePr>
   </w:style>
-  <w:style w:type="table" w:styleId="49">
+  <w:style w:type="table" w:styleId="761">
     <w:name w:val="Grid Table 5 Dark - Accent 2"/>
-    <w:basedOn w:val="699"/>
+    <w:basedOn w:val="894"/>
     <w:uiPriority w:val="99"/>
     <w:pPr>
       <w:pBdr/>
@@ -13149,9 +13504,9 @@
       </w:tcPr>
     </w:tblStylePr>
   </w:style>
-  <w:style w:type="table" w:styleId="50">
+  <w:style w:type="table" w:styleId="762">
     <w:name w:val="Grid Table 5 Dark - Accent 3"/>
-    <w:basedOn w:val="699"/>
+    <w:basedOn w:val="894"/>
     <w:uiPriority w:val="99"/>
     <w:pPr>
       <w:pBdr/>
@@ -13377,9 +13732,9 @@
       </w:tcPr>
     </w:tblStylePr>
   </w:style>
-  <w:style w:type="table" w:styleId="51">
+  <w:style w:type="table" w:styleId="763">
     <w:name w:val="Grid Table 5 Dark- Accent 4"/>
-    <w:basedOn w:val="699"/>
+    <w:basedOn w:val="894"/>
     <w:uiPriority w:val="99"/>
     <w:pPr>
       <w:pBdr/>
@@ -13605,9 +13960,9 @@
       </w:tcPr>
     </w:tblStylePr>
   </w:style>
-  <w:style w:type="table" w:styleId="52">
+  <w:style w:type="table" w:styleId="764">
     <w:name w:val="Grid Table 5 Dark - Accent 5"/>
-    <w:basedOn w:val="699"/>
+    <w:basedOn w:val="894"/>
     <w:uiPriority w:val="99"/>
     <w:pPr>
       <w:pBdr/>
@@ -13833,9 +14188,9 @@
       </w:tcPr>
     </w:tblStylePr>
   </w:style>
-  <w:style w:type="table" w:styleId="53">
+  <w:style w:type="table" w:styleId="765">
     <w:name w:val="Grid Table 5 Dark - Accent 6"/>
-    <w:basedOn w:val="699"/>
+    <w:basedOn w:val="894"/>
     <w:uiPriority w:val="99"/>
     <w:pPr>
       <w:pBdr/>
@@ -14061,9 +14416,9 @@
       </w:tcPr>
     </w:tblStylePr>
   </w:style>
-  <w:style w:type="table" w:styleId="54">
+  <w:style w:type="table" w:styleId="766">
     <w:name w:val="Grid Table 6 Colorful"/>
-    <w:basedOn w:val="699"/>
+    <w:basedOn w:val="894"/>
     <w:uiPriority w:val="99"/>
     <w:pPr>
       <w:pBdr/>
@@ -14291,9 +14646,9 @@
       </w:tcPr>
     </w:tblStylePr>
   </w:style>
-  <w:style w:type="table" w:styleId="55">
+  <w:style w:type="table" w:styleId="767">
     <w:name w:val="Grid Table 6 Colorful - Accent 1"/>
-    <w:basedOn w:val="699"/>
+    <w:basedOn w:val="894"/>
     <w:uiPriority w:val="99"/>
     <w:pPr>
       <w:pBdr/>
@@ -14521,9 +14876,9 @@
       </w:tcPr>
     </w:tblStylePr>
   </w:style>
-  <w:style w:type="table" w:styleId="56">
+  <w:style w:type="table" w:styleId="768">
     <w:name w:val="Grid Table 6 Colorful - Accent 2"/>
-    <w:basedOn w:val="699"/>
+    <w:basedOn w:val="894"/>
     <w:uiPriority w:val="99"/>
     <w:pPr>
       <w:pBdr/>
@@ -14751,9 +15106,9 @@
       </w:tcPr>
     </w:tblStylePr>
   </w:style>
-  <w:style w:type="table" w:styleId="57">
+  <w:style w:type="table" w:styleId="769">
     <w:name w:val="Grid Table 6 Colorful - Accent 3"/>
-    <w:basedOn w:val="699"/>
+    <w:basedOn w:val="894"/>
     <w:uiPriority w:val="99"/>
     <w:pPr>
       <w:pBdr/>
@@ -14981,9 +15336,9 @@
       </w:tcPr>
     </w:tblStylePr>
   </w:style>
-  <w:style w:type="table" w:styleId="58">
+  <w:style w:type="table" w:styleId="770">
     <w:name w:val="Grid Table 6 Colorful - Accent 4"/>
-    <w:basedOn w:val="699"/>
+    <w:basedOn w:val="894"/>
     <w:uiPriority w:val="99"/>
     <w:pPr>
       <w:pBdr/>
@@ -15211,9 +15566,9 @@
       </w:tcPr>
     </w:tblStylePr>
   </w:style>
-  <w:style w:type="table" w:styleId="59">
+  <w:style w:type="table" w:styleId="771">
     <w:name w:val="Grid Table 6 Colorful - Accent 5"/>
-    <w:basedOn w:val="699"/>
+    <w:basedOn w:val="894"/>
     <w:uiPriority w:val="99"/>
     <w:pPr>
       <w:pBdr/>
@@ -15441,9 +15796,9 @@
       </w:tcPr>
     </w:tblStylePr>
   </w:style>
-  <w:style w:type="table" w:styleId="60">
+  <w:style w:type="table" w:styleId="772">
     <w:name w:val="Grid Table 6 Colorful - Accent 6"/>
-    <w:basedOn w:val="699"/>
+    <w:basedOn w:val="894"/>
     <w:uiPriority w:val="99"/>
     <w:pPr>
       <w:pBdr/>
@@ -15671,9 +16026,9 @@
       </w:tcPr>
     </w:tblStylePr>
   </w:style>
-  <w:style w:type="table" w:styleId="61">
+  <w:style w:type="table" w:styleId="773">
     <w:name w:val="Grid Table 7 Colorful"/>
-    <w:basedOn w:val="699"/>
+    <w:basedOn w:val="894"/>
     <w:uiPriority w:val="99"/>
     <w:pPr>
       <w:pBdr/>
@@ -15775,11 +16130,11 @@
         <w:tblBorders/>
       </w:tblPr>
       <w:tcPr>
-        <w:shd w:color="ffffff"/>
-        <w:tcBorders>
-          <w:top w:val="none"/>
-          <w:left w:val="none"/>
-          <w:bottom w:val="none"/>
+        <w:shd w:val="clear" w:color="ffffff"/>
+        <w:tcBorders>
+          <w:top w:val="none" w:color="000000" w:sz="4" w:space="0"/>
+          <w:left w:val="none" w:color="000000" w:sz="4" w:space="0"/>
+          <w:bottom w:val="none" w:color="000000" w:sz="4" w:space="0"/>
           <w:right w:val="single" w:color="000000" w:themeColor="text1" w:themeTint="80" w:sz="4" w:space="0"/>
         </w:tcBorders>
       </w:tcPr>
@@ -15802,10 +16157,10 @@
       <w:tcPr>
         <w:shd w:val="clear" w:color="ffffff" w:themeColor="light1" w:fill="ffffff" w:themeFill="light1"/>
         <w:tcBorders>
-          <w:top w:val="none"/>
-          <w:left w:val="none"/>
+          <w:top w:val="none" w:color="000000" w:sz="4" w:space="0"/>
+          <w:left w:val="none" w:color="000000" w:sz="4" w:space="0"/>
           <w:bottom w:val="single" w:color="000000" w:themeColor="text1" w:themeTint="80" w:sz="4" w:space="0"/>
-          <w:right w:val="none"/>
+          <w:right w:val="none" w:color="000000" w:sz="4" w:space="0"/>
         </w:tcBorders>
       </w:tcPr>
     </w:tblStylePr>
@@ -15825,12 +16180,12 @@
         <w:tblBorders/>
       </w:tblPr>
       <w:tcPr>
-        <w:shd w:color="ffffff"/>
-        <w:tcBorders>
-          <w:top w:val="none"/>
+        <w:shd w:val="clear" w:color="ffffff"/>
+        <w:tcBorders>
+          <w:top w:val="none" w:color="000000" w:sz="4" w:space="0"/>
           <w:left w:val="single" w:color="000000" w:themeColor="text1" w:themeTint="80" w:sz="4" w:space="0"/>
-          <w:bottom w:val="none"/>
-          <w:right w:val="none"/>
+          <w:bottom w:val="none" w:color="000000" w:sz="4" w:space="0"/>
+          <w:right w:val="none" w:color="000000" w:sz="4" w:space="0"/>
         </w:tcBorders>
       </w:tcPr>
     </w:tblStylePr>
@@ -15853,9 +16208,9 @@
         <w:shd w:val="clear" w:color="ffffff" w:themeColor="light1" w:fill="ffffff" w:themeFill="light1"/>
         <w:tcBorders>
           <w:top w:val="single" w:color="000000" w:themeColor="text1" w:themeTint="80" w:sz="4" w:space="0"/>
-          <w:left w:val="none"/>
-          <w:bottom w:val="none"/>
-          <w:right w:val="none"/>
+          <w:left w:val="none" w:color="000000" w:sz="4" w:space="0"/>
+          <w:bottom w:val="none" w:color="000000" w:sz="4" w:space="0"/>
+          <w:right w:val="none" w:color="000000" w:sz="4" w:space="0"/>
         </w:tcBorders>
       </w:tcPr>
     </w:tblStylePr>
@@ -15925,9 +16280,9 @@
       </w:tcPr>
     </w:tblStylePr>
   </w:style>
-  <w:style w:type="table" w:styleId="62">
+  <w:style w:type="table" w:styleId="774">
     <w:name w:val="Grid Table 7 Colorful - Accent 1"/>
-    <w:basedOn w:val="699"/>
+    <w:basedOn w:val="894"/>
     <w:uiPriority w:val="99"/>
     <w:pPr>
       <w:pBdr/>
@@ -16029,11 +16384,11 @@
         <w:tblBorders/>
       </w:tblPr>
       <w:tcPr>
-        <w:shd w:color="ffffff"/>
-        <w:tcBorders>
-          <w:top w:val="none"/>
-          <w:left w:val="none"/>
-          <w:bottom w:val="none"/>
+        <w:shd w:val="clear" w:color="ffffff"/>
+        <w:tcBorders>
+          <w:top w:val="none" w:color="000000" w:sz="4" w:space="0"/>
+          <w:left w:val="none" w:color="000000" w:sz="4" w:space="0"/>
+          <w:bottom w:val="none" w:color="000000" w:sz="4" w:space="0"/>
           <w:right w:val="single" w:color="000000" w:themeColor="accent1" w:themeTint="80" w:sz="4" w:space="0"/>
         </w:tcBorders>
       </w:tcPr>
@@ -16056,10 +16411,10 @@
       <w:tcPr>
         <w:shd w:val="clear" w:color="ffffff" w:themeColor="light1" w:fill="ffffff" w:themeFill="light1"/>
         <w:tcBorders>
-          <w:top w:val="none"/>
-          <w:left w:val="none"/>
+          <w:top w:val="none" w:color="000000" w:sz="4" w:space="0"/>
+          <w:left w:val="none" w:color="000000" w:sz="4" w:space="0"/>
           <w:bottom w:val="single" w:color="000000" w:themeColor="accent1" w:themeTint="80" w:sz="4" w:space="0"/>
-          <w:right w:val="none"/>
+          <w:right w:val="none" w:color="000000" w:sz="4" w:space="0"/>
         </w:tcBorders>
       </w:tcPr>
     </w:tblStylePr>
@@ -16079,12 +16434,12 @@
         <w:tblBorders/>
       </w:tblPr>
       <w:tcPr>
-        <w:shd w:color="ffffff"/>
-        <w:tcBorders>
-          <w:top w:val="none"/>
+        <w:shd w:val="clear" w:color="ffffff"/>
+        <w:tcBorders>
+          <w:top w:val="none" w:color="000000" w:sz="4" w:space="0"/>
           <w:left w:val="single" w:color="000000" w:themeColor="accent1" w:themeTint="80" w:sz="4" w:space="0"/>
-          <w:bottom w:val="none"/>
-          <w:right w:val="none"/>
+          <w:bottom w:val="none" w:color="000000" w:sz="4" w:space="0"/>
+          <w:right w:val="none" w:color="000000" w:sz="4" w:space="0"/>
         </w:tcBorders>
       </w:tcPr>
     </w:tblStylePr>
@@ -16107,9 +16462,9 @@
         <w:shd w:val="clear" w:color="ffffff" w:themeColor="light1" w:fill="ffffff" w:themeFill="light1"/>
         <w:tcBorders>
           <w:top w:val="single" w:color="000000" w:themeColor="accent1" w:themeTint="80" w:sz="4" w:space="0"/>
-          <w:left w:val="none"/>
-          <w:bottom w:val="none"/>
-          <w:right w:val="none"/>
+          <w:left w:val="none" w:color="000000" w:sz="4" w:space="0"/>
+          <w:bottom w:val="none" w:color="000000" w:sz="4" w:space="0"/>
+          <w:right w:val="none" w:color="000000" w:sz="4" w:space="0"/>
         </w:tcBorders>
       </w:tcPr>
     </w:tblStylePr>
@@ -16179,9 +16534,9 @@
       </w:tcPr>
     </w:tblStylePr>
   </w:style>
-  <w:style w:type="table" w:styleId="63">
+  <w:style w:type="table" w:styleId="775">
     <w:name w:val="Grid Table 7 Colorful - Accent 2"/>
-    <w:basedOn w:val="699"/>
+    <w:basedOn w:val="894"/>
     <w:uiPriority w:val="99"/>
     <w:pPr>
       <w:pBdr/>
@@ -16283,11 +16638,11 @@
         <w:tblBorders/>
       </w:tblPr>
       <w:tcPr>
-        <w:shd w:color="ffffff"/>
-        <w:tcBorders>
-          <w:top w:val="none"/>
-          <w:left w:val="none"/>
-          <w:bottom w:val="none"/>
+        <w:shd w:val="clear" w:color="ffffff"/>
+        <w:tcBorders>
+          <w:top w:val="none" w:color="000000" w:sz="4" w:space="0"/>
+          <w:left w:val="none" w:color="000000" w:sz="4" w:space="0"/>
+          <w:bottom w:val="none" w:color="000000" w:sz="4" w:space="0"/>
           <w:right w:val="single" w:color="000000" w:themeColor="accent2" w:themeTint="97" w:sz="4" w:space="0"/>
         </w:tcBorders>
       </w:tcPr>
@@ -16310,10 +16665,10 @@
       <w:tcPr>
         <w:shd w:val="clear" w:color="ffffff" w:themeColor="light1" w:fill="ffffff" w:themeFill="light1"/>
         <w:tcBorders>
-          <w:top w:val="none"/>
-          <w:left w:val="none"/>
+          <w:top w:val="none" w:color="000000" w:sz="4" w:space="0"/>
+          <w:left w:val="none" w:color="000000" w:sz="4" w:space="0"/>
           <w:bottom w:val="single" w:color="000000" w:themeColor="accent2" w:themeTint="97" w:sz="4" w:space="0"/>
-          <w:right w:val="none"/>
+          <w:right w:val="none" w:color="000000" w:sz="4" w:space="0"/>
         </w:tcBorders>
       </w:tcPr>
     </w:tblStylePr>
@@ -16333,12 +16688,12 @@
         <w:tblBorders/>
       </w:tblPr>
       <w:tcPr>
-        <w:shd w:color="ffffff"/>
-        <w:tcBorders>
-          <w:top w:val="none"/>
+        <w:shd w:val="clear" w:color="ffffff"/>
+        <w:tcBorders>
+          <w:top w:val="none" w:color="000000" w:sz="4" w:space="0"/>
           <w:left w:val="single" w:color="000000" w:themeColor="accent2" w:themeTint="97" w:sz="4" w:space="0"/>
-          <w:bottom w:val="none"/>
-          <w:right w:val="none"/>
+          <w:bottom w:val="none" w:color="000000" w:sz="4" w:space="0"/>
+          <w:right w:val="none" w:color="000000" w:sz="4" w:space="0"/>
         </w:tcBorders>
       </w:tcPr>
     </w:tblStylePr>
@@ -16361,9 +16716,9 @@
         <w:shd w:val="clear" w:color="ffffff" w:themeColor="light1" w:fill="ffffff" w:themeFill="light1"/>
         <w:tcBorders>
           <w:top w:val="single" w:color="000000" w:themeColor="accent2" w:themeTint="97" w:sz="4" w:space="0"/>
-          <w:left w:val="none"/>
-          <w:bottom w:val="none"/>
-          <w:right w:val="none"/>
+          <w:left w:val="none" w:color="000000" w:sz="4" w:space="0"/>
+          <w:bottom w:val="none" w:color="000000" w:sz="4" w:space="0"/>
+          <w:right w:val="none" w:color="000000" w:sz="4" w:space="0"/>
         </w:tcBorders>
       </w:tcPr>
     </w:tblStylePr>
@@ -16433,9 +16788,9 @@
       </w:tcPr>
     </w:tblStylePr>
   </w:style>
-  <w:style w:type="table" w:styleId="64">
+  <w:style w:type="table" w:styleId="776">
     <w:name w:val="Grid Table 7 Colorful - Accent 3"/>
-    <w:basedOn w:val="699"/>
+    <w:basedOn w:val="894"/>
     <w:uiPriority w:val="99"/>
     <w:pPr>
       <w:pBdr/>
@@ -16537,11 +16892,11 @@
         <w:tblBorders/>
       </w:tblPr>
       <w:tcPr>
-        <w:shd w:color="ffffff"/>
-        <w:tcBorders>
-          <w:top w:val="none"/>
-          <w:left w:val="none"/>
-          <w:bottom w:val="none"/>
+        <w:shd w:val="clear" w:color="ffffff"/>
+        <w:tcBorders>
+          <w:top w:val="none" w:color="000000" w:sz="4" w:space="0"/>
+          <w:left w:val="none" w:color="000000" w:sz="4" w:space="0"/>
+          <w:bottom w:val="none" w:color="000000" w:sz="4" w:space="0"/>
           <w:right w:val="single" w:color="000000" w:themeColor="accent3" w:themeTint="FE" w:sz="4" w:space="0"/>
         </w:tcBorders>
       </w:tcPr>
@@ -16564,10 +16919,10 @@
       <w:tcPr>
         <w:shd w:val="clear" w:color="ffffff" w:themeColor="light1" w:fill="ffffff" w:themeFill="light1"/>
         <w:tcBorders>
-          <w:top w:val="none"/>
-          <w:left w:val="none"/>
+          <w:top w:val="none" w:color="000000" w:sz="4" w:space="0"/>
+          <w:left w:val="none" w:color="000000" w:sz="4" w:space="0"/>
           <w:bottom w:val="single" w:color="000000" w:themeColor="accent3" w:themeTint="FE" w:sz="4" w:space="0"/>
-          <w:right w:val="none"/>
+          <w:right w:val="none" w:color="000000" w:sz="4" w:space="0"/>
         </w:tcBorders>
       </w:tcPr>
     </w:tblStylePr>
@@ -16587,12 +16942,12 @@
         <w:tblBorders/>
       </w:tblPr>
       <w:tcPr>
-        <w:shd w:color="ffffff"/>
-        <w:tcBorders>
-          <w:top w:val="none"/>
+        <w:shd w:val="clear" w:color="ffffff"/>
+        <w:tcBorders>
+          <w:top w:val="none" w:color="000000" w:sz="4" w:space="0"/>
           <w:left w:val="single" w:color="000000" w:themeColor="accent3" w:themeTint="FE" w:sz="4" w:space="0"/>
-          <w:bottom w:val="none"/>
-          <w:right w:val="none"/>
+          <w:bottom w:val="none" w:color="000000" w:sz="4" w:space="0"/>
+          <w:right w:val="none" w:color="000000" w:sz="4" w:space="0"/>
         </w:tcBorders>
       </w:tcPr>
     </w:tblStylePr>
@@ -16615,9 +16970,9 @@
         <w:shd w:val="clear" w:color="ffffff" w:themeColor="light1" w:fill="ffffff" w:themeFill="light1"/>
         <w:tcBorders>
           <w:top w:val="single" w:color="000000" w:themeColor="accent3" w:themeTint="FE" w:sz="4" w:space="0"/>
-          <w:left w:val="none"/>
-          <w:bottom w:val="none"/>
-          <w:right w:val="none"/>
+          <w:left w:val="none" w:color="000000" w:sz="4" w:space="0"/>
+          <w:bottom w:val="none" w:color="000000" w:sz="4" w:space="0"/>
+          <w:right w:val="none" w:color="000000" w:sz="4" w:space="0"/>
         </w:tcBorders>
       </w:tcPr>
     </w:tblStylePr>
@@ -16687,9 +17042,9 @@
       </w:tcPr>
     </w:tblStylePr>
   </w:style>
-  <w:style w:type="table" w:styleId="65">
+  <w:style w:type="table" w:styleId="777">
     <w:name w:val="Grid Table 7 Colorful - Accent 4"/>
-    <w:basedOn w:val="699"/>
+    <w:basedOn w:val="894"/>
     <w:uiPriority w:val="99"/>
     <w:pPr>
       <w:pBdr/>
@@ -16791,11 +17146,11 @@
         <w:tblBorders/>
       </w:tblPr>
       <w:tcPr>
-        <w:shd w:color="ffffff"/>
-        <w:tcBorders>
-          <w:top w:val="none"/>
-          <w:left w:val="none"/>
-          <w:bottom w:val="none"/>
+        <w:shd w:val="clear" w:color="ffffff"/>
+        <w:tcBorders>
+          <w:top w:val="none" w:color="000000" w:sz="4" w:space="0"/>
+          <w:left w:val="none" w:color="000000" w:sz="4" w:space="0"/>
+          <w:bottom w:val="none" w:color="000000" w:sz="4" w:space="0"/>
           <w:right w:val="single" w:color="000000" w:themeColor="accent4" w:themeTint="9A" w:sz="4" w:space="0"/>
         </w:tcBorders>
       </w:tcPr>
@@ -16818,10 +17173,10 @@
       <w:tcPr>
         <w:shd w:val="clear" w:color="ffffff" w:themeColor="light1" w:fill="ffffff" w:themeFill="light1"/>
         <w:tcBorders>
-          <w:top w:val="none"/>
-          <w:left w:val="none"/>
+          <w:top w:val="none" w:color="000000" w:sz="4" w:space="0"/>
+          <w:left w:val="none" w:color="000000" w:sz="4" w:space="0"/>
           <w:bottom w:val="single" w:color="000000" w:themeColor="accent4" w:themeTint="9A" w:sz="4" w:space="0"/>
-          <w:right w:val="none"/>
+          <w:right w:val="none" w:color="000000" w:sz="4" w:space="0"/>
         </w:tcBorders>
       </w:tcPr>
     </w:tblStylePr>
@@ -16841,12 +17196,12 @@
         <w:tblBorders/>
       </w:tblPr>
       <w:tcPr>
-        <w:shd w:color="ffffff"/>
-        <w:tcBorders>
-          <w:top w:val="none"/>
+        <w:shd w:val="clear" w:color="ffffff"/>
+        <w:tcBorders>
+          <w:top w:val="none" w:color="000000" w:sz="4" w:space="0"/>
           <w:left w:val="single" w:color="000000" w:themeColor="accent4" w:themeTint="9A" w:sz="4" w:space="0"/>
-          <w:bottom w:val="none"/>
-          <w:right w:val="none"/>
+          <w:bottom w:val="none" w:color="000000" w:sz="4" w:space="0"/>
+          <w:right w:val="none" w:color="000000" w:sz="4" w:space="0"/>
         </w:tcBorders>
       </w:tcPr>
     </w:tblStylePr>
@@ -16869,9 +17224,9 @@
         <w:shd w:val="clear" w:color="ffffff" w:themeColor="light1" w:fill="ffffff" w:themeFill="light1"/>
         <w:tcBorders>
           <w:top w:val="single" w:color="000000" w:themeColor="accent4" w:themeTint="9A" w:sz="4" w:space="0"/>
-          <w:left w:val="none"/>
-          <w:bottom w:val="none"/>
-          <w:right w:val="none"/>
+          <w:left w:val="none" w:color="000000" w:sz="4" w:space="0"/>
+          <w:bottom w:val="none" w:color="000000" w:sz="4" w:space="0"/>
+          <w:right w:val="none" w:color="000000" w:sz="4" w:space="0"/>
         </w:tcBorders>
       </w:tcPr>
     </w:tblStylePr>
@@ -16941,9 +17296,9 @@
       </w:tcPr>
     </w:tblStylePr>
   </w:style>
-  <w:style w:type="table" w:styleId="66">
+  <w:style w:type="table" w:styleId="778">
     <w:name w:val="Grid Table 7 Colorful - Accent 5"/>
-    <w:basedOn w:val="699"/>
+    <w:basedOn w:val="894"/>
     <w:uiPriority w:val="99"/>
     <w:pPr>
       <w:pBdr/>
@@ -17045,11 +17400,11 @@
         <w:tblBorders/>
       </w:tblPr>
       <w:tcPr>
-        <w:shd w:color="ffffff"/>
-        <w:tcBorders>
-          <w:top w:val="none"/>
-          <w:left w:val="none"/>
-          <w:bottom w:val="none"/>
+        <w:shd w:val="clear" w:color="ffffff"/>
+        <w:tcBorders>
+          <w:top w:val="none" w:color="000000" w:sz="4" w:space="0"/>
+          <w:left w:val="none" w:color="000000" w:sz="4" w:space="0"/>
+          <w:bottom w:val="none" w:color="000000" w:sz="4" w:space="0"/>
           <w:right w:val="single" w:color="000000" w:themeColor="accent5" w:themeTint="90" w:sz="4" w:space="0"/>
         </w:tcBorders>
       </w:tcPr>
@@ -17072,10 +17427,10 @@
       <w:tcPr>
         <w:shd w:val="clear" w:color="ffffff" w:themeColor="light1" w:fill="ffffff" w:themeFill="light1"/>
         <w:tcBorders>
-          <w:top w:val="none"/>
-          <w:left w:val="none"/>
+          <w:top w:val="none" w:color="000000" w:sz="4" w:space="0"/>
+          <w:left w:val="none" w:color="000000" w:sz="4" w:space="0"/>
           <w:bottom w:val="single" w:color="000000" w:themeColor="accent5" w:themeTint="90" w:sz="4" w:space="0"/>
-          <w:right w:val="none"/>
+          <w:right w:val="none" w:color="000000" w:sz="4" w:space="0"/>
         </w:tcBorders>
       </w:tcPr>
     </w:tblStylePr>
@@ -17095,12 +17450,12 @@
         <w:tblBorders/>
       </w:tblPr>
       <w:tcPr>
-        <w:shd w:color="ffffff"/>
-        <w:tcBorders>
-          <w:top w:val="none"/>
+        <w:shd w:val="clear" w:color="ffffff"/>
+        <w:tcBorders>
+          <w:top w:val="none" w:color="000000" w:sz="4" w:space="0"/>
           <w:left w:val="single" w:color="000000" w:themeColor="accent5" w:themeTint="90" w:sz="4" w:space="0"/>
-          <w:bottom w:val="none"/>
-          <w:right w:val="none"/>
+          <w:bottom w:val="none" w:color="000000" w:sz="4" w:space="0"/>
+          <w:right w:val="none" w:color="000000" w:sz="4" w:space="0"/>
         </w:tcBorders>
       </w:tcPr>
     </w:tblStylePr>
@@ -17123,9 +17478,9 @@
         <w:shd w:val="clear" w:color="ffffff" w:themeColor="light1" w:fill="ffffff" w:themeFill="light1"/>
         <w:tcBorders>
           <w:top w:val="single" w:color="000000" w:themeColor="accent5" w:themeTint="90" w:sz="4" w:space="0"/>
-          <w:left w:val="none"/>
-          <w:bottom w:val="none"/>
-          <w:right w:val="none"/>
+          <w:left w:val="none" w:color="000000" w:sz="4" w:space="0"/>
+          <w:bottom w:val="none" w:color="000000" w:sz="4" w:space="0"/>
+          <w:right w:val="none" w:color="000000" w:sz="4" w:space="0"/>
         </w:tcBorders>
       </w:tcPr>
     </w:tblStylePr>
@@ -17195,9 +17550,9 @@
       </w:tcPr>
     </w:tblStylePr>
   </w:style>
-  <w:style w:type="table" w:styleId="67">
+  <w:style w:type="table" w:styleId="779">
     <w:name w:val="Grid Table 7 Colorful - Accent 6"/>
-    <w:basedOn w:val="699"/>
+    <w:basedOn w:val="894"/>
     <w:uiPriority w:val="99"/>
     <w:pPr>
       <w:pBdr/>
@@ -17299,11 +17654,11 @@
         <w:tblBorders/>
       </w:tblPr>
       <w:tcPr>
-        <w:shd w:color="ffffff"/>
-        <w:tcBorders>
-          <w:top w:val="none"/>
-          <w:left w:val="none"/>
-          <w:bottom w:val="none"/>
+        <w:shd w:val="clear" w:color="ffffff"/>
+        <w:tcBorders>
+          <w:top w:val="none" w:color="000000" w:sz="4" w:space="0"/>
+          <w:left w:val="none" w:color="000000" w:sz="4" w:space="0"/>
+          <w:bottom w:val="none" w:color="000000" w:sz="4" w:space="0"/>
           <w:right w:val="single" w:color="000000" w:themeColor="accent6" w:themeTint="90" w:sz="4" w:space="0"/>
         </w:tcBorders>
       </w:tcPr>
@@ -17326,10 +17681,10 @@
       <w:tcPr>
         <w:shd w:val="clear" w:color="ffffff" w:themeColor="light1" w:fill="ffffff" w:themeFill="light1"/>
         <w:tcBorders>
-          <w:top w:val="none"/>
-          <w:left w:val="none"/>
+          <w:top w:val="none" w:color="000000" w:sz="4" w:space="0"/>
+          <w:left w:val="none" w:color="000000" w:sz="4" w:space="0"/>
           <w:bottom w:val="single" w:color="000000" w:themeColor="accent6" w:themeTint="90" w:sz="4" w:space="0"/>
-          <w:right w:val="none"/>
+          <w:right w:val="none" w:color="000000" w:sz="4" w:space="0"/>
         </w:tcBorders>
       </w:tcPr>
     </w:tblStylePr>
@@ -17349,12 +17704,12 @@
         <w:tblBorders/>
       </w:tblPr>
       <w:tcPr>
-        <w:shd w:color="ffffff"/>
-        <w:tcBorders>
-          <w:top w:val="none"/>
+        <w:shd w:val="clear" w:color="ffffff"/>
+        <w:tcBorders>
+          <w:top w:val="none" w:color="000000" w:sz="4" w:space="0"/>
           <w:left w:val="single" w:color="000000" w:themeColor="accent6" w:themeTint="90" w:sz="4" w:space="0"/>
-          <w:bottom w:val="none"/>
-          <w:right w:val="none"/>
+          <w:bottom w:val="none" w:color="000000" w:sz="4" w:space="0"/>
+          <w:right w:val="none" w:color="000000" w:sz="4" w:space="0"/>
         </w:tcBorders>
       </w:tcPr>
     </w:tblStylePr>
@@ -17377,9 +17732,9 @@
         <w:shd w:val="clear" w:color="ffffff" w:themeColor="light1" w:fill="ffffff" w:themeFill="light1"/>
         <w:tcBorders>
           <w:top w:val="single" w:color="000000" w:themeColor="accent6" w:themeTint="90" w:sz="4" w:space="0"/>
-          <w:left w:val="none"/>
-          <w:bottom w:val="none"/>
-          <w:right w:val="none"/>
+          <w:left w:val="none" w:color="000000" w:sz="4" w:space="0"/>
+          <w:bottom w:val="none" w:color="000000" w:sz="4" w:space="0"/>
+          <w:right w:val="none" w:color="000000" w:sz="4" w:space="0"/>
         </w:tcBorders>
       </w:tcPr>
     </w:tblStylePr>
@@ -17449,9 +17804,9 @@
       </w:tcPr>
     </w:tblStylePr>
   </w:style>
-  <w:style w:type="table" w:styleId="68">
+  <w:style w:type="table" w:styleId="780">
     <w:name w:val="List Table 1 Light"/>
-    <w:basedOn w:val="699"/>
+    <w:basedOn w:val="894"/>
     <w:uiPriority w:val="99"/>
     <w:pPr>
       <w:pBdr/>
@@ -17665,9 +18020,9 @@
       </w:tcPr>
     </w:tblStylePr>
   </w:style>
-  <w:style w:type="table" w:styleId="69">
+  <w:style w:type="table" w:styleId="781">
     <w:name w:val="List Table 1 Light - Accent 1"/>
-    <w:basedOn w:val="699"/>
+    <w:basedOn w:val="894"/>
     <w:uiPriority w:val="99"/>
     <w:pPr>
       <w:pBdr/>
@@ -17881,9 +18236,9 @@
       </w:tcPr>
     </w:tblStylePr>
   </w:style>
-  <w:style w:type="table" w:styleId="70">
+  <w:style w:type="table" w:styleId="782">
     <w:name w:val="List Table 1 Light - Accent 2"/>
-    <w:basedOn w:val="699"/>
+    <w:basedOn w:val="894"/>
     <w:uiPriority w:val="99"/>
     <w:pPr>
       <w:pBdr/>
@@ -18097,9 +18452,9 @@
       </w:tcPr>
     </w:tblStylePr>
   </w:style>
-  <w:style w:type="table" w:styleId="71">
+  <w:style w:type="table" w:styleId="783">
     <w:name w:val="List Table 1 Light - Accent 3"/>
-    <w:basedOn w:val="699"/>
+    <w:basedOn w:val="894"/>
     <w:uiPriority w:val="99"/>
     <w:pPr>
       <w:pBdr/>
@@ -18313,9 +18668,9 @@
       </w:tcPr>
     </w:tblStylePr>
   </w:style>
-  <w:style w:type="table" w:styleId="72">
+  <w:style w:type="table" w:styleId="784">
     <w:name w:val="List Table 1 Light - Accent 4"/>
-    <w:basedOn w:val="699"/>
+    <w:basedOn w:val="894"/>
     <w:uiPriority w:val="99"/>
     <w:pPr>
       <w:pBdr/>
@@ -18529,9 +18884,9 @@
       </w:tcPr>
     </w:tblStylePr>
   </w:style>
-  <w:style w:type="table" w:styleId="73">
+  <w:style w:type="table" w:styleId="785">
     <w:name w:val="List Table 1 Light - Accent 5"/>
-    <w:basedOn w:val="699"/>
+    <w:basedOn w:val="894"/>
     <w:uiPriority w:val="99"/>
     <w:pPr>
       <w:pBdr/>
@@ -18745,9 +19100,9 @@
       </w:tcPr>
     </w:tblStylePr>
   </w:style>
-  <w:style w:type="table" w:styleId="74">
+  <w:style w:type="table" w:styleId="786">
     <w:name w:val="List Table 1 Light - Accent 6"/>
-    <w:basedOn w:val="699"/>
+    <w:basedOn w:val="894"/>
     <w:uiPriority w:val="99"/>
     <w:pPr>
       <w:pBdr/>
@@ -18961,9 +19316,9 @@
       </w:tcPr>
     </w:tblStylePr>
   </w:style>
-  <w:style w:type="table" w:styleId="75">
+  <w:style w:type="table" w:styleId="787">
     <w:name w:val="List Table 2"/>
-    <w:basedOn w:val="699"/>
+    <w:basedOn w:val="894"/>
     <w:uiPriority w:val="99"/>
     <w:pPr>
       <w:pBdr/>
@@ -19199,9 +19554,9 @@
       </w:tcPr>
     </w:tblStylePr>
   </w:style>
-  <w:style w:type="table" w:styleId="76">
+  <w:style w:type="table" w:styleId="788">
     <w:name w:val="List Table 2 - Accent 1"/>
-    <w:basedOn w:val="699"/>
+    <w:basedOn w:val="894"/>
     <w:uiPriority w:val="99"/>
     <w:pPr>
       <w:pBdr/>
@@ -19437,9 +19792,9 @@
       </w:tcPr>
     </w:tblStylePr>
   </w:style>
-  <w:style w:type="table" w:styleId="77">
+  <w:style w:type="table" w:styleId="789">
     <w:name w:val="List Table 2 - Accent 2"/>
-    <w:basedOn w:val="699"/>
+    <w:basedOn w:val="894"/>
     <w:uiPriority w:val="99"/>
     <w:pPr>
       <w:pBdr/>
@@ -19675,9 +20030,9 @@
       </w:tcPr>
     </w:tblStylePr>
   </w:style>
-  <w:style w:type="table" w:styleId="78">
+  <w:style w:type="table" w:styleId="790">
     <w:name w:val="List Table 2 - Accent 3"/>
-    <w:basedOn w:val="699"/>
+    <w:basedOn w:val="894"/>
     <w:uiPriority w:val="99"/>
     <w:pPr>
       <w:pBdr/>
@@ -19913,9 +20268,9 @@
       </w:tcPr>
     </w:tblStylePr>
   </w:style>
-  <w:style w:type="table" w:styleId="79">
+  <w:style w:type="table" w:styleId="791">
     <w:name w:val="List Table 2 - Accent 4"/>
-    <w:basedOn w:val="699"/>
+    <w:basedOn w:val="894"/>
     <w:uiPriority w:val="99"/>
     <w:pPr>
       <w:pBdr/>
@@ -20151,9 +20506,9 @@
       </w:tcPr>
     </w:tblStylePr>
   </w:style>
-  <w:style w:type="table" w:styleId="80">
+  <w:style w:type="table" w:styleId="792">
     <w:name w:val="List Table 2 - Accent 5"/>
-    <w:basedOn w:val="699"/>
+    <w:basedOn w:val="894"/>
     <w:uiPriority w:val="99"/>
     <w:pPr>
       <w:pBdr/>
@@ -20389,9 +20744,9 @@
       </w:tcPr>
     </w:tblStylePr>
   </w:style>
-  <w:style w:type="table" w:styleId="81">
+  <w:style w:type="table" w:styleId="793">
     <w:name w:val="List Table 2 - Accent 6"/>
-    <w:basedOn w:val="699"/>
+    <w:basedOn w:val="894"/>
     <w:uiPriority w:val="99"/>
     <w:pPr>
       <w:pBdr/>
@@ -20627,9 +20982,9 @@
       </w:tcPr>
     </w:tblStylePr>
   </w:style>
-  <w:style w:type="table" w:styleId="82">
+  <w:style w:type="table" w:styleId="794">
     <w:name w:val="List Table 3"/>
-    <w:basedOn w:val="699"/>
+    <w:basedOn w:val="894"/>
     <w:uiPriority w:val="99"/>
     <w:pPr>
       <w:pBdr/>
@@ -20855,9 +21210,9 @@
       </w:tcPr>
     </w:tblStylePr>
   </w:style>
-  <w:style w:type="table" w:styleId="83">
+  <w:style w:type="table" w:styleId="795">
     <w:name w:val="List Table 3 - Accent 1"/>
-    <w:basedOn w:val="699"/>
+    <w:basedOn w:val="894"/>
     <w:uiPriority w:val="99"/>
     <w:pPr>
       <w:pBdr/>
@@ -21083,9 +21438,9 @@
       </w:tcPr>
     </w:tblStylePr>
   </w:style>
-  <w:style w:type="table" w:styleId="84">
+  <w:style w:type="table" w:styleId="796">
     <w:name w:val="List Table 3 - Accent 2"/>
-    <w:basedOn w:val="699"/>
+    <w:basedOn w:val="894"/>
     <w:uiPriority w:val="99"/>
     <w:pPr>
       <w:pBdr/>
@@ -21311,9 +21666,9 @@
       </w:tcPr>
     </w:tblStylePr>
   </w:style>
-  <w:style w:type="table" w:styleId="85">
+  <w:style w:type="table" w:styleId="797">
     <w:name w:val="List Table 3 - Accent 3"/>
-    <w:basedOn w:val="699"/>
+    <w:basedOn w:val="894"/>
     <w:uiPriority w:val="99"/>
     <w:pPr>
       <w:pBdr/>
@@ -21539,9 +21894,9 @@
       </w:tcPr>
     </w:tblStylePr>
   </w:style>
-  <w:style w:type="table" w:styleId="86">
+  <w:style w:type="table" w:styleId="798">
     <w:name w:val="List Table 3 - Accent 4"/>
-    <w:basedOn w:val="699"/>
+    <w:basedOn w:val="894"/>
     <w:uiPriority w:val="99"/>
     <w:pPr>
       <w:pBdr/>
@@ -21767,9 +22122,9 @@
       </w:tcPr>
     </w:tblStylePr>
   </w:style>
-  <w:style w:type="table" w:styleId="87">
+  <w:style w:type="table" w:styleId="799">
     <w:name w:val="List Table 3 - Accent 5"/>
-    <w:basedOn w:val="699"/>
+    <w:basedOn w:val="894"/>
     <w:uiPriority w:val="99"/>
     <w:pPr>
       <w:pBdr/>
@@ -21995,9 +22350,9 @@
       </w:tcPr>
     </w:tblStylePr>
   </w:style>
-  <w:style w:type="table" w:styleId="88">
+  <w:style w:type="table" w:styleId="800">
     <w:name w:val="List Table 3 - Accent 6"/>
-    <w:basedOn w:val="699"/>
+    <w:basedOn w:val="894"/>
     <w:uiPriority w:val="99"/>
     <w:pPr>
       <w:pBdr/>
@@ -22223,9 +22578,9 @@
       </w:tcPr>
     </w:tblStylePr>
   </w:style>
-  <w:style w:type="table" w:styleId="89">
+  <w:style w:type="table" w:styleId="801">
     <w:name w:val="List Table 4"/>
-    <w:basedOn w:val="699"/>
+    <w:basedOn w:val="894"/>
     <w:uiPriority w:val="99"/>
     <w:pPr>
       <w:pBdr/>
@@ -22448,9 +22803,9 @@
       </w:tcPr>
     </w:tblStylePr>
   </w:style>
-  <w:style w:type="table" w:styleId="90">
+  <w:style w:type="table" w:styleId="802">
     <w:name w:val="List Table 4 - Accent 1"/>
-    <w:basedOn w:val="699"/>
+    <w:basedOn w:val="894"/>
     <w:uiPriority w:val="99"/>
     <w:pPr>
       <w:pBdr/>
@@ -22673,9 +23028,9 @@
       </w:tcPr>
     </w:tblStylePr>
   </w:style>
-  <w:style w:type="table" w:styleId="91">
+  <w:style w:type="table" w:styleId="803">
     <w:name w:val="List Table 4 - Accent 2"/>
-    <w:basedOn w:val="699"/>
+    <w:basedOn w:val="894"/>
     <w:uiPriority w:val="99"/>
     <w:pPr>
       <w:pBdr/>
@@ -22898,9 +23253,9 @@
       </w:tcPr>
     </w:tblStylePr>
   </w:style>
-  <w:style w:type="table" w:styleId="92">
+  <w:style w:type="table" w:styleId="804">
     <w:name w:val="List Table 4 - Accent 3"/>
-    <w:basedOn w:val="699"/>
+    <w:basedOn w:val="894"/>
     <w:uiPriority w:val="99"/>
     <w:pPr>
       <w:pBdr/>
@@ -23123,9 +23478,9 @@
       </w:tcPr>
     </w:tblStylePr>
   </w:style>
-  <w:style w:type="table" w:styleId="93">
+  <w:style w:type="table" w:styleId="805">
     <w:name w:val="List Table 4 - Accent 4"/>
-    <w:basedOn w:val="699"/>
+    <w:basedOn w:val="894"/>
     <w:uiPriority w:val="99"/>
     <w:pPr>
       <w:pBdr/>
@@ -23348,9 +23703,9 @@
       </w:tcPr>
     </w:tblStylePr>
   </w:style>
-  <w:style w:type="table" w:styleId="94">
+  <w:style w:type="table" w:styleId="806">
     <w:name w:val="List Table 4 - Accent 5"/>
-    <w:basedOn w:val="699"/>
+    <w:basedOn w:val="894"/>
     <w:uiPriority w:val="99"/>
     <w:pPr>
       <w:pBdr/>
@@ -23573,9 +23928,9 @@
       </w:tcPr>
     </w:tblStylePr>
   </w:style>
-  <w:style w:type="table" w:styleId="95">
+  <w:style w:type="table" w:styleId="807">
     <w:name w:val="List Table 4 - Accent 6"/>
-    <w:basedOn w:val="699"/>
+    <w:basedOn w:val="894"/>
     <w:uiPriority w:val="99"/>
     <w:pPr>
       <w:pBdr/>
@@ -23798,9 +24153,9 @@
       </w:tcPr>
     </w:tblStylePr>
   </w:style>
-  <w:style w:type="table" w:styleId="96">
+  <w:style w:type="table" w:styleId="808">
     <w:name w:val="List Table 5 Dark"/>
-    <w:basedOn w:val="699"/>
+    <w:basedOn w:val="894"/>
     <w:uiPriority w:val="99"/>
     <w:pPr>
       <w:pBdr/>
@@ -24040,9 +24395,9 @@
       </w:tcPr>
     </w:tblStylePr>
   </w:style>
-  <w:style w:type="table" w:styleId="97">
+  <w:style w:type="table" w:styleId="809">
     <w:name w:val="List Table 5 Dark - Accent 1"/>
-    <w:basedOn w:val="699"/>
+    <w:basedOn w:val="894"/>
     <w:uiPriority w:val="99"/>
     <w:pPr>
       <w:pBdr/>
@@ -24282,9 +24637,9 @@
       </w:tcPr>
     </w:tblStylePr>
   </w:style>
-  <w:style w:type="table" w:styleId="98">
+  <w:style w:type="table" w:styleId="810">
     <w:name w:val="List Table 5 Dark - Accent 2"/>
-    <w:basedOn w:val="699"/>
+    <w:basedOn w:val="894"/>
     <w:uiPriority w:val="99"/>
     <w:pPr>
       <w:pBdr/>
@@ -24524,9 +24879,9 @@
       </w:tcPr>
     </w:tblStylePr>
   </w:style>
-  <w:style w:type="table" w:styleId="99">
+  <w:style w:type="table" w:styleId="811">
     <w:name w:val="List Table 5 Dark - Accent 3"/>
-    <w:basedOn w:val="699"/>
+    <w:basedOn w:val="894"/>
     <w:uiPriority w:val="99"/>
     <w:pPr>
       <w:pBdr/>
@@ -24766,9 +25121,9 @@
       </w:tcPr>
     </w:tblStylePr>
   </w:style>
-  <w:style w:type="table" w:styleId="100">
+  <w:style w:type="table" w:styleId="812">
     <w:name w:val="List Table 5 Dark - Accent 4"/>
-    <w:basedOn w:val="699"/>
+    <w:basedOn w:val="894"/>
     <w:uiPriority w:val="99"/>
     <w:pPr>
       <w:pBdr/>
@@ -25008,9 +25363,9 @@
       </w:tcPr>
     </w:tblStylePr>
   </w:style>
-  <w:style w:type="table" w:styleId="101">
+  <w:style w:type="table" w:styleId="813">
     <w:name w:val="List Table 5 Dark - Accent 5"/>
-    <w:basedOn w:val="699"/>
+    <w:basedOn w:val="894"/>
     <w:uiPriority w:val="99"/>
     <w:pPr>
       <w:pBdr/>
@@ -25250,9 +25605,9 @@
       </w:tcPr>
     </w:tblStylePr>
   </w:style>
-  <w:style w:type="table" w:styleId="102">
+  <w:style w:type="table" w:styleId="814">
     <w:name w:val="List Table 5 Dark - Accent 6"/>
-    <w:basedOn w:val="699"/>
+    <w:basedOn w:val="894"/>
     <w:uiPriority w:val="99"/>
     <w:pPr>
       <w:pBdr/>
@@ -25492,9 +25847,9 @@
       </w:tcPr>
     </w:tblStylePr>
   </w:style>
-  <w:style w:type="table" w:styleId="103">
+  <w:style w:type="table" w:styleId="815">
     <w:name w:val="List Table 6 Colorful"/>
-    <w:basedOn w:val="699"/>
+    <w:basedOn w:val="894"/>
     <w:uiPriority w:val="99"/>
     <w:pPr>
       <w:pBdr/>
@@ -25715,9 +26070,9 @@
       </w:tcPr>
     </w:tblStylePr>
   </w:style>
-  <w:style w:type="table" w:styleId="104">
+  <w:style w:type="table" w:styleId="816">
     <w:name w:val="List Table 6 Colorful - Accent 1"/>
-    <w:basedOn w:val="699"/>
+    <w:basedOn w:val="894"/>
     <w:uiPriority w:val="99"/>
     <w:pPr>
       <w:pBdr/>
@@ -25938,9 +26293,9 @@
       </w:tcPr>
     </w:tblStylePr>
   </w:style>
-  <w:style w:type="table" w:styleId="105">
+  <w:style w:type="table" w:styleId="817">
     <w:name w:val="List Table 6 Colorful - Accent 2"/>
-    <w:basedOn w:val="699"/>
+    <w:basedOn w:val="894"/>
     <w:uiPriority w:val="99"/>
     <w:pPr>
       <w:pBdr/>
@@ -26161,9 +26516,9 @@
       </w:tcPr>
     </w:tblStylePr>
   </w:style>
-  <w:style w:type="table" w:styleId="106">
+  <w:style w:type="table" w:styleId="818">
     <w:name w:val="List Table 6 Colorful - Accent 3"/>
-    <w:basedOn w:val="699"/>
+    <w:basedOn w:val="894"/>
     <w:uiPriority w:val="99"/>
     <w:pPr>
       <w:pBdr/>
@@ -26384,9 +26739,9 @@
       </w:tcPr>
     </w:tblStylePr>
   </w:style>
-  <w:style w:type="table" w:styleId="107">
+  <w:style w:type="table" w:styleId="819">
     <w:name w:val="List Table 6 Colorful - Accent 4"/>
-    <w:basedOn w:val="699"/>
+    <w:basedOn w:val="894"/>
     <w:uiPriority w:val="99"/>
     <w:pPr>
       <w:pBdr/>
@@ -26607,9 +26962,9 @@
       </w:tcPr>
     </w:tblStylePr>
   </w:style>
-  <w:style w:type="table" w:styleId="108">
+  <w:style w:type="table" w:styleId="820">
     <w:name w:val="List Table 6 Colorful - Accent 5"/>
-    <w:basedOn w:val="699"/>
+    <w:basedOn w:val="894"/>
     <w:uiPriority w:val="99"/>
     <w:pPr>
       <w:pBdr/>
@@ -26830,9 +27185,9 @@
       </w:tcPr>
     </w:tblStylePr>
   </w:style>
-  <w:style w:type="table" w:styleId="109">
+  <w:style w:type="table" w:styleId="821">
     <w:name w:val="List Table 6 Colorful - Accent 6"/>
-    <w:basedOn w:val="699"/>
+    <w:basedOn w:val="894"/>
     <w:uiPriority w:val="99"/>
     <w:pPr>
       <w:pBdr/>
@@ -27053,9 +27408,9 @@
       </w:tcPr>
     </w:tblStylePr>
   </w:style>
-  <w:style w:type="table" w:styleId="110">
+  <w:style w:type="table" w:styleId="822">
     <w:name w:val="List Table 7 Colorful"/>
-    <w:basedOn w:val="699"/>
+    <w:basedOn w:val="894"/>
     <w:uiPriority w:val="99"/>
     <w:pPr>
       <w:pBdr/>
@@ -27154,11 +27509,11 @@
         <w:tblBorders/>
       </w:tblPr>
       <w:tcPr>
-        <w:shd w:color="ffffff"/>
-        <w:tcBorders>
-          <w:top w:val="none"/>
-          <w:left w:val="none"/>
-          <w:bottom w:val="none"/>
+        <w:shd w:val="clear" w:color="ffffff"/>
+        <w:tcBorders>
+          <w:top w:val="none" w:color="000000" w:sz="4" w:space="0"/>
+          <w:left w:val="none" w:color="000000" w:sz="4" w:space="0"/>
+          <w:bottom w:val="none" w:color="000000" w:sz="4" w:space="0"/>
           <w:right w:val="single" w:color="000000" w:themeColor="text1" w:themeTint="80" w:sz="4" w:space="0"/>
         </w:tcBorders>
       </w:tcPr>
@@ -27181,10 +27536,10 @@
       <w:tcPr>
         <w:shd w:val="clear" w:color="ffffff" w:themeColor="light1" w:fill="ffffff" w:themeFill="light1"/>
         <w:tcBorders>
-          <w:top w:val="none"/>
-          <w:left w:val="none"/>
+          <w:top w:val="none" w:color="000000" w:sz="4" w:space="0"/>
+          <w:left w:val="none" w:color="000000" w:sz="4" w:space="0"/>
           <w:bottom w:val="single" w:color="000000" w:themeColor="text1" w:themeTint="80" w:sz="4" w:space="0"/>
-          <w:right w:val="none"/>
+          <w:right w:val="none" w:color="000000" w:sz="4" w:space="0"/>
         </w:tcBorders>
       </w:tcPr>
     </w:tblStylePr>
@@ -27204,12 +27559,12 @@
         <w:tblBorders/>
       </w:tblPr>
       <w:tcPr>
-        <w:shd w:color="ffffff"/>
-        <w:tcBorders>
-          <w:top w:val="none"/>
+        <w:shd w:val="clear" w:color="ffffff"/>
+        <w:tcBorders>
+          <w:top w:val="none" w:color="000000" w:sz="4" w:space="0"/>
           <w:left w:val="single" w:color="000000" w:themeColor="text1" w:themeTint="80" w:sz="4" w:space="0"/>
-          <w:bottom w:val="none"/>
-          <w:right w:val="none"/>
+          <w:bottom w:val="none" w:color="000000" w:sz="4" w:space="0"/>
+          <w:right w:val="none" w:color="000000" w:sz="4" w:space="0"/>
         </w:tcBorders>
       </w:tcPr>
     </w:tblStylePr>
@@ -27232,9 +27587,9 @@
         <w:shd w:val="clear" w:color="ffffff" w:themeColor="light1" w:fill="ffffff" w:themeFill="light1"/>
         <w:tcBorders>
           <w:top w:val="single" w:color="000000" w:themeColor="text1" w:themeTint="80" w:sz="4" w:space="0"/>
-          <w:left w:val="none"/>
-          <w:bottom w:val="none"/>
-          <w:right w:val="none"/>
+          <w:left w:val="none" w:color="000000" w:sz="4" w:space="0"/>
+          <w:bottom w:val="none" w:color="000000" w:sz="4" w:space="0"/>
+          <w:right w:val="none" w:color="000000" w:sz="4" w:space="0"/>
         </w:tcBorders>
       </w:tcPr>
     </w:tblStylePr>
@@ -27309,9 +27664,9 @@
       </w:tcPr>
     </w:tblStylePr>
   </w:style>
-  <w:style w:type="table" w:styleId="111">
+  <w:style w:type="table" w:styleId="823">
     <w:name w:val="List Table 7 Colorful - Accent 1"/>
-    <w:basedOn w:val="699"/>
+    <w:basedOn w:val="894"/>
     <w:uiPriority w:val="99"/>
     <w:pPr>
       <w:pBdr/>
@@ -27410,11 +27765,11 @@
         <w:tblBorders/>
       </w:tblPr>
       <w:tcPr>
-        <w:shd w:color="ffffff"/>
-        <w:tcBorders>
-          <w:top w:val="none"/>
-          <w:left w:val="none"/>
-          <w:bottom w:val="none"/>
+        <w:shd w:val="clear" w:color="ffffff"/>
+        <w:tcBorders>
+          <w:top w:val="none" w:color="000000" w:sz="4" w:space="0"/>
+          <w:left w:val="none" w:color="000000" w:sz="4" w:space="0"/>
+          <w:bottom w:val="none" w:color="000000" w:sz="4" w:space="0"/>
           <w:right w:val="single" w:color="000000" w:themeColor="accent1" w:sz="4" w:space="0"/>
         </w:tcBorders>
       </w:tcPr>
@@ -27437,10 +27792,10 @@
       <w:tcPr>
         <w:shd w:val="clear" w:color="ffffff" w:themeColor="light1" w:fill="ffffff" w:themeFill="light1"/>
         <w:tcBorders>
-          <w:top w:val="none"/>
-          <w:left w:val="none"/>
+          <w:top w:val="none" w:color="000000" w:sz="4" w:space="0"/>
+          <w:left w:val="none" w:color="000000" w:sz="4" w:space="0"/>
           <w:bottom w:val="single" w:color="000000" w:themeColor="accent1" w:sz="4" w:space="0"/>
-          <w:right w:val="none"/>
+          <w:right w:val="none" w:color="000000" w:sz="4" w:space="0"/>
         </w:tcBorders>
       </w:tcPr>
     </w:tblStylePr>
@@ -27460,12 +27815,12 @@
         <w:tblBorders/>
       </w:tblPr>
       <w:tcPr>
-        <w:shd w:color="ffffff"/>
-        <w:tcBorders>
-          <w:top w:val="none"/>
+        <w:shd w:val="clear" w:color="ffffff"/>
+        <w:tcBorders>
+          <w:top w:val="none" w:color="000000" w:sz="4" w:space="0"/>
           <w:left w:val="single" w:color="000000" w:themeColor="accent1" w:sz="4" w:space="0"/>
-          <w:bottom w:val="none"/>
-          <w:right w:val="none"/>
+          <w:bottom w:val="none" w:color="000000" w:sz="4" w:space="0"/>
+          <w:right w:val="none" w:color="000000" w:sz="4" w:space="0"/>
         </w:tcBorders>
       </w:tcPr>
     </w:tblStylePr>
@@ -27488,9 +27843,9 @@
         <w:shd w:val="clear" w:color="ffffff" w:themeColor="light1" w:fill="ffffff" w:themeFill="light1"/>
         <w:tcBorders>
           <w:top w:val="single" w:color="000000" w:themeColor="accent1" w:sz="4" w:space="0"/>
-          <w:left w:val="none"/>
-          <w:bottom w:val="none"/>
-          <w:right w:val="none"/>
+          <w:left w:val="none" w:color="000000" w:sz="4" w:space="0"/>
+          <w:bottom w:val="none" w:color="000000" w:sz="4" w:space="0"/>
+          <w:right w:val="none" w:color="000000" w:sz="4" w:space="0"/>
         </w:tcBorders>
       </w:tcPr>
     </w:tblStylePr>
@@ -27565,9 +27920,9 @@
       </w:tcPr>
     </w:tblStylePr>
   </w:style>
-  <w:style w:type="table" w:styleId="112">
+  <w:style w:type="table" w:styleId="824">
     <w:name w:val="List Table 7 Colorful - Accent 2"/>
-    <w:basedOn w:val="699"/>
+    <w:basedOn w:val="894"/>
     <w:uiPriority w:val="99"/>
     <w:pPr>
       <w:pBdr/>
@@ -27666,11 +28021,11 @@
         <w:tblBorders/>
       </w:tblPr>
       <w:tcPr>
-        <w:shd w:color="ffffff"/>
-        <w:tcBorders>
-          <w:top w:val="none"/>
-          <w:left w:val="none"/>
-          <w:bottom w:val="none"/>
+        <w:shd w:val="clear" w:color="ffffff"/>
+        <w:tcBorders>
+          <w:top w:val="none" w:color="000000" w:sz="4" w:space="0"/>
+          <w:left w:val="none" w:color="000000" w:sz="4" w:space="0"/>
+          <w:bottom w:val="none" w:color="000000" w:sz="4" w:space="0"/>
           <w:right w:val="single" w:color="000000" w:themeColor="accent2" w:themeTint="97" w:sz="4" w:space="0"/>
         </w:tcBorders>
       </w:tcPr>
@@ -27693,10 +28048,10 @@
       <w:tcPr>
         <w:shd w:val="clear" w:color="ffffff" w:themeColor="light1" w:fill="ffffff" w:themeFill="light1"/>
         <w:tcBorders>
-          <w:top w:val="none"/>
-          <w:left w:val="none"/>
+          <w:top w:val="none" w:color="000000" w:sz="4" w:space="0"/>
+          <w:left w:val="none" w:color="000000" w:sz="4" w:space="0"/>
           <w:bottom w:val="single" w:color="000000" w:themeColor="accent2" w:themeTint="97" w:sz="4" w:space="0"/>
-          <w:right w:val="none"/>
+          <w:right w:val="none" w:color="000000" w:sz="4" w:space="0"/>
         </w:tcBorders>
       </w:tcPr>
     </w:tblStylePr>
@@ -27716,12 +28071,12 @@
         <w:tblBorders/>
       </w:tblPr>
       <w:tcPr>
-        <w:shd w:color="ffffff"/>
-        <w:tcBorders>
-          <w:top w:val="none"/>
+        <w:shd w:val="clear" w:color="ffffff"/>
+        <w:tcBorders>
+          <w:top w:val="none" w:color="000000" w:sz="4" w:space="0"/>
           <w:left w:val="single" w:color="000000" w:themeColor="accent2" w:themeTint="97" w:sz="4" w:space="0"/>
-          <w:bottom w:val="none"/>
-          <w:right w:val="none"/>
+          <w:bottom w:val="none" w:color="000000" w:sz="4" w:space="0"/>
+          <w:right w:val="none" w:color="000000" w:sz="4" w:space="0"/>
         </w:tcBorders>
       </w:tcPr>
     </w:tblStylePr>
@@ -27744,9 +28099,9 @@
         <w:shd w:val="clear" w:color="ffffff" w:themeColor="light1" w:fill="ffffff" w:themeFill="light1"/>
         <w:tcBorders>
           <w:top w:val="single" w:color="000000" w:themeColor="accent2" w:themeTint="97" w:sz="4" w:space="0"/>
-          <w:left w:val="none"/>
-          <w:bottom w:val="none"/>
-          <w:right w:val="none"/>
+          <w:left w:val="none" w:color="000000" w:sz="4" w:space="0"/>
+          <w:bottom w:val="none" w:color="000000" w:sz="4" w:space="0"/>
+          <w:right w:val="none" w:color="000000" w:sz="4" w:space="0"/>
         </w:tcBorders>
       </w:tcPr>
     </w:tblStylePr>
@@ -27821,9 +28176,9 @@
       </w:tcPr>
     </w:tblStylePr>
   </w:style>
-  <w:style w:type="table" w:styleId="113">
+  <w:style w:type="table" w:styleId="825">
     <w:name w:val="List Table 7 Colorful - Accent 3"/>
-    <w:basedOn w:val="699"/>
+    <w:basedOn w:val="894"/>
     <w:uiPriority w:val="99"/>
     <w:pPr>
       <w:pBdr/>
@@ -27922,11 +28277,11 @@
         <w:tblBorders/>
       </w:tblPr>
       <w:tcPr>
-        <w:shd w:color="ffffff"/>
-        <w:tcBorders>
-          <w:top w:val="none"/>
-          <w:left w:val="none"/>
-          <w:bottom w:val="none"/>
+        <w:shd w:val="clear" w:color="ffffff"/>
+        <w:tcBorders>
+          <w:top w:val="none" w:color="000000" w:sz="4" w:space="0"/>
+          <w:left w:val="none" w:color="000000" w:sz="4" w:space="0"/>
+          <w:bottom w:val="none" w:color="000000" w:sz="4" w:space="0"/>
           <w:right w:val="single" w:color="000000" w:themeColor="accent3" w:themeTint="98" w:sz="4" w:space="0"/>
         </w:tcBorders>
       </w:tcPr>
@@ -27949,10 +28304,10 @@
       <w:tcPr>
         <w:shd w:val="clear" w:color="ffffff" w:themeColor="light1" w:fill="ffffff" w:themeFill="light1"/>
         <w:tcBorders>
-          <w:top w:val="none"/>
-          <w:left w:val="none"/>
+          <w:top w:val="none" w:color="000000" w:sz="4" w:space="0"/>
+          <w:left w:val="none" w:color="000000" w:sz="4" w:space="0"/>
           <w:bottom w:val="single" w:color="000000" w:themeColor="accent3" w:themeTint="98" w:sz="4" w:space="0"/>
-          <w:right w:val="none"/>
+          <w:right w:val="none" w:color="000000" w:sz="4" w:space="0"/>
         </w:tcBorders>
       </w:tcPr>
     </w:tblStylePr>
@@ -27972,12 +28327,12 @@
         <w:tblBorders/>
       </w:tblPr>
       <w:tcPr>
-        <w:shd w:color="ffffff"/>
-        <w:tcBorders>
-          <w:top w:val="none"/>
+        <w:shd w:val="clear" w:color="ffffff"/>
+        <w:tcBorders>
+          <w:top w:val="none" w:color="000000" w:sz="4" w:space="0"/>
           <w:left w:val="single" w:color="000000" w:themeColor="accent3" w:themeTint="98" w:sz="4" w:space="0"/>
-          <w:bottom w:val="none"/>
-          <w:right w:val="none"/>
+          <w:bottom w:val="none" w:color="000000" w:sz="4" w:space="0"/>
+          <w:right w:val="none" w:color="000000" w:sz="4" w:space="0"/>
         </w:tcBorders>
       </w:tcPr>
     </w:tblStylePr>
@@ -28000,9 +28355,9 @@
         <w:shd w:val="clear" w:color="ffffff" w:themeColor="light1" w:fill="ffffff" w:themeFill="light1"/>
         <w:tcBorders>
           <w:top w:val="single" w:color="000000" w:themeColor="accent3" w:themeTint="98" w:sz="4" w:space="0"/>
-          <w:left w:val="none"/>
-          <w:bottom w:val="none"/>
-          <w:right w:val="none"/>
+          <w:left w:val="none" w:color="000000" w:sz="4" w:space="0"/>
+          <w:bottom w:val="none" w:color="000000" w:sz="4" w:space="0"/>
+          <w:right w:val="none" w:color="000000" w:sz="4" w:space="0"/>
         </w:tcBorders>
       </w:tcPr>
     </w:tblStylePr>
@@ -28077,9 +28432,9 @@
       </w:tcPr>
     </w:tblStylePr>
   </w:style>
-  <w:style w:type="table" w:styleId="114">
+  <w:style w:type="table" w:styleId="826">
     <w:name w:val="List Table 7 Colorful - Accent 4"/>
-    <w:basedOn w:val="699"/>
+    <w:basedOn w:val="894"/>
     <w:uiPriority w:val="99"/>
     <w:pPr>
       <w:pBdr/>
@@ -28178,11 +28533,11 @@
         <w:tblBorders/>
       </w:tblPr>
       <w:tcPr>
-        <w:shd w:color="ffffff"/>
-        <w:tcBorders>
-          <w:top w:val="none"/>
-          <w:left w:val="none"/>
-          <w:bottom w:val="none"/>
+        <w:shd w:val="clear" w:color="ffffff"/>
+        <w:tcBorders>
+          <w:top w:val="none" w:color="000000" w:sz="4" w:space="0"/>
+          <w:left w:val="none" w:color="000000" w:sz="4" w:space="0"/>
+          <w:bottom w:val="none" w:color="000000" w:sz="4" w:space="0"/>
           <w:right w:val="single" w:color="000000" w:themeColor="accent4" w:themeTint="9A" w:sz="4" w:space="0"/>
         </w:tcBorders>
       </w:tcPr>
@@ -28205,10 +28560,10 @@
       <w:tcPr>
         <w:shd w:val="clear" w:color="ffffff" w:themeColor="light1" w:fill="ffffff" w:themeFill="light1"/>
         <w:tcBorders>
-          <w:top w:val="none"/>
-          <w:left w:val="none"/>
+          <w:top w:val="none" w:color="000000" w:sz="4" w:space="0"/>
+          <w:left w:val="none" w:color="000000" w:sz="4" w:space="0"/>
           <w:bottom w:val="single" w:color="000000" w:themeColor="accent4" w:themeTint="9A" w:sz="4" w:space="0"/>
-          <w:right w:val="none"/>
+          <w:right w:val="none" w:color="000000" w:sz="4" w:space="0"/>
         </w:tcBorders>
       </w:tcPr>
     </w:tblStylePr>
@@ -28228,12 +28583,12 @@
         <w:tblBorders/>
       </w:tblPr>
       <w:tcPr>
-        <w:shd w:color="ffffff"/>
-        <w:tcBorders>
-          <w:top w:val="none"/>
+        <w:shd w:val="clear" w:color="ffffff"/>
+        <w:tcBorders>
+          <w:top w:val="none" w:color="000000" w:sz="4" w:space="0"/>
           <w:left w:val="single" w:color="000000" w:themeColor="accent4" w:themeTint="9A" w:sz="4" w:space="0"/>
-          <w:bottom w:val="none"/>
-          <w:right w:val="none"/>
+          <w:bottom w:val="none" w:color="000000" w:sz="4" w:space="0"/>
+          <w:right w:val="none" w:color="000000" w:sz="4" w:space="0"/>
         </w:tcBorders>
       </w:tcPr>
     </w:tblStylePr>
@@ -28256,9 +28611,9 @@
         <w:shd w:val="clear" w:color="ffffff" w:themeColor="light1" w:fill="ffffff" w:themeFill="light1"/>
         <w:tcBorders>
           <w:top w:val="single" w:color="000000" w:themeColor="accent4" w:themeTint="9A" w:sz="4" w:space="0"/>
-          <w:left w:val="none"/>
-          <w:bottom w:val="none"/>
-          <w:right w:val="none"/>
+          <w:left w:val="none" w:color="000000" w:sz="4" w:space="0"/>
+          <w:bottom w:val="none" w:color="000000" w:sz="4" w:space="0"/>
+          <w:right w:val="none" w:color="000000" w:sz="4" w:space="0"/>
         </w:tcBorders>
       </w:tcPr>
     </w:tblStylePr>
@@ -28333,9 +28688,9 @@
       </w:tcPr>
     </w:tblStylePr>
   </w:style>
-  <w:style w:type="table" w:styleId="115">
+  <w:style w:type="table" w:styleId="827">
     <w:name w:val="List Table 7 Colorful - Accent 5"/>
-    <w:basedOn w:val="699"/>
+    <w:basedOn w:val="894"/>
     <w:uiPriority w:val="99"/>
     <w:pPr>
       <w:pBdr/>
@@ -28434,11 +28789,11 @@
         <w:tblBorders/>
       </w:tblPr>
       <w:tcPr>
-        <w:shd w:color="ffffff"/>
-        <w:tcBorders>
-          <w:top w:val="none"/>
-          <w:left w:val="none"/>
-          <w:bottom w:val="none"/>
+        <w:shd w:val="clear" w:color="ffffff"/>
+        <w:tcBorders>
+          <w:top w:val="none" w:color="000000" w:sz="4" w:space="0"/>
+          <w:left w:val="none" w:color="000000" w:sz="4" w:space="0"/>
+          <w:bottom w:val="none" w:color="000000" w:sz="4" w:space="0"/>
           <w:right w:val="single" w:color="000000" w:themeColor="accent5" w:themeTint="9A" w:sz="4" w:space="0"/>
         </w:tcBorders>
       </w:tcPr>
@@ -28461,10 +28816,10 @@
       <w:tcPr>
         <w:shd w:val="clear" w:color="ffffff" w:themeColor="light1" w:fill="ffffff" w:themeFill="light1"/>
         <w:tcBorders>
-          <w:top w:val="none"/>
-          <w:left w:val="none"/>
+          <w:top w:val="none" w:color="000000" w:sz="4" w:space="0"/>
+          <w:left w:val="none" w:color="000000" w:sz="4" w:space="0"/>
           <w:bottom w:val="single" w:color="000000" w:themeColor="accent5" w:themeTint="9A" w:sz="4" w:space="0"/>
-          <w:right w:val="none"/>
+          <w:right w:val="none" w:color="000000" w:sz="4" w:space="0"/>
         </w:tcBorders>
       </w:tcPr>
     </w:tblStylePr>
@@ -28484,12 +28839,12 @@
         <w:tblBorders/>
       </w:tblPr>
       <w:tcPr>
-        <w:shd w:color="ffffff"/>
-        <w:tcBorders>
-          <w:top w:val="none"/>
+        <w:shd w:val="clear" w:color="ffffff"/>
+        <w:tcBorders>
+          <w:top w:val="none" w:color="000000" w:sz="4" w:space="0"/>
           <w:left w:val="single" w:color="000000" w:themeColor="accent5" w:themeTint="9A" w:sz="4" w:space="0"/>
-          <w:bottom w:val="none"/>
-          <w:right w:val="none"/>
+          <w:bottom w:val="none" w:color="000000" w:sz="4" w:space="0"/>
+          <w:right w:val="none" w:color="000000" w:sz="4" w:space="0"/>
         </w:tcBorders>
       </w:tcPr>
     </w:tblStylePr>
@@ -28512,9 +28867,9 @@
         <w:shd w:val="clear" w:color="ffffff" w:themeColor="light1" w:fill="ffffff" w:themeFill="light1"/>
         <w:tcBorders>
           <w:top w:val="single" w:color="000000" w:themeColor="accent5" w:themeTint="9A" w:sz="4" w:space="0"/>
-          <w:left w:val="none"/>
-          <w:bottom w:val="none"/>
-          <w:right w:val="none"/>
+          <w:left w:val="none" w:color="000000" w:sz="4" w:space="0"/>
+          <w:bottom w:val="none" w:color="000000" w:sz="4" w:space="0"/>
+          <w:right w:val="none" w:color="000000" w:sz="4" w:space="0"/>
         </w:tcBorders>
       </w:tcPr>
     </w:tblStylePr>
@@ -28589,9 +28944,9 @@
       </w:tcPr>
     </w:tblStylePr>
   </w:style>
-  <w:style w:type="table" w:styleId="116">
+  <w:style w:type="table" w:styleId="828">
     <w:name w:val="List Table 7 Colorful - Accent 6"/>
-    <w:basedOn w:val="699"/>
+    <w:basedOn w:val="894"/>
     <w:uiPriority w:val="99"/>
     <w:pPr>
       <w:pBdr/>
@@ -28690,11 +29045,11 @@
         <w:tblBorders/>
       </w:tblPr>
       <w:tcPr>
-        <w:shd w:color="ffffff"/>
-        <w:tcBorders>
-          <w:top w:val="none"/>
-          <w:left w:val="none"/>
-          <w:bottom w:val="none"/>
+        <w:shd w:val="clear" w:color="ffffff"/>
+        <w:tcBorders>
+          <w:top w:val="none" w:color="000000" w:sz="4" w:space="0"/>
+          <w:left w:val="none" w:color="000000" w:sz="4" w:space="0"/>
+          <w:bottom w:val="none" w:color="000000" w:sz="4" w:space="0"/>
           <w:right w:val="single" w:color="000000" w:themeColor="accent6" w:themeTint="98" w:sz="4" w:space="0"/>
         </w:tcBorders>
       </w:tcPr>
@@ -28717,10 +29072,10 @@
       <w:tcPr>
         <w:shd w:val="clear" w:color="ffffff" w:themeColor="light1" w:fill="ffffff" w:themeFill="light1"/>
         <w:tcBorders>
-          <w:top w:val="none"/>
-          <w:left w:val="none"/>
+          <w:top w:val="none" w:color="000000" w:sz="4" w:space="0"/>
+          <w:left w:val="none" w:color="000000" w:sz="4" w:space="0"/>
           <w:bottom w:val="single" w:color="000000" w:themeColor="accent6" w:themeTint="98" w:sz="4" w:space="0"/>
-          <w:right w:val="none"/>
+          <w:right w:val="none" w:color="000000" w:sz="4" w:space="0"/>
         </w:tcBorders>
       </w:tcPr>
     </w:tblStylePr>
@@ -28740,12 +29095,12 @@
         <w:tblBorders/>
       </w:tblPr>
       <w:tcPr>
-        <w:shd w:color="ffffff"/>
-        <w:tcBorders>
-          <w:top w:val="none"/>
+        <w:shd w:val="clear" w:color="ffffff"/>
+        <w:tcBorders>
+          <w:top w:val="none" w:color="000000" w:sz="4" w:space="0"/>
           <w:left w:val="single" w:color="000000" w:themeColor="accent6" w:themeTint="98" w:sz="4" w:space="0"/>
-          <w:bottom w:val="none"/>
-          <w:right w:val="none"/>
+          <w:bottom w:val="none" w:color="000000" w:sz="4" w:space="0"/>
+          <w:right w:val="none" w:color="000000" w:sz="4" w:space="0"/>
         </w:tcBorders>
       </w:tcPr>
     </w:tblStylePr>
@@ -28768,9 +29123,9 @@
         <w:shd w:val="clear" w:color="ffffff" w:themeColor="light1" w:fill="ffffff" w:themeFill="light1"/>
         <w:tcBorders>
           <w:top w:val="single" w:color="000000" w:themeColor="accent6" w:themeTint="98" w:sz="4" w:space="0"/>
-          <w:left w:val="none"/>
-          <w:bottom w:val="none"/>
-          <w:right w:val="none"/>
+          <w:left w:val="none" w:color="000000" w:sz="4" w:space="0"/>
+          <w:bottom w:val="none" w:color="000000" w:sz="4" w:space="0"/>
+          <w:right w:val="none" w:color="000000" w:sz="4" w:space="0"/>
         </w:tcBorders>
       </w:tcPr>
     </w:tblStylePr>
@@ -28845,9 +29200,9 @@
       </w:tcPr>
     </w:tblStylePr>
   </w:style>
-  <w:style w:type="table" w:styleId="117">
+  <w:style w:type="table" w:styleId="829">
     <w:name w:val="Lined - Accent"/>
-    <w:basedOn w:val="699"/>
+    <w:basedOn w:val="894"/>
     <w:uiPriority w:val="99"/>
     <w:pPr>
       <w:pBdr/>
@@ -29082,9 +29437,9 @@
       </w:tcPr>
     </w:tblStylePr>
   </w:style>
-  <w:style w:type="table" w:styleId="118">
+  <w:style w:type="table" w:styleId="830">
     <w:name w:val="Lined - Accent 1"/>
-    <w:basedOn w:val="699"/>
+    <w:basedOn w:val="894"/>
     <w:uiPriority w:val="99"/>
     <w:pPr>
       <w:pBdr/>
@@ -29319,9 +29674,9 @@
       </w:tcPr>
     </w:tblStylePr>
   </w:style>
-  <w:style w:type="table" w:styleId="119">
+  <w:style w:type="table" w:styleId="831">
     <w:name w:val="Lined - Accent 2"/>
-    <w:basedOn w:val="699"/>
+    <w:basedOn w:val="894"/>
     <w:uiPriority w:val="99"/>
     <w:pPr>
       <w:pBdr/>
@@ -29556,9 +29911,9 @@
       </w:tcPr>
     </w:tblStylePr>
   </w:style>
-  <w:style w:type="table" w:styleId="120">
+  <w:style w:type="table" w:styleId="832">
     <w:name w:val="Lined - Accent 3"/>
-    <w:basedOn w:val="699"/>
+    <w:basedOn w:val="894"/>
     <w:uiPriority w:val="99"/>
     <w:pPr>
       <w:pBdr/>
@@ -29793,9 +30148,9 @@
       </w:tcPr>
     </w:tblStylePr>
   </w:style>
-  <w:style w:type="table" w:styleId="121">
+  <w:style w:type="table" w:styleId="833">
     <w:name w:val="Lined - Accent 4"/>
-    <w:basedOn w:val="699"/>
+    <w:basedOn w:val="894"/>
     <w:uiPriority w:val="99"/>
     <w:pPr>
       <w:pBdr/>
@@ -30030,9 +30385,9 @@
       </w:tcPr>
     </w:tblStylePr>
   </w:style>
-  <w:style w:type="table" w:styleId="122">
+  <w:style w:type="table" w:styleId="834">
     <w:name w:val="Lined - Accent 5"/>
-    <w:basedOn w:val="699"/>
+    <w:basedOn w:val="894"/>
     <w:uiPriority w:val="99"/>
     <w:pPr>
       <w:pBdr/>
@@ -30267,9 +30622,9 @@
       </w:tcPr>
     </w:tblStylePr>
   </w:style>
-  <w:style w:type="table" w:styleId="123">
+  <w:style w:type="table" w:styleId="835">
     <w:name w:val="Lined - Accent 6"/>
-    <w:basedOn w:val="699"/>
+    <w:basedOn w:val="894"/>
     <w:uiPriority w:val="99"/>
     <w:pPr>
       <w:pBdr/>
@@ -30504,9 +30859,9 @@
       </w:tcPr>
     </w:tblStylePr>
   </w:style>
-  <w:style w:type="table" w:styleId="124">
+  <w:style w:type="table" w:styleId="836">
     <w:name w:val="Bordered &amp; Lined - Accent"/>
-    <w:basedOn w:val="699"/>
+    <w:basedOn w:val="894"/>
     <w:uiPriority w:val="99"/>
     <w:pPr>
       <w:pBdr/>
@@ -30748,9 +31103,9 @@
       </w:tcPr>
     </w:tblStylePr>
   </w:style>
-  <w:style w:type="table" w:styleId="125">
+  <w:style w:type="table" w:styleId="837">
     <w:name w:val="Bordered &amp; Lined - Accent 1"/>
-    <w:basedOn w:val="699"/>
+    <w:basedOn w:val="894"/>
     <w:uiPriority w:val="99"/>
     <w:pPr>
       <w:pBdr/>
@@ -30992,9 +31347,9 @@
       </w:tcPr>
     </w:tblStylePr>
   </w:style>
-  <w:style w:type="table" w:styleId="126">
+  <w:style w:type="table" w:styleId="838">
     <w:name w:val="Bordered &amp; Lined - Accent 2"/>
-    <w:basedOn w:val="699"/>
+    <w:basedOn w:val="894"/>
     <w:uiPriority w:val="99"/>
     <w:pPr>
       <w:pBdr/>
@@ -31236,9 +31591,9 @@
       </w:tcPr>
     </w:tblStylePr>
   </w:style>
-  <w:style w:type="table" w:styleId="127">
+  <w:style w:type="table" w:styleId="839">
     <w:name w:val="Bordered &amp; Lined - Accent 3"/>
-    <w:basedOn w:val="699"/>
+    <w:basedOn w:val="894"/>
     <w:uiPriority w:val="99"/>
     <w:pPr>
       <w:pBdr/>
@@ -31480,9 +31835,9 @@
       </w:tcPr>
     </w:tblStylePr>
   </w:style>
-  <w:style w:type="table" w:styleId="128">
+  <w:style w:type="table" w:styleId="840">
     <w:name w:val="Bordered &amp; Lined - Accent 4"/>
-    <w:basedOn w:val="699"/>
+    <w:basedOn w:val="894"/>
     <w:uiPriority w:val="99"/>
     <w:pPr>
       <w:pBdr/>
@@ -31724,9 +32079,9 @@
       </w:tcPr>
     </w:tblStylePr>
   </w:style>
-  <w:style w:type="table" w:styleId="129">
+  <w:style w:type="table" w:styleId="841">
     <w:name w:val="Bordered &amp; Lined - Accent 5"/>
-    <w:basedOn w:val="699"/>
+    <w:basedOn w:val="894"/>
     <w:uiPriority w:val="99"/>
     <w:pPr>
       <w:pBdr/>
@@ -31968,9 +32323,9 @@
       </w:tcPr>
     </w:tblStylePr>
   </w:style>
-  <w:style w:type="table" w:styleId="130">
+  <w:style w:type="table" w:styleId="842">
     <w:name w:val="Bordered &amp; Lined - Accent 6"/>
-    <w:basedOn w:val="699"/>
+    <w:basedOn w:val="894"/>
     <w:uiPriority w:val="99"/>
     <w:pPr>
       <w:pBdr/>
@@ -32212,9 +32567,9 @@
       </w:tcPr>
     </w:tblStylePr>
   </w:style>
-  <w:style w:type="table" w:styleId="131">
+  <w:style w:type="table" w:styleId="843">
     <w:name w:val="Bordered"/>
-    <w:basedOn w:val="699"/>
+    <w:basedOn w:val="894"/>
     <w:uiPriority w:val="99"/>
     <w:pPr>
       <w:pBdr/>
@@ -32443,9 +32798,9 @@
       </w:tcPr>
     </w:tblStylePr>
   </w:style>
-  <w:style w:type="table" w:styleId="132">
+  <w:style w:type="table" w:styleId="844">
     <w:name w:val="Bordered - Accent 1"/>
-    <w:basedOn w:val="699"/>
+    <w:basedOn w:val="894"/>
     <w:uiPriority w:val="99"/>
     <w:pPr>
       <w:pBdr/>
@@ -32674,9 +33029,9 @@
       </w:tcPr>
     </w:tblStylePr>
   </w:style>
-  <w:style w:type="table" w:styleId="133">
+  <w:style w:type="table" w:styleId="845">
     <w:name w:val="Bordered - Accent 2"/>
-    <w:basedOn w:val="699"/>
+    <w:basedOn w:val="894"/>
     <w:uiPriority w:val="99"/>
     <w:pPr>
       <w:pBdr/>
@@ -32905,9 +33260,9 @@
       </w:tcPr>
     </w:tblStylePr>
   </w:style>
-  <w:style w:type="table" w:styleId="134">
+  <w:style w:type="table" w:styleId="846">
     <w:name w:val="Bordered - Accent 3"/>
-    <w:basedOn w:val="699"/>
+    <w:basedOn w:val="894"/>
     <w:uiPriority w:val="99"/>
     <w:pPr>
       <w:pBdr/>
@@ -33136,9 +33491,9 @@
       </w:tcPr>
     </w:tblStylePr>
   </w:style>
-  <w:style w:type="table" w:styleId="135">
+  <w:style w:type="table" w:styleId="847">
     <w:name w:val="Bordered - Accent 4"/>
-    <w:basedOn w:val="699"/>
+    <w:basedOn w:val="894"/>
     <w:uiPriority w:val="99"/>
     <w:pPr>
       <w:pBdr/>
@@ -33367,9 +33722,9 @@
       </w:tcPr>
     </w:tblStylePr>
   </w:style>
-  <w:style w:type="table" w:styleId="136">
+  <w:style w:type="table" w:styleId="848">
     <w:name w:val="Bordered - Accent 5"/>
-    <w:basedOn w:val="699"/>
+    <w:basedOn w:val="894"/>
     <w:uiPriority w:val="99"/>
     <w:pPr>
       <w:pBdr/>
@@ -33598,9 +33953,9 @@
       </w:tcPr>
     </w:tblStylePr>
   </w:style>
-  <w:style w:type="table" w:styleId="137">
+  <w:style w:type="table" w:styleId="849">
     <w:name w:val="Bordered - Accent 6"/>
-    <w:basedOn w:val="699"/>
+    <w:basedOn w:val="894"/>
     <w:uiPriority w:val="99"/>
     <w:pPr>
       <w:pBdr/>
@@ -33829,10 +34184,10 @@
       </w:tcPr>
     </w:tblStylePr>
   </w:style>
-  <w:style w:type="character" w:styleId="150">
+  <w:style w:type="character" w:styleId="850">
     <w:name w:val="Heading 1 Char"/>
-    <w:basedOn w:val="698"/>
-    <w:link w:val="689"/>
+    <w:basedOn w:val="893"/>
+    <w:link w:val="884"/>
     <w:uiPriority w:val="9"/>
     <w:pPr>
       <w:pBdr/>
@@ -33846,10 +34201,10 @@
       <w:szCs w:val="40"/>
     </w:rPr>
   </w:style>
-  <w:style w:type="character" w:styleId="151">
+  <w:style w:type="character" w:styleId="851">
     <w:name w:val="Heading 2 Char"/>
-    <w:basedOn w:val="698"/>
-    <w:link w:val="690"/>
+    <w:basedOn w:val="893"/>
+    <w:link w:val="885"/>
     <w:uiPriority w:val="9"/>
     <w:pPr>
       <w:pBdr/>
@@ -33863,10 +34218,10 @@
       <w:szCs w:val="32"/>
     </w:rPr>
   </w:style>
-  <w:style w:type="character" w:styleId="152">
+  <w:style w:type="character" w:styleId="852">
     <w:name w:val="Heading 3 Char"/>
-    <w:basedOn w:val="698"/>
-    <w:link w:val="691"/>
+    <w:basedOn w:val="893"/>
+    <w:link w:val="886"/>
     <w:uiPriority w:val="9"/>
     <w:pPr>
       <w:pBdr/>
@@ -33880,10 +34235,10 @@
       <w:szCs w:val="28"/>
     </w:rPr>
   </w:style>
-  <w:style w:type="character" w:styleId="153">
+  <w:style w:type="character" w:styleId="853">
     <w:name w:val="Heading 4 Char"/>
-    <w:basedOn w:val="698"/>
-    <w:link w:val="692"/>
+    <w:basedOn w:val="893"/>
+    <w:link w:val="887"/>
     <w:uiPriority w:val="9"/>
     <w:pPr>
       <w:pBdr/>
@@ -33897,10 +34252,10 @@
       <w:color w:val="0f4761" w:themeColor="accent1" w:themeShade="BF"/>
     </w:rPr>
   </w:style>
-  <w:style w:type="character" w:styleId="154">
+  <w:style w:type="character" w:styleId="854">
     <w:name w:val="Heading 5 Char"/>
-    <w:basedOn w:val="698"/>
-    <w:link w:val="693"/>
+    <w:basedOn w:val="893"/>
+    <w:link w:val="888"/>
     <w:uiPriority w:val="9"/>
     <w:pPr>
       <w:pBdr/>
@@ -33912,10 +34267,10 @@
       <w:color w:val="0f4761" w:themeColor="accent1" w:themeShade="BF"/>
     </w:rPr>
   </w:style>
-  <w:style w:type="character" w:styleId="155">
+  <w:style w:type="character" w:styleId="855">
     <w:name w:val="Heading 6 Char"/>
-    <w:basedOn w:val="698"/>
-    <w:link w:val="694"/>
+    <w:basedOn w:val="893"/>
+    <w:link w:val="889"/>
     <w:uiPriority w:val="9"/>
     <w:pPr>
       <w:pBdr/>
@@ -33929,10 +34284,10 @@
       <w:color w:val="595959" w:themeColor="text1" w:themeTint="A6"/>
     </w:rPr>
   </w:style>
-  <w:style w:type="character" w:styleId="156">
+  <w:style w:type="character" w:styleId="856">
     <w:name w:val="Heading 7 Char"/>
-    <w:basedOn w:val="698"/>
-    <w:link w:val="695"/>
+    <w:basedOn w:val="893"/>
+    <w:link w:val="890"/>
     <w:uiPriority w:val="9"/>
     <w:pPr>
       <w:pBdr/>
@@ -33944,10 +34299,10 @@
       <w:color w:val="595959" w:themeColor="text1" w:themeTint="A6"/>
     </w:rPr>
   </w:style>
-  <w:style w:type="character" w:styleId="157">
+  <w:style w:type="character" w:styleId="857">
     <w:name w:val="Heading 8 Char"/>
-    <w:basedOn w:val="698"/>
-    <w:link w:val="696"/>
+    <w:basedOn w:val="893"/>
+    <w:link w:val="891"/>
     <w:uiPriority w:val="9"/>
     <w:pPr>
       <w:pBdr/>
@@ -33961,10 +34316,10 @@
       <w:color w:val="272727" w:themeColor="text1" w:themeTint="D8"/>
     </w:rPr>
   </w:style>
-  <w:style w:type="character" w:styleId="158">
+  <w:style w:type="character" w:styleId="858">
     <w:name w:val="Heading 9 Char"/>
-    <w:basedOn w:val="698"/>
-    <w:link w:val="697"/>
+    <w:basedOn w:val="893"/>
+    <w:link w:val="892"/>
     <w:uiPriority w:val="9"/>
     <w:pPr>
       <w:pBdr/>
@@ -33978,10 +34333,10 @@
       <w:color w:val="272727" w:themeColor="text1" w:themeTint="D8"/>
     </w:rPr>
   </w:style>
-  <w:style w:type="character" w:styleId="160">
+  <w:style w:type="character" w:styleId="859">
     <w:name w:val="Title Char"/>
-    <w:basedOn w:val="698"/>
-    <w:link w:val="709"/>
+    <w:basedOn w:val="893"/>
+    <w:link w:val="904"/>
     <w:uiPriority w:val="10"/>
     <w:pPr>
       <w:pBdr/>
@@ -33995,10 +34350,10 @@
       <w:szCs w:val="56"/>
     </w:rPr>
   </w:style>
-  <w:style w:type="character" w:styleId="162">
+  <w:style w:type="character" w:styleId="860">
     <w:name w:val="Subtitle Char"/>
-    <w:basedOn w:val="698"/>
-    <w:link w:val="711"/>
+    <w:basedOn w:val="893"/>
+    <w:link w:val="906"/>
     <w:uiPriority w:val="11"/>
     <w:pPr>
       <w:pBdr/>
@@ -34012,10 +34367,10 @@
       <w:szCs w:val="28"/>
     </w:rPr>
   </w:style>
-  <w:style w:type="character" w:styleId="164">
+  <w:style w:type="character" w:styleId="861">
     <w:name w:val="Quote Char"/>
-    <w:basedOn w:val="698"/>
-    <w:link w:val="734"/>
+    <w:basedOn w:val="893"/>
+    <w:link w:val="929"/>
     <w:uiPriority w:val="29"/>
     <w:pPr>
       <w:pBdr/>
@@ -34028,10 +34383,10 @@
       <w:color w:val="404040" w:themeColor="text1" w:themeTint="BF"/>
     </w:rPr>
   </w:style>
-  <w:style w:type="character" w:styleId="168">
+  <w:style w:type="character" w:styleId="862">
     <w:name w:val="Intense Quote Char"/>
-    <w:basedOn w:val="698"/>
-    <w:link w:val="745"/>
+    <w:basedOn w:val="893"/>
+    <w:link w:val="940"/>
     <w:uiPriority w:val="30"/>
     <w:pPr>
       <w:pBdr/>
@@ -34044,10 +34399,10 @@
       <w:color w:val="0f4761" w:themeColor="accent1" w:themeShade="BF"/>
     </w:rPr>
   </w:style>
-  <w:style w:type="character" w:styleId="177">
+  <w:style w:type="character" w:styleId="863">
     <w:name w:val="Header Char"/>
-    <w:basedOn w:val="698"/>
-    <w:link w:val="701"/>
+    <w:basedOn w:val="893"/>
+    <w:link w:val="896"/>
     <w:uiPriority w:val="99"/>
     <w:pPr>
       <w:pBdr/>
@@ -34055,10 +34410,10 @@
       <w:ind/>
     </w:pPr>
   </w:style>
-  <w:style w:type="character" w:styleId="179">
+  <w:style w:type="character" w:styleId="864">
     <w:name w:val="Footer Char"/>
-    <w:basedOn w:val="698"/>
-    <w:link w:val="703"/>
+    <w:basedOn w:val="893"/>
+    <w:link w:val="898"/>
     <w:uiPriority w:val="99"/>
     <w:pPr>
       <w:pBdr/>
@@ -34066,10 +34421,10 @@
       <w:ind/>
     </w:pPr>
   </w:style>
-  <w:style w:type="paragraph" w:styleId="181">
+  <w:style w:type="paragraph" w:styleId="865">
     <w:name w:val="footnote text"/>
-    <w:basedOn w:val="688"/>
-    <w:link w:val="182"/>
+    <w:basedOn w:val="883"/>
+    <w:link w:val="866"/>
     <w:uiPriority w:val="99"/>
     <w:semiHidden/>
     <w:unhideWhenUsed/>
@@ -34083,10 +34438,10 @@
       <w:szCs w:val="20"/>
     </w:rPr>
   </w:style>
-  <w:style w:type="character" w:styleId="182">
+  <w:style w:type="character" w:styleId="866">
     <w:name w:val="Footnote Text Char"/>
-    <w:basedOn w:val="698"/>
-    <w:link w:val="181"/>
+    <w:basedOn w:val="893"/>
+    <w:link w:val="865"/>
     <w:uiPriority w:val="99"/>
     <w:semiHidden/>
     <w:pPr>
@@ -34099,9 +34454,9 @@
       <w:szCs w:val="20"/>
     </w:rPr>
   </w:style>
-  <w:style w:type="character" w:styleId="183">
+  <w:style w:type="character" w:styleId="867">
     <w:name w:val="footnote reference"/>
-    <w:basedOn w:val="698"/>
+    <w:basedOn w:val="893"/>
     <w:uiPriority w:val="99"/>
     <w:semiHidden/>
     <w:unhideWhenUsed/>
@@ -34114,10 +34469,10 @@
       <w:vertAlign w:val="superscript"/>
     </w:rPr>
   </w:style>
-  <w:style w:type="paragraph" w:styleId="184">
+  <w:style w:type="paragraph" w:styleId="868">
     <w:name w:val="endnote text"/>
-    <w:basedOn w:val="688"/>
-    <w:link w:val="185"/>
+    <w:basedOn w:val="883"/>
+    <w:link w:val="869"/>
     <w:uiPriority w:val="99"/>
     <w:semiHidden/>
     <w:unhideWhenUsed/>
@@ -34131,10 +34486,10 @@
       <w:szCs w:val="20"/>
     </w:rPr>
   </w:style>
-  <w:style w:type="character" w:styleId="185">
+  <w:style w:type="character" w:styleId="869">
     <w:name w:val="Endnote Text Char"/>
-    <w:basedOn w:val="698"/>
-    <w:link w:val="184"/>
+    <w:basedOn w:val="893"/>
+    <w:link w:val="868"/>
     <w:uiPriority w:val="99"/>
     <w:semiHidden/>
     <w:pPr>
@@ -34147,9 +34502,9 @@
       <w:szCs w:val="20"/>
     </w:rPr>
   </w:style>
-  <w:style w:type="character" w:styleId="186">
+  <w:style w:type="character" w:styleId="870">
     <w:name w:val="endnote reference"/>
-    <w:basedOn w:val="698"/>
+    <w:basedOn w:val="893"/>
     <w:uiPriority w:val="99"/>
     <w:semiHidden/>
     <w:unhideWhenUsed/>
@@ -34162,9 +34517,9 @@
       <w:vertAlign w:val="superscript"/>
     </w:rPr>
   </w:style>
-  <w:style w:type="character" w:styleId="188">
+  <w:style w:type="character" w:styleId="871">
     <w:name w:val="FollowedHyperlink"/>
-    <w:basedOn w:val="698"/>
+    <w:basedOn w:val="893"/>
     <w:uiPriority w:val="99"/>
     <w:semiHidden/>
     <w:unhideWhenUsed/>
@@ -34178,10 +34533,10 @@
       <w:u w:val="single"/>
     </w:rPr>
   </w:style>
-  <w:style w:type="paragraph" w:styleId="189">
+  <w:style w:type="paragraph" w:styleId="872">
     <w:name w:val="toc 1"/>
-    <w:basedOn w:val="688"/>
-    <w:next w:val="688"/>
+    <w:basedOn w:val="883"/>
+    <w:next w:val="883"/>
     <w:uiPriority w:val="39"/>
     <w:unhideWhenUsed/>
     <w:pPr>
@@ -34190,10 +34545,10 @@
       <w:ind/>
     </w:pPr>
   </w:style>
-  <w:style w:type="paragraph" w:styleId="190">
+  <w:style w:type="paragraph" w:styleId="873">
     <w:name w:val="toc 2"/>
-    <w:basedOn w:val="688"/>
-    <w:next w:val="688"/>
+    <w:basedOn w:val="883"/>
+    <w:next w:val="883"/>
     <w:uiPriority w:val="39"/>
     <w:unhideWhenUsed/>
     <w:pPr>
@@ -34202,10 +34557,10 @@
       <w:ind w:left="220"/>
     </w:pPr>
   </w:style>
-  <w:style w:type="paragraph" w:styleId="191">
+  <w:style w:type="paragraph" w:styleId="874">
     <w:name w:val="toc 3"/>
-    <w:basedOn w:val="688"/>
-    <w:next w:val="688"/>
+    <w:basedOn w:val="883"/>
+    <w:next w:val="883"/>
     <w:uiPriority w:val="39"/>
     <w:unhideWhenUsed/>
     <w:pPr>
@@ -34214,10 +34569,10 @@
       <w:ind w:left="440"/>
     </w:pPr>
   </w:style>
-  <w:style w:type="paragraph" w:styleId="192">
+  <w:style w:type="paragraph" w:styleId="875">
     <w:name w:val="toc 4"/>
-    <w:basedOn w:val="688"/>
-    <w:next w:val="688"/>
+    <w:basedOn w:val="883"/>
+    <w:next w:val="883"/>
     <w:uiPriority w:val="39"/>
     <w:unhideWhenUsed/>
     <w:pPr>
@@ -34226,10 +34581,10 @@
       <w:ind w:left="660"/>
     </w:pPr>
   </w:style>
-  <w:style w:type="paragraph" w:styleId="193">
+  <w:style w:type="paragraph" w:styleId="876">
     <w:name w:val="toc 5"/>
-    <w:basedOn w:val="688"/>
-    <w:next w:val="688"/>
+    <w:basedOn w:val="883"/>
+    <w:next w:val="883"/>
     <w:uiPriority w:val="39"/>
     <w:unhideWhenUsed/>
     <w:pPr>
@@ -34238,10 +34593,10 @@
       <w:ind w:left="880"/>
     </w:pPr>
   </w:style>
-  <w:style w:type="paragraph" w:styleId="194">
+  <w:style w:type="paragraph" w:styleId="877">
     <w:name w:val="toc 6"/>
-    <w:basedOn w:val="688"/>
-    <w:next w:val="688"/>
+    <w:basedOn w:val="883"/>
+    <w:next w:val="883"/>
     <w:uiPriority w:val="39"/>
     <w:unhideWhenUsed/>
     <w:pPr>
@@ -34250,10 +34605,10 @@
       <w:ind w:left="1100"/>
     </w:pPr>
   </w:style>
-  <w:style w:type="paragraph" w:styleId="195">
+  <w:style w:type="paragraph" w:styleId="878">
     <w:name w:val="toc 7"/>
-    <w:basedOn w:val="688"/>
-    <w:next w:val="688"/>
+    <w:basedOn w:val="883"/>
+    <w:next w:val="883"/>
     <w:uiPriority w:val="39"/>
     <w:unhideWhenUsed/>
     <w:pPr>
@@ -34262,10 +34617,10 @@
       <w:ind w:left="1320"/>
     </w:pPr>
   </w:style>
-  <w:style w:type="paragraph" w:styleId="196">
+  <w:style w:type="paragraph" w:styleId="879">
     <w:name w:val="toc 8"/>
-    <w:basedOn w:val="688"/>
-    <w:next w:val="688"/>
+    <w:basedOn w:val="883"/>
+    <w:next w:val="883"/>
     <w:uiPriority w:val="39"/>
     <w:unhideWhenUsed/>
     <w:pPr>
@@ -34274,10 +34629,10 @@
       <w:ind w:left="1540"/>
     </w:pPr>
   </w:style>
-  <w:style w:type="paragraph" w:styleId="197">
+  <w:style w:type="paragraph" w:styleId="880">
     <w:name w:val="toc 9"/>
-    <w:basedOn w:val="688"/>
-    <w:next w:val="688"/>
+    <w:basedOn w:val="883"/>
+    <w:next w:val="883"/>
     <w:uiPriority w:val="39"/>
     <w:unhideWhenUsed/>
     <w:pPr>
@@ -34286,9 +34641,9 @@
       <w:ind w:left="1760"/>
     </w:pPr>
   </w:style>
-  <w:style w:type="character" w:styleId="198">
+  <w:style w:type="character" w:styleId="881">
     <w:name w:val="Placeholder Text"/>
-    <w:basedOn w:val="698"/>
+    <w:basedOn w:val="893"/>
     <w:uiPriority w:val="99"/>
     <w:semiHidden/>
     <w:pPr>
@@ -34300,10 +34655,10 @@
       <w:color w:val="666666"/>
     </w:rPr>
   </w:style>
-  <w:style w:type="paragraph" w:styleId="209">
+  <w:style w:type="paragraph" w:styleId="882">
     <w:name w:val="table of figures"/>
-    <w:basedOn w:val="688"/>
-    <w:next w:val="688"/>
+    <w:basedOn w:val="883"/>
+    <w:next w:val="883"/>
     <w:uiPriority w:val="99"/>
     <w:unhideWhenUsed/>
     <w:pPr>
@@ -34312,7 +34667,7 @@
       <w:ind/>
     </w:pPr>
   </w:style>
-  <w:style w:type="paragraph" w:styleId="688" w:default="1">
+  <w:style w:type="paragraph" w:styleId="883" w:default="1">
     <w:name w:val="Normal"/>
     <w:qFormat/>
     <w:pPr>
@@ -34321,11 +34676,11 @@
       <w:ind/>
     </w:pPr>
   </w:style>
-  <w:style w:type="paragraph" w:styleId="689">
+  <w:style w:type="paragraph" w:styleId="884">
     <w:name w:val="Heading 1"/>
-    <w:basedOn w:val="688"/>
-    <w:next w:val="688"/>
-    <w:link w:val="706"/>
+    <w:basedOn w:val="883"/>
+    <w:next w:val="883"/>
+    <w:link w:val="901"/>
     <w:uiPriority w:val="9"/>
     <w:qFormat/>
     <w:pPr>
@@ -34345,11 +34700,11 @@
       <w:szCs w:val="28"/>
     </w:rPr>
   </w:style>
-  <w:style w:type="paragraph" w:styleId="690">
+  <w:style w:type="paragraph" w:styleId="885">
     <w:name w:val="Heading 2"/>
-    <w:basedOn w:val="688"/>
-    <w:next w:val="688"/>
-    <w:link w:val="707"/>
+    <w:basedOn w:val="883"/>
+    <w:next w:val="883"/>
+    <w:link w:val="902"/>
     <w:uiPriority w:val="9"/>
     <w:unhideWhenUsed/>
     <w:qFormat/>
@@ -34370,11 +34725,11 @@
       <w:szCs w:val="26"/>
     </w:rPr>
   </w:style>
-  <w:style w:type="paragraph" w:styleId="691">
+  <w:style w:type="paragraph" w:styleId="886">
     <w:name w:val="Heading 3"/>
-    <w:basedOn w:val="688"/>
-    <w:next w:val="688"/>
-    <w:link w:val="708"/>
+    <w:basedOn w:val="883"/>
+    <w:next w:val="883"/>
+    <w:link w:val="903"/>
     <w:uiPriority w:val="9"/>
     <w:unhideWhenUsed/>
     <w:qFormat/>
@@ -34393,11 +34748,11 @@
       <w:color w:val="4f81bd" w:themeColor="accent1"/>
     </w:rPr>
   </w:style>
-  <w:style w:type="paragraph" w:styleId="692">
+  <w:style w:type="paragraph" w:styleId="887">
     <w:name w:val="Heading 4"/>
-    <w:basedOn w:val="688"/>
-    <w:next w:val="688"/>
-    <w:link w:val="736"/>
+    <w:basedOn w:val="883"/>
+    <w:next w:val="883"/>
+    <w:link w:val="931"/>
     <w:uiPriority w:val="9"/>
     <w:semiHidden/>
     <w:unhideWhenUsed/>
@@ -34419,11 +34774,11 @@
       <w:color w:val="4f81bd" w:themeColor="accent1"/>
     </w:rPr>
   </w:style>
-  <w:style w:type="paragraph" w:styleId="693">
+  <w:style w:type="paragraph" w:styleId="888">
     <w:name w:val="Heading 5"/>
-    <w:basedOn w:val="688"/>
-    <w:next w:val="688"/>
-    <w:link w:val="737"/>
+    <w:basedOn w:val="883"/>
+    <w:next w:val="883"/>
+    <w:link w:val="932"/>
     <w:uiPriority w:val="9"/>
     <w:semiHidden/>
     <w:unhideWhenUsed/>
@@ -34441,11 +34796,11 @@
       <w:color w:val="243f60" w:themeColor="accent1" w:themeShade="7F"/>
     </w:rPr>
   </w:style>
-  <w:style w:type="paragraph" w:styleId="694">
+  <w:style w:type="paragraph" w:styleId="889">
     <w:name w:val="Heading 6"/>
-    <w:basedOn w:val="688"/>
-    <w:next w:val="688"/>
-    <w:link w:val="738"/>
+    <w:basedOn w:val="883"/>
+    <w:next w:val="883"/>
+    <w:link w:val="933"/>
     <w:uiPriority w:val="9"/>
     <w:semiHidden/>
     <w:unhideWhenUsed/>
@@ -34465,11 +34820,11 @@
       <w:color w:val="243f60" w:themeColor="accent1" w:themeShade="7F"/>
     </w:rPr>
   </w:style>
-  <w:style w:type="paragraph" w:styleId="695">
+  <w:style w:type="paragraph" w:styleId="890">
     <w:name w:val="Heading 7"/>
-    <w:basedOn w:val="688"/>
-    <w:next w:val="688"/>
-    <w:link w:val="739"/>
+    <w:basedOn w:val="883"/>
+    <w:next w:val="883"/>
+    <w:link w:val="934"/>
     <w:uiPriority w:val="9"/>
     <w:semiHidden/>
     <w:unhideWhenUsed/>
@@ -34489,11 +34844,11 @@
       <w:color w:val="404040" w:themeColor="text1" w:themeTint="BF"/>
     </w:rPr>
   </w:style>
-  <w:style w:type="paragraph" w:styleId="696">
+  <w:style w:type="paragraph" w:styleId="891">
     <w:name w:val="Heading 8"/>
-    <w:basedOn w:val="688"/>
-    <w:next w:val="688"/>
-    <w:link w:val="740"/>
+    <w:basedOn w:val="883"/>
+    <w:next w:val="883"/>
+    <w:link w:val="935"/>
     <w:uiPriority w:val="9"/>
     <w:semiHidden/>
     <w:unhideWhenUsed/>
@@ -34513,11 +34868,11 @@
       <w:szCs w:val="20"/>
     </w:rPr>
   </w:style>
-  <w:style w:type="paragraph" w:styleId="697">
+  <w:style w:type="paragraph" w:styleId="892">
     <w:name w:val="Heading 9"/>
-    <w:basedOn w:val="688"/>
-    <w:next w:val="688"/>
-    <w:link w:val="741"/>
+    <w:basedOn w:val="883"/>
+    <w:next w:val="883"/>
+    <w:link w:val="936"/>
     <w:uiPriority w:val="9"/>
     <w:semiHidden/>
     <w:unhideWhenUsed/>
@@ -34539,7 +34894,7 @@
       <w:szCs w:val="20"/>
     </w:rPr>
   </w:style>
-  <w:style w:type="character" w:styleId="698" w:default="1">
+  <w:style w:type="character" w:styleId="893" w:default="1">
     <w:name w:val="Default Paragraph Font"/>
     <w:uiPriority w:val="1"/>
     <w:semiHidden/>
@@ -34550,7 +34905,7 @@
       <w:ind/>
     </w:pPr>
   </w:style>
-  <w:style w:type="table" w:styleId="699" w:default="1">
+  <w:style w:type="table" w:styleId="894" w:default="1">
     <w:name w:val="Normal Table"/>
     <w:uiPriority w:val="99"/>
     <w:semiHidden/>
@@ -34743,7 +35098,7 @@
       </w:tcPr>
     </w:tblStylePr>
   </w:style>
-  <w:style w:type="numbering" w:styleId="700" w:default="1">
+  <w:style w:type="numbering" w:styleId="895" w:default="1">
     <w:name w:val="No List"/>
     <w:uiPriority w:val="99"/>
     <w:semiHidden/>
@@ -34754,10 +35109,10 @@
       <w:ind/>
     </w:pPr>
   </w:style>
-  <w:style w:type="paragraph" w:styleId="701">
+  <w:style w:type="paragraph" w:styleId="896">
     <w:name w:val="Header"/>
-    <w:basedOn w:val="688"/>
-    <w:link w:val="702"/>
+    <w:basedOn w:val="883"/>
+    <w:link w:val="897"/>
     <w:uiPriority w:val="99"/>
     <w:unhideWhenUsed/>
     <w:pPr>
@@ -34770,10 +35125,10 @@
       <w:ind/>
     </w:pPr>
   </w:style>
-  <w:style w:type="character" w:styleId="702" w:customStyle="1">
+  <w:style w:type="character" w:styleId="897" w:customStyle="1">
     <w:name w:val="Cabeçalho Char"/>
-    <w:basedOn w:val="698"/>
-    <w:link w:val="701"/>
+    <w:basedOn w:val="893"/>
+    <w:link w:val="896"/>
     <w:uiPriority w:val="99"/>
     <w:pPr>
       <w:pBdr/>
@@ -34781,10 +35136,10 @@
       <w:ind/>
     </w:pPr>
   </w:style>
-  <w:style w:type="paragraph" w:styleId="703">
+  <w:style w:type="paragraph" w:styleId="898">
     <w:name w:val="Footer"/>
-    <w:basedOn w:val="688"/>
-    <w:link w:val="704"/>
+    <w:basedOn w:val="883"/>
+    <w:link w:val="899"/>
     <w:uiPriority w:val="99"/>
     <w:unhideWhenUsed/>
     <w:pPr>
@@ -34797,10 +35152,10 @@
       <w:ind/>
     </w:pPr>
   </w:style>
-  <w:style w:type="character" w:styleId="704" w:customStyle="1">
+  <w:style w:type="character" w:styleId="899" w:customStyle="1">
     <w:name w:val="Rodapé Char"/>
-    <w:basedOn w:val="698"/>
-    <w:link w:val="703"/>
+    <w:basedOn w:val="893"/>
+    <w:link w:val="898"/>
     <w:uiPriority w:val="99"/>
     <w:pPr>
       <w:pBdr/>
@@ -34808,7 +35163,7 @@
       <w:ind/>
     </w:pPr>
   </w:style>
-  <w:style w:type="paragraph" w:styleId="705">
+  <w:style w:type="paragraph" w:styleId="900">
     <w:name w:val="No Spacing"/>
     <w:uiPriority w:val="1"/>
     <w:qFormat/>
@@ -34818,10 +35173,10 @@
       <w:ind/>
     </w:pPr>
   </w:style>
-  <w:style w:type="character" w:styleId="706" w:customStyle="1">
+  <w:style w:type="character" w:styleId="901" w:customStyle="1">
     <w:name w:val="Título 1 Char"/>
-    <w:basedOn w:val="698"/>
-    <w:link w:val="689"/>
+    <w:basedOn w:val="893"/>
+    <w:link w:val="884"/>
     <w:uiPriority w:val="9"/>
     <w:pPr>
       <w:pBdr/>
@@ -34837,10 +35192,10 @@
       <w:szCs w:val="28"/>
     </w:rPr>
   </w:style>
-  <w:style w:type="character" w:styleId="707" w:customStyle="1">
+  <w:style w:type="character" w:styleId="902" w:customStyle="1">
     <w:name w:val="Título 2 Char"/>
-    <w:basedOn w:val="698"/>
-    <w:link w:val="690"/>
+    <w:basedOn w:val="893"/>
+    <w:link w:val="885"/>
     <w:uiPriority w:val="9"/>
     <w:pPr>
       <w:pBdr/>
@@ -34856,10 +35211,10 @@
       <w:szCs w:val="26"/>
     </w:rPr>
   </w:style>
-  <w:style w:type="character" w:styleId="708" w:customStyle="1">
+  <w:style w:type="character" w:styleId="903" w:customStyle="1">
     <w:name w:val="Título 3 Char"/>
-    <w:basedOn w:val="698"/>
-    <w:link w:val="691"/>
+    <w:basedOn w:val="893"/>
+    <w:link w:val="886"/>
     <w:uiPriority w:val="9"/>
     <w:pPr>
       <w:pBdr/>
@@ -34873,11 +35228,11 @@
       <w:color w:val="4f81bd" w:themeColor="accent1"/>
     </w:rPr>
   </w:style>
-  <w:style w:type="paragraph" w:styleId="709">
+  <w:style w:type="paragraph" w:styleId="904">
     <w:name w:val="Title"/>
-    <w:basedOn w:val="688"/>
-    <w:next w:val="688"/>
-    <w:link w:val="710"/>
+    <w:basedOn w:val="883"/>
+    <w:next w:val="883"/>
+    <w:link w:val="905"/>
     <w:uiPriority w:val="10"/>
     <w:qFormat/>
     <w:pPr>
@@ -34896,10 +35251,10 @@
       <w:szCs w:val="52"/>
     </w:rPr>
   </w:style>
-  <w:style w:type="character" w:styleId="710" w:customStyle="1">
+  <w:style w:type="character" w:styleId="905" w:customStyle="1">
     <w:name w:val="Título Char"/>
-    <w:basedOn w:val="698"/>
-    <w:link w:val="709"/>
+    <w:basedOn w:val="893"/>
+    <w:link w:val="904"/>
     <w:uiPriority w:val="10"/>
     <w:pPr>
       <w:pBdr/>
@@ -34914,11 +35269,11 @@
       <w:szCs w:val="52"/>
     </w:rPr>
   </w:style>
-  <w:style w:type="paragraph" w:styleId="711">
+  <w:style w:type="paragraph" w:styleId="906">
     <w:name w:val="Subtitle"/>
-    <w:basedOn w:val="688"/>
-    <w:next w:val="688"/>
-    <w:link w:val="712"/>
+    <w:basedOn w:val="883"/>
+    <w:next w:val="883"/>
+    <w:link w:val="907"/>
     <w:uiPriority w:val="11"/>
     <w:qFormat/>
     <w:pPr>
@@ -34939,10 +35294,10 @@
       <w:szCs w:val="24"/>
     </w:rPr>
   </w:style>
-  <w:style w:type="character" w:styleId="712" w:customStyle="1">
+  <w:style w:type="character" w:styleId="907" w:customStyle="1">
     <w:name w:val="Subtítulo Char"/>
-    <w:basedOn w:val="698"/>
-    <w:link w:val="711"/>
+    <w:basedOn w:val="893"/>
+    <w:link w:val="906"/>
     <w:uiPriority w:val="11"/>
     <w:pPr>
       <w:pBdr/>
@@ -34959,9 +35314,9 @@
       <w:szCs w:val="24"/>
     </w:rPr>
   </w:style>
-  <w:style w:type="paragraph" w:styleId="713">
+  <w:style w:type="paragraph" w:styleId="908">
     <w:name w:val="List Paragraph"/>
-    <w:basedOn w:val="688"/>
+    <w:basedOn w:val="883"/>
     <w:uiPriority w:val="34"/>
     <w:qFormat/>
     <w:pPr>
@@ -34971,10 +35326,10 @@
       <w:contextualSpacing w:val="true"/>
     </w:pPr>
   </w:style>
-  <w:style w:type="paragraph" w:styleId="714">
+  <w:style w:type="paragraph" w:styleId="909">
     <w:name w:val="Body Text"/>
-    <w:basedOn w:val="688"/>
-    <w:link w:val="715"/>
+    <w:basedOn w:val="883"/>
+    <w:link w:val="910"/>
     <w:uiPriority w:val="99"/>
     <w:unhideWhenUsed/>
     <w:pPr>
@@ -34983,10 +35338,10 @@
       <w:ind/>
     </w:pPr>
   </w:style>
-  <w:style w:type="character" w:styleId="715" w:customStyle="1">
+  <w:style w:type="character" w:styleId="910" w:customStyle="1">
     <w:name w:val="Corpo de texto Char"/>
-    <w:basedOn w:val="698"/>
-    <w:link w:val="714"/>
+    <w:basedOn w:val="893"/>
+    <w:link w:val="909"/>
     <w:uiPriority w:val="99"/>
     <w:pPr>
       <w:pBdr/>
@@ -34994,10 +35349,10 @@
       <w:ind/>
     </w:pPr>
   </w:style>
-  <w:style w:type="paragraph" w:styleId="716">
+  <w:style w:type="paragraph" w:styleId="911">
     <w:name w:val="Body Text 2"/>
-    <w:basedOn w:val="688"/>
-    <w:link w:val="717"/>
+    <w:basedOn w:val="883"/>
+    <w:link w:val="912"/>
     <w:uiPriority w:val="99"/>
     <w:unhideWhenUsed/>
     <w:pPr>
@@ -35006,10 +35361,10 @@
       <w:ind/>
     </w:pPr>
   </w:style>
-  <w:style w:type="character" w:styleId="717" w:customStyle="1">
+  <w:style w:type="character" w:styleId="912" w:customStyle="1">
     <w:name w:val="Corpo de texto 2 Char"/>
-    <w:basedOn w:val="698"/>
-    <w:link w:val="716"/>
+    <w:basedOn w:val="893"/>
+    <w:link w:val="911"/>
     <w:uiPriority w:val="99"/>
     <w:pPr>
       <w:pBdr/>
@@ -35017,10 +35372,10 @@
       <w:ind/>
     </w:pPr>
   </w:style>
-  <w:style w:type="paragraph" w:styleId="718">
+  <w:style w:type="paragraph" w:styleId="913">
     <w:name w:val="Body Text 3"/>
-    <w:basedOn w:val="688"/>
-    <w:link w:val="719"/>
+    <w:basedOn w:val="883"/>
+    <w:link w:val="914"/>
     <w:uiPriority w:val="99"/>
     <w:unhideWhenUsed/>
     <w:pPr>
@@ -35033,10 +35388,10 @@
       <w:szCs w:val="16"/>
     </w:rPr>
   </w:style>
-  <w:style w:type="character" w:styleId="719" w:customStyle="1">
+  <w:style w:type="character" w:styleId="914" w:customStyle="1">
     <w:name w:val="Corpo de texto 3 Char"/>
-    <w:basedOn w:val="698"/>
-    <w:link w:val="718"/>
+    <w:basedOn w:val="893"/>
+    <w:link w:val="913"/>
     <w:uiPriority w:val="99"/>
     <w:pPr>
       <w:pBdr/>
@@ -35048,9 +35403,9 @@
       <w:szCs w:val="16"/>
     </w:rPr>
   </w:style>
-  <w:style w:type="paragraph" w:styleId="720">
+  <w:style w:type="paragraph" w:styleId="915">
     <w:name w:val="List"/>
-    <w:basedOn w:val="688"/>
+    <w:basedOn w:val="883"/>
     <w:uiPriority w:val="99"/>
     <w:unhideWhenUsed/>
     <w:pPr>
@@ -35060,9 +35415,9 @@
       <w:contextualSpacing w:val="true"/>
     </w:pPr>
   </w:style>
-  <w:style w:type="paragraph" w:styleId="721">
+  <w:style w:type="paragraph" w:styleId="916">
     <w:name w:val="List 2"/>
-    <w:basedOn w:val="688"/>
+    <w:basedOn w:val="883"/>
     <w:uiPriority w:val="99"/>
     <w:unhideWhenUsed/>
     <w:pPr>
@@ -35072,9 +35427,9 @@
       <w:contextualSpacing w:val="true"/>
     </w:pPr>
   </w:style>
-  <w:style w:type="paragraph" w:styleId="722">
+  <w:style w:type="paragraph" w:styleId="917">
     <w:name w:val="List 3"/>
-    <w:basedOn w:val="688"/>
+    <w:basedOn w:val="883"/>
     <w:uiPriority w:val="99"/>
     <w:unhideWhenUsed/>
     <w:pPr>
@@ -35084,9 +35439,9 @@
       <w:contextualSpacing w:val="true"/>
     </w:pPr>
   </w:style>
-  <w:style w:type="paragraph" w:styleId="723">
+  <w:style w:type="paragraph" w:styleId="918">
     <w:name w:val="List Bullet"/>
-    <w:basedOn w:val="688"/>
+    <w:basedOn w:val="883"/>
     <w:uiPriority w:val="99"/>
     <w:unhideWhenUsed/>
     <w:pPr>
@@ -35099,9 +35454,9 @@
       <w:contextualSpacing w:val="true"/>
     </w:pPr>
   </w:style>
-  <w:style w:type="paragraph" w:styleId="724">
+  <w:style w:type="paragraph" w:styleId="919">
     <w:name w:val="List Bullet 2"/>
-    <w:basedOn w:val="688"/>
+    <w:basedOn w:val="883"/>
     <w:uiPriority w:val="99"/>
     <w:unhideWhenUsed/>
     <w:pPr>
@@ -35114,9 +35469,9 @@
       <w:contextualSpacing w:val="true"/>
     </w:pPr>
   </w:style>
-  <w:style w:type="paragraph" w:styleId="725">
+  <w:style w:type="paragraph" w:styleId="920">
     <w:name w:val="List Bullet 3"/>
-    <w:basedOn w:val="688"/>
+    <w:basedOn w:val="883"/>
     <w:uiPriority w:val="99"/>
     <w:unhideWhenUsed/>
     <w:pPr>
@@ -35129,9 +35484,9 @@
       <w:contextualSpacing w:val="true"/>
     </w:pPr>
   </w:style>
-  <w:style w:type="paragraph" w:styleId="726">
+  <w:style w:type="paragraph" w:styleId="921">
     <w:name w:val="List Number"/>
-    <w:basedOn w:val="688"/>
+    <w:basedOn w:val="883"/>
     <w:uiPriority w:val="99"/>
     <w:unhideWhenUsed/>
     <w:pPr>
@@ -35144,9 +35499,9 @@
       <w:contextualSpacing w:val="true"/>
     </w:pPr>
   </w:style>
-  <w:style w:type="paragraph" w:styleId="727">
+  <w:style w:type="paragraph" w:styleId="922">
     <w:name w:val="List Number 2"/>
-    <w:basedOn w:val="688"/>
+    <w:basedOn w:val="883"/>
     <w:uiPriority w:val="99"/>
     <w:unhideWhenUsed/>
     <w:pPr>
@@ -35159,9 +35514,9 @@
       <w:contextualSpacing w:val="true"/>
     </w:pPr>
   </w:style>
-  <w:style w:type="paragraph" w:styleId="728">
+  <w:style w:type="paragraph" w:styleId="923">
     <w:name w:val="List Number 3"/>
-    <w:basedOn w:val="688"/>
+    <w:basedOn w:val="883"/>
     <w:uiPriority w:val="99"/>
     <w:unhideWhenUsed/>
     <w:pPr>
@@ -35174,9 +35529,9 @@
       <w:contextualSpacing w:val="true"/>
     </w:pPr>
   </w:style>
-  <w:style w:type="paragraph" w:styleId="729">
+  <w:style w:type="paragraph" w:styleId="924">
     <w:name w:val="List Continue"/>
-    <w:basedOn w:val="688"/>
+    <w:basedOn w:val="883"/>
     <w:uiPriority w:val="99"/>
     <w:unhideWhenUsed/>
     <w:pPr>
@@ -35186,9 +35541,9 @@
       <w:contextualSpacing w:val="true"/>
     </w:pPr>
   </w:style>
-  <w:style w:type="paragraph" w:styleId="730">
+  <w:style w:type="paragraph" w:styleId="925">
     <w:name w:val="List Continue 2"/>
-    <w:basedOn w:val="688"/>
+    <w:basedOn w:val="883"/>
     <w:uiPriority w:val="99"/>
     <w:unhideWhenUsed/>
     <w:pPr>
@@ -35198,9 +35553,9 @@
       <w:contextualSpacing w:val="true"/>
     </w:pPr>
   </w:style>
-  <w:style w:type="paragraph" w:styleId="731">
+  <w:style w:type="paragraph" w:styleId="926">
     <w:name w:val="List Continue 3"/>
-    <w:basedOn w:val="688"/>
+    <w:basedOn w:val="883"/>
     <w:uiPriority w:val="99"/>
     <w:unhideWhenUsed/>
     <w:pPr>
@@ -35210,9 +35565,9 @@
       <w:contextualSpacing w:val="true"/>
     </w:pPr>
   </w:style>
-  <w:style w:type="paragraph" w:styleId="732">
+  <w:style w:type="paragraph" w:styleId="927">
     <w:name w:val="macro"/>
-    <w:link w:val="733"/>
+    <w:link w:val="928"/>
     <w:uiPriority w:val="99"/>
     <w:unhideWhenUsed/>
     <w:pPr>
@@ -35235,10 +35590,10 @@
       <w:szCs w:val="20"/>
     </w:rPr>
   </w:style>
-  <w:style w:type="character" w:styleId="733" w:customStyle="1">
+  <w:style w:type="character" w:styleId="928" w:customStyle="1">
     <w:name w:val="Texto de macro Char"/>
-    <w:basedOn w:val="698"/>
-    <w:link w:val="732"/>
+    <w:basedOn w:val="893"/>
+    <w:link w:val="927"/>
     <w:uiPriority w:val="99"/>
     <w:pPr>
       <w:pBdr/>
@@ -35251,11 +35606,11 @@
       <w:szCs w:val="20"/>
     </w:rPr>
   </w:style>
-  <w:style w:type="paragraph" w:styleId="734">
+  <w:style w:type="paragraph" w:styleId="929">
     <w:name w:val="Quote"/>
-    <w:basedOn w:val="688"/>
-    <w:next w:val="688"/>
-    <w:link w:val="735"/>
+    <w:basedOn w:val="883"/>
+    <w:next w:val="883"/>
+    <w:link w:val="930"/>
     <w:uiPriority w:val="29"/>
     <w:qFormat/>
     <w:pPr>
@@ -35269,10 +35624,10 @@
       <w:color w:val="000000" w:themeColor="text1"/>
     </w:rPr>
   </w:style>
-  <w:style w:type="character" w:styleId="735" w:customStyle="1">
+  <w:style w:type="character" w:styleId="930" w:customStyle="1">
     <w:name w:val="Citação Char"/>
-    <w:basedOn w:val="698"/>
-    <w:link w:val="734"/>
+    <w:basedOn w:val="893"/>
+    <w:link w:val="929"/>
     <w:uiPriority w:val="29"/>
     <w:pPr>
       <w:pBdr/>
@@ -35285,10 +35640,10 @@
       <w:color w:val="000000" w:themeColor="text1"/>
     </w:rPr>
   </w:style>
-  <w:style w:type="character" w:styleId="736" w:customStyle="1">
+  <w:style w:type="character" w:styleId="931" w:customStyle="1">
     <w:name w:val="Título 4 Char"/>
-    <w:basedOn w:val="698"/>
-    <w:link w:val="692"/>
+    <w:basedOn w:val="893"/>
+    <w:link w:val="887"/>
     <w:uiPriority w:val="9"/>
     <w:semiHidden/>
     <w:pPr>
@@ -35305,10 +35660,10 @@
       <w:color w:val="4f81bd" w:themeColor="accent1"/>
     </w:rPr>
   </w:style>
-  <w:style w:type="character" w:styleId="737" w:customStyle="1">
+  <w:style w:type="character" w:styleId="932" w:customStyle="1">
     <w:name w:val="Título 5 Char"/>
-    <w:basedOn w:val="698"/>
-    <w:link w:val="693"/>
+    <w:basedOn w:val="893"/>
+    <w:link w:val="888"/>
     <w:uiPriority w:val="9"/>
     <w:semiHidden/>
     <w:pPr>
@@ -35321,10 +35676,10 @@
       <w:color w:val="243f60" w:themeColor="accent1" w:themeShade="7F"/>
     </w:rPr>
   </w:style>
-  <w:style w:type="character" w:styleId="738" w:customStyle="1">
+  <w:style w:type="character" w:styleId="933" w:customStyle="1">
     <w:name w:val="Título 6 Char"/>
-    <w:basedOn w:val="698"/>
-    <w:link w:val="694"/>
+    <w:basedOn w:val="893"/>
+    <w:link w:val="889"/>
     <w:uiPriority w:val="9"/>
     <w:semiHidden/>
     <w:pPr>
@@ -35339,10 +35694,10 @@
       <w:color w:val="243f60" w:themeColor="accent1" w:themeShade="7F"/>
     </w:rPr>
   </w:style>
-  <w:style w:type="character" w:styleId="739" w:customStyle="1">
+  <w:style w:type="character" w:styleId="934" w:customStyle="1">
     <w:name w:val="Título 7 Char"/>
-    <w:basedOn w:val="698"/>
-    <w:link w:val="695"/>
+    <w:basedOn w:val="893"/>
+    <w:link w:val="890"/>
     <w:uiPriority w:val="9"/>
     <w:semiHidden/>
     <w:pPr>
@@ -35357,10 +35712,10 @@
       <w:color w:val="404040" w:themeColor="text1" w:themeTint="BF"/>
     </w:rPr>
   </w:style>
-  <w:style w:type="character" w:styleId="740" w:customStyle="1">
+  <w:style w:type="character" w:styleId="935" w:customStyle="1">
     <w:name w:val="Título 8 Char"/>
-    <w:basedOn w:val="698"/>
-    <w:link w:val="696"/>
+    <w:basedOn w:val="893"/>
+    <w:link w:val="891"/>
     <w:uiPriority w:val="9"/>
     <w:semiHidden/>
     <w:pPr>
@@ -35375,10 +35730,10 @@
       <w:szCs w:val="20"/>
     </w:rPr>
   </w:style>
-  <w:style w:type="character" w:styleId="741" w:customStyle="1">
+  <w:style w:type="character" w:styleId="936" w:customStyle="1">
     <w:name w:val="Título 9 Char"/>
-    <w:basedOn w:val="698"/>
-    <w:link w:val="697"/>
+    <w:basedOn w:val="893"/>
+    <w:link w:val="892"/>
     <w:uiPriority w:val="9"/>
     <w:semiHidden/>
     <w:pPr>
@@ -35395,10 +35750,10 @@
       <w:szCs w:val="20"/>
     </w:rPr>
   </w:style>
-  <w:style w:type="paragraph" w:styleId="742">
+  <w:style w:type="paragraph" w:styleId="937">
     <w:name w:val="Caption"/>
-    <w:basedOn w:val="688"/>
-    <w:next w:val="688"/>
+    <w:basedOn w:val="883"/>
+    <w:next w:val="883"/>
     <w:uiPriority w:val="35"/>
     <w:semiHidden/>
     <w:unhideWhenUsed/>
@@ -35416,9 +35771,9 @@
       <w:szCs w:val="18"/>
     </w:rPr>
   </w:style>
-  <w:style w:type="character" w:styleId="743">
+  <w:style w:type="character" w:styleId="938">
     <w:name w:val="Strong"/>
-    <w:basedOn w:val="698"/>
+    <w:basedOn w:val="893"/>
     <w:uiPriority w:val="22"/>
     <w:qFormat/>
     <w:pPr>
@@ -35431,9 +35786,9 @@
       <w:bCs/>
     </w:rPr>
   </w:style>
-  <w:style w:type="character" w:styleId="744">
+  <w:style w:type="character" w:styleId="939">
     <w:name w:val="Emphasis"/>
-    <w:basedOn w:val="698"/>
+    <w:basedOn w:val="893"/>
     <w:uiPriority w:val="20"/>
     <w:qFormat/>
     <w:pPr>
@@ -35446,11 +35801,11 @@
       <w:iCs/>
     </w:rPr>
   </w:style>
-  <w:style w:type="paragraph" w:styleId="745">
+  <w:style w:type="paragraph" w:styleId="940">
     <w:name w:val="Intense Quote"/>
-    <w:basedOn w:val="688"/>
-    <w:next w:val="688"/>
-    <w:link w:val="746"/>
+    <w:basedOn w:val="883"/>
+    <w:next w:val="883"/>
+    <w:link w:val="941"/>
     <w:uiPriority w:val="30"/>
     <w:qFormat/>
     <w:pPr>
@@ -35468,10 +35823,10 @@
       <w:color w:val="4f81bd" w:themeColor="accent1"/>
     </w:rPr>
   </w:style>
-  <w:style w:type="character" w:styleId="746" w:customStyle="1">
+  <w:style w:type="character" w:styleId="941" w:customStyle="1">
     <w:name w:val="Citação Intensa Char"/>
-    <w:basedOn w:val="698"/>
-    <w:link w:val="745"/>
+    <w:basedOn w:val="893"/>
+    <w:link w:val="940"/>
     <w:uiPriority w:val="30"/>
     <w:pPr>
       <w:pBdr/>
@@ -35486,9 +35841,9 @@
       <w:color w:val="4f81bd" w:themeColor="accent1"/>
     </w:rPr>
   </w:style>
-  <w:style w:type="character" w:styleId="747">
+  <w:style w:type="character" w:styleId="942">
     <w:name w:val="Subtle Emphasis"/>
-    <w:basedOn w:val="698"/>
+    <w:basedOn w:val="893"/>
     <w:uiPriority w:val="19"/>
     <w:qFormat/>
     <w:pPr>
@@ -35502,9 +35857,9 @@
       <w:color w:val="808080" w:themeColor="text1" w:themeTint="7F"/>
     </w:rPr>
   </w:style>
-  <w:style w:type="character" w:styleId="748">
+  <w:style w:type="character" w:styleId="943">
     <w:name w:val="Intense Emphasis"/>
-    <w:basedOn w:val="698"/>
+    <w:basedOn w:val="893"/>
     <w:uiPriority w:val="21"/>
     <w:qFormat/>
     <w:pPr>
@@ -35520,9 +35875,9 @@
       <w:color w:val="4f81bd" w:themeColor="accent1"/>
     </w:rPr>
   </w:style>
-  <w:style w:type="character" w:styleId="749">
+  <w:style w:type="character" w:styleId="944">
     <w:name w:val="Subtle Reference"/>
-    <w:basedOn w:val="698"/>
+    <w:basedOn w:val="893"/>
     <w:uiPriority w:val="31"/>
     <w:qFormat/>
     <w:pPr>
@@ -35536,9 +35891,9 @@
       <w:u w:val="single"/>
     </w:rPr>
   </w:style>
-  <w:style w:type="character" w:styleId="750">
+  <w:style w:type="character" w:styleId="945">
     <w:name w:val="Intense Reference"/>
-    <w:basedOn w:val="698"/>
+    <w:basedOn w:val="893"/>
     <w:uiPriority w:val="32"/>
     <w:qFormat/>
     <w:pPr>
@@ -35555,9 +35910,9 @@
       <w:u w:val="single"/>
     </w:rPr>
   </w:style>
-  <w:style w:type="character" w:styleId="751">
+  <w:style w:type="character" w:styleId="946">
     <w:name w:val="Book Title"/>
-    <w:basedOn w:val="698"/>
+    <w:basedOn w:val="893"/>
     <w:uiPriority w:val="33"/>
     <w:qFormat/>
     <w:pPr>
@@ -35572,10 +35927,10 @@
       <w:spacing w:val="5"/>
     </w:rPr>
   </w:style>
-  <w:style w:type="paragraph" w:styleId="752">
+  <w:style w:type="paragraph" w:styleId="947">
     <w:name w:val="TOC Heading"/>
-    <w:basedOn w:val="689"/>
-    <w:next w:val="688"/>
+    <w:basedOn w:val="884"/>
+    <w:next w:val="883"/>
     <w:uiPriority w:val="39"/>
     <w:semiHidden/>
     <w:unhideWhenUsed/>
@@ -35587,9 +35942,9 @@
       <w:outlineLvl w:val="9"/>
     </w:pPr>
   </w:style>
-  <w:style w:type="table" w:styleId="753">
+  <w:style w:type="table" w:styleId="948">
     <w:name w:val="Table Grid"/>
-    <w:basedOn w:val="699"/>
+    <w:basedOn w:val="894"/>
     <w:uiPriority w:val="59"/>
     <w:pPr>
       <w:pBdr/>
@@ -35779,9 +36134,9 @@
       </w:tcPr>
     </w:tblStylePr>
   </w:style>
-  <w:style w:type="table" w:styleId="754">
+  <w:style w:type="table" w:styleId="949">
     <w:name w:val="Light Shading"/>
-    <w:basedOn w:val="699"/>
+    <w:basedOn w:val="894"/>
     <w:uiPriority w:val="60"/>
     <w:pPr>
       <w:pBdr/>
@@ -36006,9 +36361,9 @@
       </w:tcPr>
     </w:tblStylePr>
   </w:style>
-  <w:style w:type="table" w:styleId="755">
+  <w:style w:type="table" w:styleId="950">
     <w:name w:val="Light Shading Accent 1"/>
-    <w:basedOn w:val="699"/>
+    <w:basedOn w:val="894"/>
     <w:uiPriority w:val="60"/>
     <w:pPr>
       <w:pBdr/>
@@ -36233,9 +36588,9 @@
       </w:tcPr>
     </w:tblStylePr>
   </w:style>
-  <w:style w:type="table" w:styleId="756">
+  <w:style w:type="table" w:styleId="951">
     <w:name w:val="Light Shading Accent 2"/>
-    <w:basedOn w:val="699"/>
+    <w:basedOn w:val="894"/>
     <w:uiPriority w:val="60"/>
     <w:pPr>
       <w:pBdr/>
@@ -36460,9 +36815,9 @@
       </w:tcPr>
     </w:tblStylePr>
   </w:style>
-  <w:style w:type="table" w:styleId="757">
+  <w:style w:type="table" w:styleId="952">
     <w:name w:val="Light Shading Accent 3"/>
-    <w:basedOn w:val="699"/>
+    <w:basedOn w:val="894"/>
     <w:uiPriority w:val="60"/>
     <w:pPr>
       <w:pBdr/>
@@ -36687,9 +37042,9 @@
       </w:tcPr>
     </w:tblStylePr>
   </w:style>
-  <w:style w:type="table" w:styleId="758">
+  <w:style w:type="table" w:styleId="953">
     <w:name w:val="Light Shading Accent 4"/>
-    <w:basedOn w:val="699"/>
+    <w:basedOn w:val="894"/>
     <w:uiPriority w:val="60"/>
     <w:pPr>
       <w:pBdr/>
@@ -36914,9 +37269,9 @@
       </w:tcPr>
     </w:tblStylePr>
   </w:style>
-  <w:style w:type="table" w:styleId="759">
+  <w:style w:type="table" w:styleId="954">
     <w:name w:val="Light Shading Accent 5"/>
-    <w:basedOn w:val="699"/>
+    <w:basedOn w:val="894"/>
     <w:uiPriority w:val="60"/>
     <w:pPr>
       <w:pBdr/>
@@ -37141,9 +37496,9 @@
       </w:tcPr>
     </w:tblStylePr>
   </w:style>
-  <w:style w:type="table" w:styleId="760">
+  <w:style w:type="table" w:styleId="955">
     <w:name w:val="Light Shading Accent 6"/>
-    <w:basedOn w:val="699"/>
+    <w:basedOn w:val="894"/>
     <w:uiPriority w:val="60"/>
     <w:pPr>
       <w:pBdr/>
@@ -37368,9 +37723,9 @@
       </w:tcPr>
     </w:tblStylePr>
   </w:style>
-  <w:style w:type="table" w:styleId="761">
+  <w:style w:type="table" w:styleId="956">
     <w:name w:val="Light List"/>
-    <w:basedOn w:val="699"/>
+    <w:basedOn w:val="894"/>
     <w:uiPriority w:val="61"/>
     <w:pPr>
       <w:pBdr/>
@@ -37593,9 +37948,9 @@
       </w:tcPr>
     </w:tblStylePr>
   </w:style>
-  <w:style w:type="table" w:styleId="762">
+  <w:style w:type="table" w:styleId="957">
     <w:name w:val="Light List Accent 1"/>
-    <w:basedOn w:val="699"/>
+    <w:basedOn w:val="894"/>
     <w:uiPriority w:val="61"/>
     <w:pPr>
       <w:pBdr/>
@@ -37818,9 +38173,9 @@
       </w:tcPr>
     </w:tblStylePr>
   </w:style>
-  <w:style w:type="table" w:styleId="763">
+  <w:style w:type="table" w:styleId="958">
     <w:name w:val="Light List Accent 2"/>
-    <w:basedOn w:val="699"/>
+    <w:basedOn w:val="894"/>
     <w:uiPriority w:val="61"/>
     <w:pPr>
       <w:pBdr/>
@@ -38043,9 +38398,9 @@
       </w:tcPr>
     </w:tblStylePr>
   </w:style>
-  <w:style w:type="table" w:styleId="764">
+  <w:style w:type="table" w:styleId="959">
     <w:name w:val="Light List Accent 3"/>
-    <w:basedOn w:val="699"/>
+    <w:basedOn w:val="894"/>
     <w:uiPriority w:val="61"/>
     <w:pPr>
       <w:pBdr/>
@@ -38268,9 +38623,9 @@
       </w:tcPr>
     </w:tblStylePr>
   </w:style>
-  <w:style w:type="table" w:styleId="765">
+  <w:style w:type="table" w:styleId="960">
     <w:name w:val="Light List Accent 4"/>
-    <w:basedOn w:val="699"/>
+    <w:basedOn w:val="894"/>
     <w:uiPriority w:val="61"/>
     <w:pPr>
       <w:pBdr/>
@@ -38493,9 +38848,9 @@
       </w:tcPr>
     </w:tblStylePr>
   </w:style>
-  <w:style w:type="table" w:styleId="766">
+  <w:style w:type="table" w:styleId="961">
     <w:name w:val="Light List Accent 5"/>
-    <w:basedOn w:val="699"/>
+    <w:basedOn w:val="894"/>
     <w:uiPriority w:val="61"/>
     <w:pPr>
       <w:pBdr/>
@@ -38718,9 +39073,9 @@
       </w:tcPr>
     </w:tblStylePr>
   </w:style>
-  <w:style w:type="table" w:styleId="767">
+  <w:style w:type="table" w:styleId="962">
     <w:name w:val="Light List Accent 6"/>
-    <w:basedOn w:val="699"/>
+    <w:basedOn w:val="894"/>
     <w:uiPriority w:val="61"/>
     <w:pPr>
       <w:pBdr/>
@@ -38943,9 +39298,9 @@
       </w:tcPr>
     </w:tblStylePr>
   </w:style>
-  <w:style w:type="table" w:styleId="768">
+  <w:style w:type="table" w:styleId="963">
     <w:name w:val="Light Grid"/>
-    <w:basedOn w:val="699"/>
+    <w:basedOn w:val="894"/>
     <w:uiPriority w:val="62"/>
     <w:pPr>
       <w:pBdr/>
@@ -39189,9 +39544,9 @@
       </w:tcPr>
     </w:tblStylePr>
   </w:style>
-  <w:style w:type="table" w:styleId="769">
+  <w:style w:type="table" w:styleId="964">
     <w:name w:val="Light Grid Accent 1"/>
-    <w:basedOn w:val="699"/>
+    <w:basedOn w:val="894"/>
     <w:uiPriority w:val="62"/>
     <w:pPr>
       <w:pBdr/>
@@ -39435,9 +39790,9 @@
       </w:tcPr>
     </w:tblStylePr>
   </w:style>
-  <w:style w:type="table" w:styleId="770">
+  <w:style w:type="table" w:styleId="965">
     <w:name w:val="Light Grid Accent 2"/>
-    <w:basedOn w:val="699"/>
+    <w:basedOn w:val="894"/>
     <w:uiPriority w:val="62"/>
     <w:pPr>
       <w:pBdr/>
@@ -39681,9 +40036,9 @@
       </w:tcPr>
     </w:tblStylePr>
   </w:style>
-  <w:style w:type="table" w:styleId="771">
+  <w:style w:type="table" w:styleId="966">
     <w:name w:val="Light Grid Accent 3"/>
-    <w:basedOn w:val="699"/>
+    <w:basedOn w:val="894"/>
     <w:uiPriority w:val="62"/>
     <w:pPr>
       <w:pBdr/>
@@ -39927,9 +40282,9 @@
       </w:tcPr>
     </w:tblStylePr>
   </w:style>
-  <w:style w:type="table" w:styleId="772">
+  <w:style w:type="table" w:styleId="967">
     <w:name w:val="Light Grid Accent 4"/>
-    <w:basedOn w:val="699"/>
+    <w:basedOn w:val="894"/>
     <w:uiPriority w:val="62"/>
     <w:pPr>
       <w:pBdr/>
@@ -40173,9 +40528,9 @@
       </w:tcPr>
     </w:tblStylePr>
   </w:style>
-  <w:style w:type="table" w:styleId="773">
+  <w:style w:type="table" w:styleId="968">
     <w:name w:val="Light Grid Accent 5"/>
-    <w:basedOn w:val="699"/>
+    <w:basedOn w:val="894"/>
     <w:uiPriority w:val="62"/>
     <w:pPr>
       <w:pBdr/>
@@ -40419,9 +40774,9 @@
       </w:tcPr>
     </w:tblStylePr>
   </w:style>
-  <w:style w:type="table" w:styleId="774">
+  <w:style w:type="table" w:styleId="969">
     <w:name w:val="Light Grid Accent 6"/>
-    <w:basedOn w:val="699"/>
+    <w:basedOn w:val="894"/>
     <w:uiPriority w:val="62"/>
     <w:pPr>
       <w:pBdr/>
@@ -40665,9 +41020,9 @@
       </w:tcPr>
     </w:tblStylePr>
   </w:style>
-  <w:style w:type="table" w:styleId="775">
+  <w:style w:type="table" w:styleId="970">
     <w:name w:val="Medium Shading 1"/>
-    <w:basedOn w:val="699"/>
+    <w:basedOn w:val="894"/>
     <w:uiPriority w:val="63"/>
     <w:pPr>
       <w:pBdr/>
@@ -40888,9 +41243,9 @@
       </w:tcPr>
     </w:tblStylePr>
   </w:style>
-  <w:style w:type="table" w:styleId="776">
+  <w:style w:type="table" w:styleId="971">
     <w:name w:val="Medium Shading 1 Accent 1"/>
-    <w:basedOn w:val="699"/>
+    <w:basedOn w:val="894"/>
     <w:uiPriority w:val="63"/>
     <w:pPr>
       <w:pBdr/>
@@ -41111,9 +41466,9 @@
       </w:tcPr>
     </w:tblStylePr>
   </w:style>
-  <w:style w:type="table" w:styleId="777">
+  <w:style w:type="table" w:styleId="972">
     <w:name w:val="Medium Shading 1 Accent 2"/>
-    <w:basedOn w:val="699"/>
+    <w:basedOn w:val="894"/>
     <w:uiPriority w:val="63"/>
     <w:pPr>
       <w:pBdr/>
@@ -41334,9 +41689,9 @@
       </w:tcPr>
     </w:tblStylePr>
   </w:style>
-  <w:style w:type="table" w:styleId="778">
+  <w:style w:type="table" w:styleId="973">
     <w:name w:val="Medium Shading 1 Accent 3"/>
-    <w:basedOn w:val="699"/>
+    <w:basedOn w:val="894"/>
     <w:uiPriority w:val="63"/>
     <w:pPr>
       <w:pBdr/>
@@ -41557,9 +41912,9 @@
       </w:tcPr>
     </w:tblStylePr>
   </w:style>
-  <w:style w:type="table" w:styleId="779">
+  <w:style w:type="table" w:styleId="974">
     <w:name w:val="Medium Shading 1 Accent 4"/>
-    <w:basedOn w:val="699"/>
+    <w:basedOn w:val="894"/>
     <w:uiPriority w:val="63"/>
     <w:pPr>
       <w:pBdr/>
@@ -41780,9 +42135,9 @@
       </w:tcPr>
     </w:tblStylePr>
   </w:style>
-  <w:style w:type="table" w:styleId="780">
+  <w:style w:type="table" w:styleId="975">
     <w:name w:val="Medium Shading 1 Accent 5"/>
-    <w:basedOn w:val="699"/>
+    <w:basedOn w:val="894"/>
     <w:uiPriority w:val="63"/>
     <w:pPr>
       <w:pBdr/>
@@ -42003,9 +42358,9 @@
       </w:tcPr>
     </w:tblStylePr>
   </w:style>
-  <w:style w:type="table" w:styleId="781">
+  <w:style w:type="table" w:styleId="976">
     <w:name w:val="Medium Shading 1 Accent 6"/>
-    <w:basedOn w:val="699"/>
+    <w:basedOn w:val="894"/>
     <w:uiPriority w:val="63"/>
     <w:pPr>
       <w:pBdr/>
@@ -42226,9 +42581,9 @@
       </w:tcPr>
     </w:tblStylePr>
   </w:style>
-  <w:style w:type="table" w:styleId="782">
+  <w:style w:type="table" w:styleId="977">
     <w:name w:val="Medium Shading 2"/>
-    <w:basedOn w:val="699"/>
+    <w:basedOn w:val="894"/>
     <w:uiPriority w:val="64"/>
     <w:pPr>
       <w:pBdr/>
@@ -42474,9 +42829,9 @@
       </w:tcPr>
     </w:tblStylePr>
   </w:style>
-  <w:style w:type="table" w:styleId="783">
+  <w:style w:type="table" w:styleId="978">
     <w:name w:val="Medium Shading 2 Accent 1"/>
-    <w:basedOn w:val="699"/>
+    <w:basedOn w:val="894"/>
     <w:uiPriority w:val="64"/>
     <w:pPr>
       <w:pBdr/>
@@ -42722,9 +43077,9 @@
       </w:tcPr>
     </w:tblStylePr>
   </w:style>
-  <w:style w:type="table" w:styleId="784">
+  <w:style w:type="table" w:styleId="979">
     <w:name w:val="Medium Shading 2 Accent 2"/>
-    <w:basedOn w:val="699"/>
+    <w:basedOn w:val="894"/>
     <w:uiPriority w:val="64"/>
     <w:pPr>
       <w:pBdr/>
@@ -42970,9 +43325,9 @@
       </w:tcPr>
     </w:tblStylePr>
   </w:style>
-  <w:style w:type="table" w:styleId="785">
+  <w:style w:type="table" w:styleId="980">
     <w:name w:val="Medium Shading 2 Accent 3"/>
-    <w:basedOn w:val="699"/>
+    <w:basedOn w:val="894"/>
     <w:uiPriority w:val="64"/>
     <w:pPr>
       <w:pBdr/>
@@ -43218,9 +43573,9 @@
       </w:tcPr>
     </w:tblStylePr>
   </w:style>
-  <w:style w:type="table" w:styleId="786">
+  <w:style w:type="table" w:styleId="981">
     <w:name w:val="Medium Shading 2 Accent 4"/>
-    <w:basedOn w:val="699"/>
+    <w:basedOn w:val="894"/>
     <w:uiPriority w:val="64"/>
     <w:pPr>
       <w:pBdr/>
@@ -43466,9 +43821,9 @@
       </w:tcPr>
     </w:tblStylePr>
   </w:style>
-  <w:style w:type="table" w:styleId="787">
+  <w:style w:type="table" w:styleId="982">
     <w:name w:val="Medium Shading 2 Accent 5"/>
-    <w:basedOn w:val="699"/>
+    <w:basedOn w:val="894"/>
     <w:uiPriority w:val="64"/>
     <w:pPr>
       <w:pBdr/>
@@ -43714,9 +44069,9 @@
       </w:tcPr>
     </w:tblStylePr>
   </w:style>
-  <w:style w:type="table" w:styleId="788">
+  <w:style w:type="table" w:styleId="983">
     <w:name w:val="Medium Shading 2 Accent 6"/>
-    <w:basedOn w:val="699"/>
+    <w:basedOn w:val="894"/>
     <w:uiPriority w:val="64"/>
     <w:pPr>
       <w:pBdr/>
@@ -43962,9 +44317,9 @@
       </w:tcPr>
     </w:tblStylePr>
   </w:style>
-  <w:style w:type="table" w:styleId="789">
+  <w:style w:type="table" w:styleId="984">
     <w:name w:val="Medium List 1"/>
-    <w:basedOn w:val="699"/>
+    <w:basedOn w:val="894"/>
     <w:uiPriority w:val="65"/>
     <w:pPr>
       <w:pBdr/>
@@ -44182,9 +44537,9 @@
       </w:tcPr>
     </w:tblStylePr>
   </w:style>
-  <w:style w:type="table" w:styleId="790">
+  <w:style w:type="table" w:styleId="985">
     <w:name w:val="Medium List 1 Accent 1"/>
-    <w:basedOn w:val="699"/>
+    <w:basedOn w:val="894"/>
     <w:uiPriority w:val="65"/>
     <w:pPr>
       <w:pBdr/>
@@ -44402,9 +44757,9 @@
       </w:tcPr>
     </w:tblStylePr>
   </w:style>
-  <w:style w:type="table" w:styleId="791">
+  <w:style w:type="table" w:styleId="986">
     <w:name w:val="Medium List 1 Accent 2"/>
-    <w:basedOn w:val="699"/>
+    <w:basedOn w:val="894"/>
     <w:uiPriority w:val="65"/>
     <w:pPr>
       <w:pBdr/>
@@ -44622,9 +44977,9 @@
       </w:tcPr>
     </w:tblStylePr>
   </w:style>
-  <w:style w:type="table" w:styleId="792">
+  <w:style w:type="table" w:styleId="987">
     <w:name w:val="Medium List 1 Accent 3"/>
-    <w:basedOn w:val="699"/>
+    <w:basedOn w:val="894"/>
     <w:uiPriority w:val="65"/>
     <w:pPr>
       <w:pBdr/>
@@ -44842,9 +45197,9 @@
       </w:tcPr>
     </w:tblStylePr>
   </w:style>
-  <w:style w:type="table" w:styleId="793">
+  <w:style w:type="table" w:styleId="988">
     <w:name w:val="Medium List 1 Accent 4"/>
-    <w:basedOn w:val="699"/>
+    <w:basedOn w:val="894"/>
     <w:uiPriority w:val="65"/>
     <w:pPr>
       <w:pBdr/>
@@ -45062,9 +45417,9 @@
       </w:tcPr>
     </w:tblStylePr>
   </w:style>
-  <w:style w:type="table" w:styleId="794">
+  <w:style w:type="table" w:styleId="989">
     <w:name w:val="Medium List 1 Accent 5"/>
-    <w:basedOn w:val="699"/>
+    <w:basedOn w:val="894"/>
     <w:uiPriority w:val="65"/>
     <w:pPr>
       <w:pBdr/>
@@ -45282,9 +45637,9 @@
       </w:tcPr>
     </w:tblStylePr>
   </w:style>
-  <w:style w:type="table" w:styleId="795">
+  <w:style w:type="table" w:styleId="990">
     <w:name w:val="Medium List 1 Accent 6"/>
-    <w:basedOn w:val="699"/>
+    <w:basedOn w:val="894"/>
     <w:uiPriority w:val="65"/>
     <w:pPr>
       <w:pBdr/>
@@ -45502,9 +45857,9 @@
       </w:tcPr>
     </w:tblStylePr>
   </w:style>
-  <w:style w:type="table" w:styleId="796">
+  <w:style w:type="table" w:styleId="991">
     <w:name w:val="Medium List 2"/>
-    <w:basedOn w:val="699"/>
+    <w:basedOn w:val="894"/>
     <w:uiPriority w:val="66"/>
     <w:pPr>
       <w:pBdr/>
@@ -45737,9 +46092,9 @@
       </w:tcPr>
     </w:tblStylePr>
   </w:style>
-  <w:style w:type="table" w:styleId="797">
+  <w:style w:type="table" w:styleId="992">
     <w:name w:val="Medium List 2 Accent 1"/>
-    <w:basedOn w:val="699"/>
+    <w:basedOn w:val="894"/>
     <w:uiPriority w:val="66"/>
     <w:pPr>
       <w:pBdr/>
@@ -45972,9 +46327,9 @@
       </w:tcPr>
     </w:tblStylePr>
   </w:style>
-  <w:style w:type="table" w:styleId="798">
+  <w:style w:type="table" w:styleId="993">
     <w:name w:val="Medium List 2 Accent 2"/>
-    <w:basedOn w:val="699"/>
+    <w:basedOn w:val="894"/>
     <w:uiPriority w:val="66"/>
     <w:pPr>
       <w:pBdr/>
@@ -46207,9 +46562,9 @@
       </w:tcPr>
     </w:tblStylePr>
   </w:style>
-  <w:style w:type="table" w:styleId="799">
+  <w:style w:type="table" w:styleId="994">
     <w:name w:val="Medium List 2 Accent 3"/>
-    <w:basedOn w:val="699"/>
+    <w:basedOn w:val="894"/>
     <w:uiPriority w:val="66"/>
     <w:pPr>
       <w:pBdr/>
@@ -46442,9 +46797,9 @@
       </w:tcPr>
     </w:tblStylePr>
   </w:style>
-  <w:style w:type="table" w:styleId="800">
+  <w:style w:type="table" w:styleId="995">
     <w:name w:val="Medium List 2 Accent 4"/>
-    <w:basedOn w:val="699"/>
+    <w:basedOn w:val="894"/>
     <w:uiPriority w:val="66"/>
     <w:pPr>
       <w:pBdr/>
@@ -46677,9 +47032,9 @@
       </w:tcPr>
     </w:tblStylePr>
   </w:style>
-  <w:style w:type="table" w:styleId="801">
+  <w:style w:type="table" w:styleId="996">
     <w:name w:val="Medium List 2 Accent 5"/>
-    <w:basedOn w:val="699"/>
+    <w:basedOn w:val="894"/>
     <w:uiPriority w:val="66"/>
     <w:pPr>
       <w:pBdr/>
@@ -46912,9 +47267,9 @@
       </w:tcPr>
     </w:tblStylePr>
   </w:style>
-  <w:style w:type="table" w:styleId="802">
+  <w:style w:type="table" w:styleId="997">
     <w:name w:val="Medium List 2 Accent 6"/>
-    <w:basedOn w:val="699"/>
+    <w:basedOn w:val="894"/>
     <w:uiPriority w:val="66"/>
     <w:pPr>
       <w:pBdr/>
@@ -47147,9 +47502,9 @@
       </w:tcPr>
     </w:tblStylePr>
   </w:style>
-  <w:style w:type="table" w:styleId="803">
+  <w:style w:type="table" w:styleId="998">
     <w:name w:val="Medium Grid 1"/>
-    <w:basedOn w:val="699"/>
+    <w:basedOn w:val="894"/>
     <w:uiPriority w:val="67"/>
     <w:pPr>
       <w:pBdr/>
@@ -47362,9 +47717,9 @@
       </w:tcPr>
     </w:tblStylePr>
   </w:style>
-  <w:style w:type="table" w:styleId="804">
+  <w:style w:type="table" w:styleId="999">
     <w:name w:val="Medium Grid 1 Accent 1"/>
-    <w:basedOn w:val="699"/>
+    <w:basedOn w:val="894"/>
     <w:uiPriority w:val="67"/>
     <w:pPr>
       <w:pBdr/>
@@ -47577,9 +47932,9 @@
       </w:tcPr>
     </w:tblStylePr>
   </w:style>
-  <w:style w:type="table" w:styleId="805">
+  <w:style w:type="table" w:styleId="1000">
     <w:name w:val="Medium Grid 1 Accent 2"/>
-    <w:basedOn w:val="699"/>
+    <w:basedOn w:val="894"/>
     <w:uiPriority w:val="67"/>
     <w:pPr>
       <w:pBdr/>
@@ -47792,9 +48147,9 @@
       </w:tcPr>
     </w:tblStylePr>
   </w:style>
-  <w:style w:type="table" w:styleId="806">
+  <w:style w:type="table" w:styleId="1001">
     <w:name w:val="Medium Grid 1 Accent 3"/>
-    <w:basedOn w:val="699"/>
+    <w:basedOn w:val="894"/>
     <w:uiPriority w:val="67"/>
     <w:pPr>
       <w:pBdr/>
@@ -48007,9 +48362,9 @@
       </w:tcPr>
     </w:tblStylePr>
   </w:style>
-  <w:style w:type="table" w:styleId="807">
+  <w:style w:type="table" w:styleId="1002">
     <w:name w:val="Medium Grid 1 Accent 4"/>
-    <w:basedOn w:val="699"/>
+    <w:basedOn w:val="894"/>
     <w:uiPriority w:val="67"/>
     <w:pPr>
       <w:pBdr/>
@@ -48222,9 +48577,9 @@
       </w:tcPr>
     </w:tblStylePr>
   </w:style>
-  <w:style w:type="table" w:styleId="808">
+  <w:style w:type="table" w:styleId="1003">
     <w:name w:val="Medium Grid 1 Accent 5"/>
-    <w:basedOn w:val="699"/>
+    <w:basedOn w:val="894"/>
     <w:uiPriority w:val="67"/>
     <w:pPr>
       <w:pBdr/>
@@ -48437,9 +48792,9 @@
       </w:tcPr>
     </w:tblStylePr>
   </w:style>
-  <w:style w:type="table" w:styleId="809">
+  <w:style w:type="table" w:styleId="1004">
     <w:name w:val="Medium Grid 1 Accent 6"/>
-    <w:basedOn w:val="699"/>
+    <w:basedOn w:val="894"/>
     <w:uiPriority w:val="67"/>
     <w:pPr>
       <w:pBdr/>
@@ -48652,9 +49007,9 @@
       </w:tcPr>
     </w:tblStylePr>
   </w:style>
-  <w:style w:type="table" w:styleId="810">
+  <w:style w:type="table" w:styleId="1005">
     <w:name w:val="Medium Grid 2"/>
-    <w:basedOn w:val="699"/>
+    <w:basedOn w:val="894"/>
     <w:uiPriority w:val="68"/>
     <w:pPr>
       <w:pBdr/>
@@ -48893,9 +49248,9 @@
       </w:tcPr>
     </w:tblStylePr>
   </w:style>
-  <w:style w:type="table" w:styleId="811">
+  <w:style w:type="table" w:styleId="1006">
     <w:name w:val="Medium Grid 2 Accent 1"/>
-    <w:basedOn w:val="699"/>
+    <w:basedOn w:val="894"/>
     <w:uiPriority w:val="68"/>
     <w:pPr>
       <w:pBdr/>
@@ -49134,9 +49489,9 @@
       </w:tcPr>
     </w:tblStylePr>
   </w:style>
-  <w:style w:type="table" w:styleId="812">
+  <w:style w:type="table" w:styleId="1007">
     <w:name w:val="Medium Grid 2 Accent 2"/>
-    <w:basedOn w:val="699"/>
+    <w:basedOn w:val="894"/>
     <w:uiPriority w:val="68"/>
     <w:pPr>
       <w:pBdr/>
@@ -49375,9 +49730,9 @@
       </w:tcPr>
     </w:tblStylePr>
   </w:style>
-  <w:style w:type="table" w:styleId="813">
+  <w:style w:type="table" w:styleId="1008">
     <w:name w:val="Medium Grid 2 Accent 3"/>
-    <w:basedOn w:val="699"/>
+    <w:basedOn w:val="894"/>
     <w:uiPriority w:val="68"/>
     <w:pPr>
       <w:pBdr/>
@@ -49616,9 +49971,9 @@
       </w:tcPr>
     </w:tblStylePr>
   </w:style>
-  <w:style w:type="table" w:styleId="814">
+  <w:style w:type="table" w:styleId="1009">
     <w:name w:val="Medium Grid 2 Accent 4"/>
-    <w:basedOn w:val="699"/>
+    <w:basedOn w:val="894"/>
     <w:uiPriority w:val="68"/>
     <w:pPr>
       <w:pBdr/>
@@ -49857,9 +50212,9 @@
       </w:tcPr>
     </w:tblStylePr>
   </w:style>
-  <w:style w:type="table" w:styleId="815">
+  <w:style w:type="table" w:styleId="1010">
     <w:name w:val="Medium Grid 2 Accent 5"/>
-    <w:basedOn w:val="699"/>
+    <w:basedOn w:val="894"/>
     <w:uiPriority w:val="68"/>
     <w:pPr>
       <w:pBdr/>
@@ -50098,9 +50453,9 @@
       </w:tcPr>
     </w:tblStylePr>
   </w:style>
-  <w:style w:type="table" w:styleId="816">
+  <w:style w:type="table" w:styleId="1011">
     <w:name w:val="Medium Grid 2 Accent 6"/>
-    <w:basedOn w:val="699"/>
+    <w:basedOn w:val="894"/>
     <w:uiPriority w:val="68"/>
     <w:pPr>
       <w:pBdr/>
@@ -50339,9 +50694,9 @@
       </w:tcPr>
     </w:tblStylePr>
   </w:style>
-  <w:style w:type="table" w:styleId="817">
+  <w:style w:type="table" w:styleId="1012">
     <w:name w:val="Medium Grid 3"/>
-    <w:basedOn w:val="699"/>
+    <w:basedOn w:val="894"/>
     <w:uiPriority w:val="69"/>
     <w:pPr>
       <w:pBdr/>
@@ -50596,9 +50951,9 @@
       </w:tcPr>
     </w:tblStylePr>
   </w:style>
-  <w:style w:type="table" w:styleId="818">
+  <w:style w:type="table" w:styleId="1013">
     <w:name w:val="Medium Grid 3 Accent 1"/>
-    <w:basedOn w:val="699"/>
+    <w:basedOn w:val="894"/>
     <w:uiPriority w:val="69"/>
     <w:pPr>
       <w:pBdr/>
@@ -50853,9 +51208,9 @@
       </w:tcPr>
     </w:tblStylePr>
   </w:style>
-  <w:style w:type="table" w:styleId="819">
+  <w:style w:type="table" w:styleId="1014">
     <w:name w:val="Medium Grid 3 Accent 2"/>
-    <w:basedOn w:val="699"/>
+    <w:basedOn w:val="894"/>
     <w:uiPriority w:val="69"/>
     <w:pPr>
       <w:pBdr/>
@@ -51110,9 +51465,9 @@
       </w:tcPr>
     </w:tblStylePr>
   </w:style>
-  <w:style w:type="table" w:styleId="820">
+  <w:style w:type="table" w:styleId="1015">
     <w:name w:val="Medium Grid 3 Accent 3"/>
-    <w:basedOn w:val="699"/>
+    <w:basedOn w:val="894"/>
     <w:uiPriority w:val="69"/>
     <w:pPr>
       <w:pBdr/>
@@ -51367,9 +51722,9 @@
       </w:tcPr>
     </w:tblStylePr>
   </w:style>
-  <w:style w:type="table" w:styleId="821">
+  <w:style w:type="table" w:styleId="1016">
     <w:name w:val="Medium Grid 3 Accent 4"/>
-    <w:basedOn w:val="699"/>
+    <w:basedOn w:val="894"/>
     <w:uiPriority w:val="69"/>
     <w:pPr>
       <w:pBdr/>
@@ -51624,9 +51979,9 @@
       </w:tcPr>
     </w:tblStylePr>
   </w:style>
-  <w:style w:type="table" w:styleId="822">
+  <w:style w:type="table" w:styleId="1017">
     <w:name w:val="Medium Grid 3 Accent 5"/>
-    <w:basedOn w:val="699"/>
+    <w:basedOn w:val="894"/>
     <w:uiPriority w:val="69"/>
     <w:pPr>
       <w:pBdr/>
@@ -51881,9 +52236,9 @@
       </w:tcPr>
     </w:tblStylePr>
   </w:style>
-  <w:style w:type="table" w:styleId="823">
+  <w:style w:type="table" w:styleId="1018">
     <w:name w:val="Medium Grid 3 Accent 6"/>
-    <w:basedOn w:val="699"/>
+    <w:basedOn w:val="894"/>
     <w:uiPriority w:val="69"/>
     <w:pPr>
       <w:pBdr/>
@@ -52138,9 +52493,9 @@
       </w:tcPr>
     </w:tblStylePr>
   </w:style>
-  <w:style w:type="table" w:styleId="824">
+  <w:style w:type="table" w:styleId="1019">
     <w:name w:val="Dark List"/>
-    <w:basedOn w:val="699"/>
+    <w:basedOn w:val="894"/>
     <w:uiPriority w:val="70"/>
     <w:pPr>
       <w:pBdr/>
@@ -52369,9 +52724,9 @@
       </w:tcPr>
     </w:tblStylePr>
   </w:style>
-  <w:style w:type="table" w:styleId="825">
+  <w:style w:type="table" w:styleId="1020">
     <w:name w:val="Dark List Accent 1"/>
-    <w:basedOn w:val="699"/>
+    <w:basedOn w:val="894"/>
     <w:uiPriority w:val="70"/>
     <w:pPr>
       <w:pBdr/>
@@ -52600,9 +52955,9 @@
       </w:tcPr>
     </w:tblStylePr>
   </w:style>
-  <w:style w:type="table" w:styleId="826">
+  <w:style w:type="table" w:styleId="1021">
     <w:name w:val="Dark List Accent 2"/>
-    <w:basedOn w:val="699"/>
+    <w:basedOn w:val="894"/>
     <w:uiPriority w:val="70"/>
     <w:pPr>
       <w:pBdr/>
@@ -52831,9 +53186,9 @@
       </w:tcPr>
     </w:tblStylePr>
   </w:style>
-  <w:style w:type="table" w:styleId="827">
+  <w:style w:type="table" w:styleId="1022">
     <w:name w:val="Dark List Accent 3"/>
-    <w:basedOn w:val="699"/>
+    <w:basedOn w:val="894"/>
     <w:uiPriority w:val="70"/>
     <w:pPr>
       <w:pBdr/>
@@ -53062,9 +53417,9 @@
       </w:tcPr>
     </w:tblStylePr>
   </w:style>
-  <w:style w:type="table" w:styleId="828">
+  <w:style w:type="table" w:styleId="1023">
     <w:name w:val="Dark List Accent 4"/>
-    <w:basedOn w:val="699"/>
+    <w:basedOn w:val="894"/>
     <w:uiPriority w:val="70"/>
     <w:pPr>
       <w:pBdr/>
@@ -53293,9 +53648,9 @@
       </w:tcPr>
     </w:tblStylePr>
   </w:style>
-  <w:style w:type="table" w:styleId="829">
+  <w:style w:type="table" w:styleId="1024">
     <w:name w:val="Dark List Accent 5"/>
-    <w:basedOn w:val="699"/>
+    <w:basedOn w:val="894"/>
     <w:uiPriority w:val="70"/>
     <w:pPr>
       <w:pBdr/>
@@ -53524,9 +53879,9 @@
       </w:tcPr>
     </w:tblStylePr>
   </w:style>
-  <w:style w:type="table" w:styleId="830">
+  <w:style w:type="table" w:styleId="1025">
     <w:name w:val="Dark List Accent 6"/>
-    <w:basedOn w:val="699"/>
+    <w:basedOn w:val="894"/>
     <w:uiPriority w:val="70"/>
     <w:pPr>
       <w:pBdr/>
@@ -53755,9 +54110,9 @@
       </w:tcPr>
     </w:tblStylePr>
   </w:style>
-  <w:style w:type="table" w:styleId="831">
+  <w:style w:type="table" w:styleId="1026">
     <w:name w:val="Colorful Shading"/>
-    <w:basedOn w:val="699"/>
+    <w:basedOn w:val="894"/>
     <w:uiPriority w:val="71"/>
     <w:pPr>
       <w:pBdr/>
@@ -53997,9 +54352,9 @@
       </w:tcPr>
     </w:tblStylePr>
   </w:style>
-  <w:style w:type="table" w:styleId="832">
+  <w:style w:type="table" w:styleId="1027">
     <w:name w:val="Colorful Shading Accent 1"/>
-    <w:basedOn w:val="699"/>
+    <w:basedOn w:val="894"/>
     <w:uiPriority w:val="71"/>
     <w:pPr>
       <w:pBdr/>
@@ -54239,9 +54594,9 @@
       </w:tcPr>
     </w:tblStylePr>
   </w:style>
-  <w:style w:type="table" w:styleId="833">
+  <w:style w:type="table" w:styleId="1028">
     <w:name w:val="Colorful Shading Accent 2"/>
-    <w:basedOn w:val="699"/>
+    <w:basedOn w:val="894"/>
     <w:uiPriority w:val="71"/>
     <w:pPr>
       <w:pBdr/>
@@ -54481,9 +54836,9 @@
       </w:tcPr>
     </w:tblStylePr>
   </w:style>
-  <w:style w:type="table" w:styleId="834">
+  <w:style w:type="table" w:styleId="1029">
     <w:name w:val="Colorful Shading Accent 3"/>
-    <w:basedOn w:val="699"/>
+    <w:basedOn w:val="894"/>
     <w:uiPriority w:val="71"/>
     <w:pPr>
       <w:pBdr/>
@@ -54717,9 +55072,9 @@
       </w:tcPr>
     </w:tblStylePr>
   </w:style>
-  <w:style w:type="table" w:styleId="835">
+  <w:style w:type="table" w:styleId="1030">
     <w:name w:val="Colorful Shading Accent 4"/>
-    <w:basedOn w:val="699"/>
+    <w:basedOn w:val="894"/>
     <w:uiPriority w:val="71"/>
     <w:pPr>
       <w:pBdr/>
@@ -54959,9 +55314,9 @@
       </w:tcPr>
     </w:tblStylePr>
   </w:style>
-  <w:style w:type="table" w:styleId="836">
+  <w:style w:type="table" w:styleId="1031">
     <w:name w:val="Colorful Shading Accent 5"/>
-    <w:basedOn w:val="699"/>
+    <w:basedOn w:val="894"/>
     <w:uiPriority w:val="71"/>
     <w:pPr>
       <w:pBdr/>
@@ -55201,9 +55556,9 @@
       </w:tcPr>
     </w:tblStylePr>
   </w:style>
-  <w:style w:type="table" w:styleId="837">
+  <w:style w:type="table" w:styleId="1032">
     <w:name w:val="Colorful Shading Accent 6"/>
-    <w:basedOn w:val="699"/>
+    <w:basedOn w:val="894"/>
     <w:uiPriority w:val="71"/>
     <w:pPr>
       <w:pBdr/>
@@ -55443,9 +55798,9 @@
       </w:tcPr>
     </w:tblStylePr>
   </w:style>
-  <w:style w:type="table" w:styleId="838">
+  <w:style w:type="table" w:styleId="1033">
     <w:name w:val="Colorful List"/>
-    <w:basedOn w:val="699"/>
+    <w:basedOn w:val="894"/>
     <w:uiPriority w:val="72"/>
     <w:pPr>
       <w:pBdr/>
@@ -55665,9 +56020,9 @@
       </w:tcPr>
     </w:tblStylePr>
   </w:style>
-  <w:style w:type="table" w:styleId="839">
+  <w:style w:type="table" w:styleId="1034">
     <w:name w:val="Colorful List Accent 1"/>
-    <w:basedOn w:val="699"/>
+    <w:basedOn w:val="894"/>
     <w:uiPriority w:val="72"/>
     <w:pPr>
       <w:pBdr/>
@@ -55887,9 +56242,9 @@
       </w:tcPr>
     </w:tblStylePr>
   </w:style>
-  <w:style w:type="table" w:styleId="840">
+  <w:style w:type="table" w:styleId="1035">
     <w:name w:val="Colorful List Accent 2"/>
-    <w:basedOn w:val="699"/>
+    <w:basedOn w:val="894"/>
     <w:uiPriority w:val="72"/>
     <w:pPr>
       <w:pBdr/>
@@ -56109,9 +56464,9 @@
       </w:tcPr>
     </w:tblStylePr>
   </w:style>
-  <w:style w:type="table" w:styleId="841">
+  <w:style w:type="table" w:styleId="1036">
     <w:name w:val="Colorful List Accent 3"/>
-    <w:basedOn w:val="699"/>
+    <w:basedOn w:val="894"/>
     <w:uiPriority w:val="72"/>
     <w:pPr>
       <w:pBdr/>
@@ -56331,9 +56686,9 @@
       </w:tcPr>
     </w:tblStylePr>
   </w:style>
-  <w:style w:type="table" w:styleId="842">
+  <w:style w:type="table" w:styleId="1037">
     <w:name w:val="Colorful List Accent 4"/>
-    <w:basedOn w:val="699"/>
+    <w:basedOn w:val="894"/>
     <w:uiPriority w:val="72"/>
     <w:pPr>
       <w:pBdr/>
@@ -56553,9 +56908,9 @@
       </w:tcPr>
     </w:tblStylePr>
   </w:style>
-  <w:style w:type="table" w:styleId="843">
+  <w:style w:type="table" w:styleId="1038">
     <w:name w:val="Colorful List Accent 5"/>
-    <w:basedOn w:val="699"/>
+    <w:basedOn w:val="894"/>
     <w:uiPriority w:val="72"/>
     <w:pPr>
       <w:pBdr/>
@@ -56775,9 +57130,9 @@
       </w:tcPr>
     </w:tblStylePr>
   </w:style>
-  <w:style w:type="table" w:styleId="844">
+  <w:style w:type="table" w:styleId="1039">
     <w:name w:val="Colorful List Accent 6"/>
-    <w:basedOn w:val="699"/>
+    <w:basedOn w:val="894"/>
     <w:uiPriority w:val="72"/>
     <w:pPr>
       <w:pBdr/>
@@ -56997,9 +57352,9 @@
       </w:tcPr>
     </w:tblStylePr>
   </w:style>
-  <w:style w:type="table" w:styleId="845">
+  <w:style w:type="table" w:styleId="1040">
     <w:name w:val="Colorful Grid"/>
-    <w:basedOn w:val="699"/>
+    <w:basedOn w:val="894"/>
     <w:uiPriority w:val="73"/>
     <w:pPr>
       <w:pBdr/>
@@ -57211,9 +57566,9 @@
       </w:tcPr>
     </w:tblStylePr>
   </w:style>
-  <w:style w:type="table" w:styleId="846">
+  <w:style w:type="table" w:styleId="1041">
     <w:name w:val="Colorful Grid Accent 1"/>
-    <w:basedOn w:val="699"/>
+    <w:basedOn w:val="894"/>
     <w:uiPriority w:val="73"/>
     <w:pPr>
       <w:pBdr/>
@@ -57425,9 +57780,9 @@
       </w:tcPr>
     </w:tblStylePr>
   </w:style>
-  <w:style w:type="table" w:styleId="847">
+  <w:style w:type="table" w:styleId="1042">
     <w:name w:val="Colorful Grid Accent 2"/>
-    <w:basedOn w:val="699"/>
+    <w:basedOn w:val="894"/>
     <w:uiPriority w:val="73"/>
     <w:pPr>
       <w:pBdr/>
@@ -57639,9 +57994,9 @@
       </w:tcPr>
     </w:tblStylePr>
   </w:style>
-  <w:style w:type="table" w:styleId="848">
+  <w:style w:type="table" w:styleId="1043">
     <w:name w:val="Colorful Grid Accent 3"/>
-    <w:basedOn w:val="699"/>
+    <w:basedOn w:val="894"/>
     <w:uiPriority w:val="73"/>
     <w:pPr>
       <w:pBdr/>
@@ -57853,9 +58208,9 @@
       </w:tcPr>
     </w:tblStylePr>
   </w:style>
-  <w:style w:type="table" w:styleId="849">
+  <w:style w:type="table" w:styleId="1044">
     <w:name w:val="Colorful Grid Accent 4"/>
-    <w:basedOn w:val="699"/>
+    <w:basedOn w:val="894"/>
     <w:uiPriority w:val="73"/>
     <w:pPr>
       <w:pBdr/>
@@ -58067,9 +58422,9 @@
       </w:tcPr>
     </w:tblStylePr>
   </w:style>
-  <w:style w:type="table" w:styleId="850">
+  <w:style w:type="table" w:styleId="1045">
     <w:name w:val="Colorful Grid Accent 5"/>
-    <w:basedOn w:val="699"/>
+    <w:basedOn w:val="894"/>
     <w:uiPriority w:val="73"/>
     <w:pPr>
       <w:pBdr/>
@@ -58281,9 +58636,9 @@
       </w:tcPr>
     </w:tblStylePr>
   </w:style>
-  <w:style w:type="table" w:styleId="851">
+  <w:style w:type="table" w:styleId="1046">
     <w:name w:val="Colorful Grid Accent 6"/>
-    <w:basedOn w:val="699"/>
+    <w:basedOn w:val="894"/>
     <w:uiPriority w:val="73"/>
     <w:pPr>
       <w:pBdr/>
@@ -58495,9 +58850,9 @@
       </w:tcPr>
     </w:tblStylePr>
   </w:style>
-  <w:style w:type="character" w:styleId="852">
+  <w:style w:type="character" w:styleId="1047">
     <w:name w:val="Hyperlink"/>
-    <w:basedOn w:val="698"/>
+    <w:basedOn w:val="893"/>
     <w:uiPriority w:val="99"/>
     <w:unhideWhenUsed/>
     <w:pPr>
@@ -58510,9 +58865,9 @@
       <w:u w:val="single"/>
     </w:rPr>
   </w:style>
-  <w:style w:type="character" w:styleId="853">
+  <w:style w:type="character" w:styleId="1048">
     <w:name w:val="Unresolved Mention"/>
-    <w:basedOn w:val="698"/>
+    <w:basedOn w:val="893"/>
     <w:uiPriority w:val="99"/>
     <w:semiHidden/>
     <w:unhideWhenUsed/>

--- a/backend/templates/executacao_alimentos_penhora.docx
+++ b/backend/templates/executacao_alimentos_penhora.docx
@@ -1130,23 +1130,7 @@
           <w:sz w:val="24"/>
           <w:szCs w:val="24"/>
         </w:rPr>
-      </w:r>
-      <w:r>
-        <w:rPr>
-          <w:rFonts w:ascii="Arial" w:hAnsi="Arial" w:cs="Arial"/>
-          <w:sz w:val="24"/>
-          <w:szCs w:val="24"/>
-        </w:rPr>
         <w:t xml:space="preserve">cpf</w:t>
-      </w:r>
-      <w:r/>
-      <w:r>
-        <w:rPr>
-          <w:rFonts w:ascii="Arial" w:hAnsi="Arial" w:cs="Arial"/>
-          <w:sz w:val="24"/>
-          <w:szCs w:val="24"/>
-          <w:lang w:val="pt-BR"/>
-        </w:rPr>
       </w:r>
       <w:r>
         <w:rPr>
@@ -1741,8 +1725,8 @@
       <w:r>
         <w:rPr>
           <w:rFonts w:ascii="Arial" w:hAnsi="Arial" w:cs="Arial"/>
-          <w:b w:val="0"/>
-          <w:bCs w:val="0"/>
+          <w:b/>
+          <w:bCs/>
           <w:color w:val="000000" w:themeColor="text1"/>
           <w:sz w:val="24"/>
           <w:szCs w:val="24"/>
@@ -2907,7 +2891,7 @@
         </w:rPr>
         <w:t xml:space="preserve"> de 20% ao FAJ (BB, Ag. 3832-6, C.C. 992.831-6, CNPJ: 07.778.585/0001-14; PIX: </w:t>
       </w:r>
-      <w:hyperlink r:id="rId10" w:tooltip="mailto:central.honorarios@defensoria.ba.def.br" w:history="1">
+      <w:hyperlink r:id="rId12" w:tooltip="mailto:central.honorarios@defensoria.ba.def.br" w:history="1">
         <w:r>
           <w:rPr>
             <w:rStyle w:val="1047"/>
@@ -3484,6 +3468,8 @@
       </w:r>
     </w:p>
     <w:sectPr>
+      <w:headerReference w:type="default" r:id="rId9"/>
+      <w:footerReference w:type="default" r:id="rId10"/>
       <w:footnotePr/>
       <w:endnotePr/>
       <w:type w:val="nextPage"/>
@@ -3528,6 +3514,109 @@
 </w:endnotes>
 </file>
 
+<file path=word/footer1.xml><?xml version="1.0" encoding="utf-8"?>
+<w:ftr xmlns:wpc="http://schemas.microsoft.com/office/word/2010/wordprocessingCanvas" xmlns:mc="http://schemas.openxmlformats.org/markup-compatibility/2006" xmlns:o="urn:schemas-microsoft-com:office:office" xmlns:r="http://schemas.openxmlformats.org/officeDocument/2006/relationships" xmlns:m="http://schemas.openxmlformats.org/officeDocument/2006/math" xmlns:v="urn:schemas-microsoft-com:vml" xmlns:wp14="http://schemas.microsoft.com/office/word/2010/wordprocessingDrawing" xmlns:wp="http://schemas.openxmlformats.org/drawingml/2006/wordprocessingDrawing" xmlns:w10="urn:schemas-microsoft-com:office:word" xmlns:w="http://schemas.openxmlformats.org/wordprocessingml/2006/main" xmlns:w14="http://schemas.microsoft.com/office/word/2010/wordml" xmlns:w15="http://schemas.microsoft.com/office/word/2012/wordml" xmlns:wpg="http://schemas.microsoft.com/office/word/2010/wordprocessingGroup" xmlns:wpi="http://schemas.microsoft.com/office/word/2010/wordprocessingInk" xmlns:wne="http://schemas.microsoft.com/office/word/2006/wordml" xmlns:a="http://schemas.openxmlformats.org/drawingml/2006/main" xmlns:wps="http://schemas.microsoft.com/office/word/2010/wordprocessingShape" mc:Ignorable="w14 w15 wp14">
+  <w:p>
+    <w:pPr>
+      <w:pBdr/>
+      <w:spacing/>
+      <w:ind/>
+      <w:rPr/>
+    </w:pPr>
+    <w:r>
+      <mc:AlternateContent>
+        <mc:Choice Requires="wpg">
+          <w:drawing>
+            <wp:anchor xmlns:wp="http://schemas.openxmlformats.org/drawingml/2006/wordprocessingDrawing" xmlns:wp14="http://schemas.microsoft.com/office/word/2010/wordprocessingDrawing" distT="0" distB="0" distL="114300" distR="114300" simplePos="0" relativeHeight="251658240" behindDoc="1" locked="0" layoutInCell="1" allowOverlap="1">
+              <wp:simplePos x="0" y="0"/>
+              <wp:positionH relativeFrom="margin">
+                <wp:align>center</wp:align>
+              </wp:positionH>
+              <wp:positionV relativeFrom="paragraph">
+                <wp:posOffset>21925</wp:posOffset>
+              </wp:positionV>
+              <wp:extent cx="7920356" cy="968583"/>
+              <wp:effectExtent l="0" t="0" r="0" b="0"/>
+              <wp:wrapNone/>
+              <wp:docPr id="2" name="drawing"/>
+              <wp:cNvGraphicFramePr>
+                <a:graphicFrameLocks xmlns:a="http://schemas.openxmlformats.org/drawingml/2006/main" noChangeAspect="1"/>
+              </wp:cNvGraphicFramePr>
+              <a:graphic xmlns:a="http://schemas.openxmlformats.org/drawingml/2006/main">
+                <a:graphicData uri="http://schemas.openxmlformats.org/drawingml/2006/picture">
+                  <pic:pic xmlns:pic="http://schemas.openxmlformats.org/drawingml/2006/picture">
+                    <pic:nvPicPr>
+                      <pic:cNvPr id="942093194" name="Picture 339061228"/>
+                      <pic:cNvPicPr>
+                        <a:picLocks noChangeAspect="1"/>
+                      </pic:cNvPicPr>
+                      <pic:nvPr/>
+                    </pic:nvPicPr>
+                    <pic:blipFill>
+                      <a:blip r:embed="rId1"/>
+                      <a:stretch/>
+                    </pic:blipFill>
+                    <pic:spPr bwMode="auto">
+                      <a:xfrm rot="0" flipH="0" flipV="0">
+                        <a:off x="0" y="0"/>
+                        <a:ext cx="7920356" cy="968582"/>
+                      </a:xfrm>
+                      <a:prstGeom prst="rect">
+                        <a:avLst/>
+                      </a:prstGeom>
+                    </pic:spPr>
+                  </pic:pic>
+                </a:graphicData>
+              </a:graphic>
+            </wp:anchor>
+          </w:drawing>
+        </mc:Choice>
+        <mc:Fallback>
+          <w:pict>
+            <v:shapetype id="_x0000_t75" coordsize="21600,21600" o:spt="75" o:preferrelative="t" path="m@4@5l@4@11@9@11@9@5xe" filled="f" stroked="f">
+              <v:stroke joinstyle="miter"/>
+              <v:formulas>
+                <v:f eqn="if lineDrawn pixelLineWidth 0"/>
+                <v:f eqn="sum @0 1 0"/>
+                <v:f eqn="sum 0 0 @1"/>
+                <v:f eqn="prod @2 1 2"/>
+                <v:f eqn="prod @3 21600 pixelWidth"/>
+                <v:f eqn="prod @3 21600 pixelHeight"/>
+                <v:f eqn="sum @0 0 1"/>
+                <v:f eqn="prod @6 1 2"/>
+                <v:f eqn="prod @7 21600 pixelWidth"/>
+                <v:f eqn="sum @8 21600 0"/>
+                <v:f eqn="prod @7 21600 pixelHeight"/>
+                <v:f eqn="sum @10 21600 0"/>
+              </v:formulas>
+              <v:path o:extrusionok="f" gradientshapeok="t" o:connecttype="rect"/>
+              <o:lock v:ext="edit" aspectratio="t"/>
+            </v:shapetype>
+            <v:shape id="_x0000_i1" o:spid="_x0000_s1" type="#_x0000_t75" style="position:absolute;z-index:-251658240;o:allowoverlap:true;o:allowincell:true;mso-position-horizontal-relative:margin;mso-position-horizontal:center;mso-position-vertical-relative:text;margin-top:1.73pt;mso-position-vertical:absolute;width:623.65pt;height:76.27pt;mso-wrap-distance-left:9.00pt;mso-wrap-distance-top:0.00pt;mso-wrap-distance-right:9.00pt;mso-wrap-distance-bottom:0.00pt;rotation:0;z-index:1;" stroked="false">
+              <v:imagedata r:id="rId1" o:title=""/>
+              <o:lock v:ext="edit" rotation="t"/>
+            </v:shape>
+          </w:pict>
+        </mc:Fallback>
+      </mc:AlternateContent>
+    </w:r>
+    <w:r/>
+    <w:r/>
+  </w:p>
+  <w:p>
+    <w:pPr>
+      <w:pStyle w:val="898"/>
+      <w:pBdr/>
+      <w:spacing/>
+      <w:ind/>
+      <w:rPr/>
+    </w:pPr>
+    <w:r/>
+    <w:r/>
+  </w:p>
+</w:ftr>
+</file>
+
 <file path=word/footnotes.xml><?xml version="1.0" encoding="utf-8"?>
 <w:footnotes xmlns:wpc="http://schemas.microsoft.com/office/word/2010/wordprocessingCanvas" xmlns:mc="http://schemas.openxmlformats.org/markup-compatibility/2006" xmlns:o="urn:schemas-microsoft-com:office:office" xmlns:r="http://schemas.openxmlformats.org/officeDocument/2006/relationships" xmlns:m="http://schemas.openxmlformats.org/officeDocument/2006/math" xmlns:v="urn:schemas-microsoft-com:vml" xmlns:wp14="http://schemas.microsoft.com/office/word/2010/wordprocessingDrawing" xmlns:wp="http://schemas.openxmlformats.org/drawingml/2006/wordprocessingDrawing" xmlns:w10="urn:schemas-microsoft-com:office:word" xmlns:w="http://schemas.openxmlformats.org/wordprocessingml/2006/main" xmlns:w14="http://schemas.microsoft.com/office/word/2010/wordml" xmlns:w15="http://schemas.microsoft.com/office/word/2012/wordml" xmlns:wpg="http://schemas.microsoft.com/office/word/2010/wordprocessingGroup" xmlns:wpi="http://schemas.microsoft.com/office/word/2010/wordprocessingInk" xmlns:wne="http://schemas.microsoft.com/office/word/2006/wordml" xmlns:a="http://schemas.openxmlformats.org/drawingml/2006/main" xmlns:wps="http://schemas.microsoft.com/office/word/2010/wordprocessingShape" mc:Ignorable="w14 w15 wp14">
   <w:footnote w:type="separator" w:id="-1">
@@ -3559,6 +3648,109 @@
     </w:p>
   </w:footnote>
 </w:footnotes>
+</file>
+
+<file path=word/header1.xml><?xml version="1.0" encoding="utf-8"?>
+<w:hdr xmlns:wpc="http://schemas.microsoft.com/office/word/2010/wordprocessingCanvas" xmlns:mc="http://schemas.openxmlformats.org/markup-compatibility/2006" xmlns:o="urn:schemas-microsoft-com:office:office" xmlns:r="http://schemas.openxmlformats.org/officeDocument/2006/relationships" xmlns:m="http://schemas.openxmlformats.org/officeDocument/2006/math" xmlns:v="urn:schemas-microsoft-com:vml" xmlns:wp14="http://schemas.microsoft.com/office/word/2010/wordprocessingDrawing" xmlns:wp="http://schemas.openxmlformats.org/drawingml/2006/wordprocessingDrawing" xmlns:w10="urn:schemas-microsoft-com:office:word" xmlns:w="http://schemas.openxmlformats.org/wordprocessingml/2006/main" xmlns:w14="http://schemas.microsoft.com/office/word/2010/wordml" xmlns:w15="http://schemas.microsoft.com/office/word/2012/wordml" xmlns:wpg="http://schemas.microsoft.com/office/word/2010/wordprocessingGroup" xmlns:wpi="http://schemas.microsoft.com/office/word/2010/wordprocessingInk" xmlns:wne="http://schemas.microsoft.com/office/word/2006/wordml" xmlns:a="http://schemas.openxmlformats.org/drawingml/2006/main" xmlns:wps="http://schemas.microsoft.com/office/word/2010/wordprocessingShape" mc:Ignorable="w14 w15 wp14">
+  <w:p>
+    <w:pPr>
+      <w:pBdr/>
+      <w:spacing/>
+      <w:ind/>
+      <w:rPr/>
+    </w:pPr>
+    <w:r>
+      <mc:AlternateContent>
+        <mc:Choice Requires="wpg">
+          <w:drawing>
+            <wp:anchor xmlns:wp="http://schemas.openxmlformats.org/drawingml/2006/wordprocessingDrawing" xmlns:wp14="http://schemas.microsoft.com/office/word/2010/wordprocessingDrawing" distT="0" distB="0" distL="114300" distR="114300" simplePos="0" relativeHeight="251658240" behindDoc="1" locked="0" layoutInCell="1" allowOverlap="1">
+              <wp:simplePos x="0" y="0"/>
+              <wp:positionH relativeFrom="margin">
+                <wp:posOffset>-1136887</wp:posOffset>
+              </wp:positionH>
+              <wp:positionV relativeFrom="paragraph">
+                <wp:posOffset>-602415</wp:posOffset>
+              </wp:positionV>
+              <wp:extent cx="7760175" cy="1814431"/>
+              <wp:effectExtent l="0" t="0" r="0" b="0"/>
+              <wp:wrapNone/>
+              <wp:docPr id="1" name="drawing"/>
+              <wp:cNvGraphicFramePr>
+                <a:graphicFrameLocks xmlns:a="http://schemas.openxmlformats.org/drawingml/2006/main" noChangeAspect="1"/>
+              </wp:cNvGraphicFramePr>
+              <a:graphic xmlns:a="http://schemas.openxmlformats.org/drawingml/2006/main">
+                <a:graphicData uri="http://schemas.openxmlformats.org/drawingml/2006/picture">
+                  <pic:pic xmlns:pic="http://schemas.openxmlformats.org/drawingml/2006/picture">
+                    <pic:nvPicPr>
+                      <pic:cNvPr id="1076638642" name="Picture 693740786"/>
+                      <pic:cNvPicPr>
+                        <a:picLocks noChangeAspect="1"/>
+                      </pic:cNvPicPr>
+                      <pic:nvPr/>
+                    </pic:nvPicPr>
+                    <pic:blipFill>
+                      <a:blip r:embed="rId1"/>
+                      <a:stretch/>
+                    </pic:blipFill>
+                    <pic:spPr bwMode="auto">
+                      <a:xfrm rot="0" flipH="0" flipV="0">
+                        <a:off x="0" y="0"/>
+                        <a:ext cx="7760174" cy="1814430"/>
+                      </a:xfrm>
+                      <a:prstGeom prst="rect">
+                        <a:avLst/>
+                      </a:prstGeom>
+                    </pic:spPr>
+                  </pic:pic>
+                </a:graphicData>
+              </a:graphic>
+            </wp:anchor>
+          </w:drawing>
+        </mc:Choice>
+        <mc:Fallback>
+          <w:pict>
+            <v:shapetype id="_x0000_t75" coordsize="21600,21600" o:spt="75" o:preferrelative="t" path="m@4@5l@4@11@9@11@9@5xe" filled="f" stroked="f">
+              <v:stroke joinstyle="miter"/>
+              <v:formulas>
+                <v:f eqn="if lineDrawn pixelLineWidth 0"/>
+                <v:f eqn="sum @0 1 0"/>
+                <v:f eqn="sum 0 0 @1"/>
+                <v:f eqn="prod @2 1 2"/>
+                <v:f eqn="prod @3 21600 pixelWidth"/>
+                <v:f eqn="prod @3 21600 pixelHeight"/>
+                <v:f eqn="sum @0 0 1"/>
+                <v:f eqn="prod @6 1 2"/>
+                <v:f eqn="prod @7 21600 pixelWidth"/>
+                <v:f eqn="sum @8 21600 0"/>
+                <v:f eqn="prod @7 21600 pixelHeight"/>
+                <v:f eqn="sum @10 21600 0"/>
+              </v:formulas>
+              <v:path o:extrusionok="f" gradientshapeok="t" o:connecttype="rect"/>
+              <o:lock v:ext="edit" aspectratio="t"/>
+            </v:shapetype>
+            <v:shape id="_x0000_i0" o:spid="_x0000_s0" type="#_x0000_t75" style="position:absolute;z-index:-251658240;o:allowoverlap:true;o:allowincell:true;mso-position-horizontal-relative:margin;margin-left:-89.52pt;mso-position-horizontal:absolute;mso-position-vertical-relative:text;margin-top:-47.43pt;mso-position-vertical:absolute;width:611.04pt;height:142.87pt;mso-wrap-distance-left:9.00pt;mso-wrap-distance-top:0.00pt;mso-wrap-distance-right:9.00pt;mso-wrap-distance-bottom:0.00pt;rotation:0;z-index:1;" stroked="false">
+              <v:imagedata r:id="rId1" o:title=""/>
+              <o:lock v:ext="edit" rotation="t"/>
+            </v:shape>
+          </w:pict>
+        </mc:Fallback>
+      </mc:AlternateContent>
+    </w:r>
+    <w:r/>
+    <w:r/>
+  </w:p>
+  <w:p>
+    <w:pPr>
+      <w:pStyle w:val="896"/>
+      <w:pBdr/>
+      <w:spacing/>
+      <w:ind/>
+      <w:rPr/>
+    </w:pPr>
+    <w:r/>
+    <w:r/>
+  </w:p>
+</w:hdr>
 </file>
 
 <file path=word/numbering.xml><?xml version="1.0" encoding="utf-8"?>
